--- a/arb/docx/015.content.docx
+++ b/arb/docx/015.content.docx
@@ -163,28 +163,6 @@
           <w:lang w:val="ar_AE" w:bidi="ar_AE"/>
         </w:rPr>
         <w:t>ظ</w:t>
-      </w:r>
-      <w:r>
-        <w:rPr>
-          <w:lang w:val="ar_AE" w:bidi="ar_AE"/>
-        </w:rPr>
-      </w:r>
-    </w:p>
-    <w:p>
-      <w:pPr>
-        <w:bidi/>
-      </w:pPr>
-      <w:r>
-        <w:rPr>
-          <w:lang w:val="ar_AE" w:bidi="ar_AE"/>
-        </w:rPr>
-      </w:r>
-      <w:r>
-        <w:rPr>
-          <w:i/>
-          <w:lang w:val="ar_AE" w:bidi="ar_AE"/>
-        </w:rPr>
-        <w:t>الظلمة والنور</w:t>
       </w:r>
       <w:r>
         <w:rPr>

--- a/arb/docx/015.content.docx
+++ b/arb/docx/015.content.docx
@@ -22,7 +22,7 @@
         <w:rPr>
           <w:lang w:val="ar_AE" w:bidi="ar_AE"/>
         </w:rPr>
-        <w:t>Resource: Study Notes - Themes (Tyndale)</w:t>
+        <w:t>Resource: Tyndale Open Study Notes</w:t>
       </w:r>
       <w:r>
         <w:rPr>
@@ -122,7 +122,7 @@
         <w:rPr>
           <w:lang w:val="ar_AE" w:bidi="ar_AE"/>
         </w:rPr>
-        <w:t>Study Notes - Themes (Tyndale)</w:t>
+        <w:t>Tyndale Open Study Notes</w:t>
       </w:r>
     </w:p>
     <w:p>

--- a/arb/docx/015.content.docx
+++ b/arb/docx/015.content.docx
@@ -22,7 +22,7 @@
         <w:rPr>
           <w:lang w:val="ar_AE" w:bidi="ar_AE"/>
         </w:rPr>
-        <w:t>Resource: Tyndale Open Study Notes</w:t>
+        <w:t>Resource: Aquifer Open Study Notes (Themes)</w:t>
       </w:r>
       <w:r>
         <w:rPr>
@@ -122,7 +122,7 @@
         <w:rPr>
           <w:lang w:val="ar_AE" w:bidi="ar_AE"/>
         </w:rPr>
-        <w:t>Tyndale Open Study Notes</w:t>
+        <w:t>Aquifer Open Study Notes (Themes)</w:t>
       </w:r>
     </w:p>
     <w:p>

--- a/arb/docx/015.content.docx
+++ b/arb/docx/015.content.docx
@@ -9,6 +9,8 @@
       </w:pPr>
       <w:r>
         <w:rPr>
+          <w:rtl/>
+          <w:cs/>
           <w:lang w:val="ar_AE" w:bidi="ar_AE"/>
         </w:rPr>
       </w:r>
@@ -20,12 +22,16 @@
       </w:pPr>
       <w:r>
         <w:rPr>
+          <w:rtl/>
+          <w:cs/>
           <w:lang w:val="ar_AE" w:bidi="ar_AE"/>
         </w:rPr>
         <w:t>Resource: Aquifer Open Study Notes (Themes)</w:t>
       </w:r>
       <w:r>
         <w:rPr>
+          <w:rtl/>
+          <w:cs/>
           <w:lang w:val="ar_AE" w:bidi="ar_AE"/>
         </w:rPr>
       </w:r>
@@ -36,12 +42,16 @@
       </w:pPr>
       <w:r>
         <w:rPr>
+          <w:rtl/>
+          <w:cs/>
           <w:lang w:val="ar_AE" w:bidi="ar_AE"/>
         </w:rPr>
       </w:r>
       <w:r>
         <w:rPr>
           <w:b/>
+          <w:rtl/>
+          <w:cs/>
           <w:lang w:val="ar_AE" w:bidi="ar_AE"/>
         </w:rPr>
         <w:t>Aquifer Open Study Notes (Themes)</w:t>
@@ -53,35 +63,47 @@
       </w:pPr>
       <w:r>
         <w:rPr>
-          <w:lang w:val="ar_AE" w:bidi="ar_AE"/>
-        </w:rPr>
-      </w:r>
-      <w:r>
-        <w:rPr>
+          <w:rtl/>
+          <w:cs/>
+          <w:lang w:val="ar_AE" w:bidi="ar_AE"/>
+        </w:rPr>
+      </w:r>
+      <w:r>
+        <w:rPr>
+          <w:rtl/>
+          <w:cs/>
           <w:lang w:val="ar_AE" w:bidi="ar_AE"/>
         </w:rPr>
         <w:t xml:space="preserve">This work is an adaptation of </w:t>
       </w:r>
       <w:r>
         <w:rPr>
+          <w:rtl/>
+          <w:cs/>
           <w:lang w:val="ar_AE" w:bidi="ar_AE"/>
         </w:rPr>
         <w:t>Tyndale Open Study Notes</w:t>
       </w:r>
       <w:r>
         <w:rPr>
+          <w:rtl/>
+          <w:cs/>
           <w:lang w:val="ar_AE" w:bidi="ar_AE"/>
         </w:rPr>
         <w:t xml:space="preserve"> © 2023 Tyndale House Publishers, licensed under the CC BY-SA 4.0 license. The adaptation, </w:t>
       </w:r>
       <w:r>
         <w:rPr>
+          <w:rtl/>
+          <w:cs/>
           <w:lang w:val="ar_AE" w:bidi="ar_AE"/>
         </w:rPr>
         <w:t>Aquifer Open Study Notes</w:t>
       </w:r>
       <w:r>
         <w:rPr>
+          <w:rtl/>
+          <w:cs/>
           <w:lang w:val="ar_AE" w:bidi="ar_AE"/>
         </w:rPr>
         <w:t>, was created by Mission Mutual and is also licensed under CC BY-SA 4.0.</w:t>
@@ -93,22 +115,30 @@
       </w:pPr>
       <w:r>
         <w:rPr>
-          <w:lang w:val="ar_AE" w:bidi="ar_AE"/>
-        </w:rPr>
-      </w:r>
-      <w:r>
-        <w:rPr>
+          <w:rtl/>
+          <w:cs/>
+          <w:lang w:val="ar_AE" w:bidi="ar_AE"/>
+        </w:rPr>
+      </w:r>
+      <w:r>
+        <w:rPr>
+          <w:rtl/>
+          <w:cs/>
           <w:lang w:val="ar_AE" w:bidi="ar_AE"/>
         </w:rPr>
         <w:t>This resource has been adapted into multiple languages, including English, Tok Pisin, Arabic (عربي), French (Français), Hindi (हिंदी), Indonesian (Bahasa Indonesia), Portuguese (Português), Russian (Русский), Spanish (Español), Swahili (Kiswahili), and Simplified Chinese (简体中文).</w:t>
       </w:r>
       <w:r>
         <w:rPr>
-          <w:lang w:val="ar_AE" w:bidi="ar_AE"/>
-        </w:rPr>
-      </w:r>
-      <w:r>
-        <w:rPr>
+          <w:rtl/>
+          <w:cs/>
+          <w:lang w:val="ar_AE" w:bidi="ar_AE"/>
+        </w:rPr>
+      </w:r>
+      <w:r>
+        <w:rPr>
+          <w:rtl/>
+          <w:cs/>
           <w:lang w:val="ar_AE" w:bidi="ar_AE"/>
         </w:rPr>
       </w:r>
@@ -120,6 +150,8 @@
       </w:pPr>
       <w:r>
         <w:rPr>
+          <w:rtl/>
+          <w:cs/>
           <w:lang w:val="ar_AE" w:bidi="ar_AE"/>
         </w:rPr>
         <w:t>Aquifer Open Study Notes (Themes)</w:t>
@@ -149,6 +181,8 @@
       </w:pPr>
       <w:r>
         <w:rPr>
+          <w:rtl/>
+          <w:cs/>
           <w:lang w:val="ar_AE" w:bidi="ar_AE"/>
         </w:rPr>
       </w:r>
@@ -160,12 +194,16 @@
       </w:pPr>
       <w:r>
         <w:rPr>
+          <w:rtl/>
+          <w:cs/>
           <w:lang w:val="ar_AE" w:bidi="ar_AE"/>
         </w:rPr>
         <w:t>ظ</w:t>
       </w:r>
       <w:r>
         <w:rPr>
+          <w:rtl/>
+          <w:cs/>
           <w:lang w:val="ar_AE" w:bidi="ar_AE"/>
         </w:rPr>
       </w:r>
@@ -176,22 +214,30 @@
       </w:pPr>
       <w:r>
         <w:rPr>
-          <w:lang w:val="ar_AE" w:bidi="ar_AE"/>
-        </w:rPr>
-      </w:r>
-      <w:r>
-        <w:rPr>
-          <w:lang w:val="ar_AE" w:bidi="ar_AE"/>
-        </w:rPr>
-        <w:t xml:space="preserve"> </w:t>
-      </w:r>
-      <w:r>
-        <w:rPr>
-          <w:lang w:val="ar_AE" w:bidi="ar_AE"/>
-        </w:rPr>
-      </w:r>
-      <w:r>
-        <w:rPr>
+          <w:rtl/>
+          <w:cs/>
+          <w:lang w:val="ar_AE" w:bidi="ar_AE"/>
+        </w:rPr>
+      </w:r>
+      <w:r>
+        <w:rPr>
+          <w:rtl/>
+          <w:cs/>
+          <w:lang w:val="ar_AE" w:bidi="ar_AE"/>
+        </w:rPr>
+        <w:t xml:space="preserve"> </w:t>
+      </w:r>
+      <w:r>
+        <w:rPr>
+          <w:rtl/>
+          <w:cs/>
+          <w:lang w:val="ar_AE" w:bidi="ar_AE"/>
+        </w:rPr>
+      </w:r>
+      <w:r>
+        <w:rPr>
+          <w:rtl/>
+          <w:cs/>
           <w:lang w:val="ar_AE" w:bidi="ar_AE"/>
         </w:rPr>
       </w:r>
@@ -217,6 +263,8 @@
       </w:pPr>
       <w:r>
         <w:rPr>
+          <w:rtl/>
+          <w:cs/>
           <w:lang w:val="ar_AE" w:bidi="ar_AE"/>
         </w:rPr>
       </w:r>
@@ -228,12 +276,16 @@
       </w:pPr>
       <w:r>
         <w:rPr>
+          <w:rtl/>
+          <w:cs/>
           <w:lang w:val="ar_AE" w:bidi="ar_AE"/>
         </w:rPr>
         <w:t>الظلمة والنور</w:t>
       </w:r>
       <w:r>
         <w:rPr>
+          <w:rtl/>
+          <w:cs/>
           <w:lang w:val="ar_AE" w:bidi="ar_AE"/>
         </w:rPr>
       </w:r>
@@ -245,6 +297,8 @@
       </w:pPr>
       <w:r>
         <w:rPr>
+          <w:rtl/>
+          <w:cs/>
           <w:lang w:val="ar_AE" w:bidi="ar_AE"/>
         </w:rPr>
         <w:t>الظلمة</w:t>
@@ -256,11 +310,15 @@
       </w:pPr>
       <w:r>
         <w:rPr>
-          <w:lang w:val="ar_AE" w:bidi="ar_AE"/>
-        </w:rPr>
-      </w:r>
-      <w:r>
-        <w:rPr>
+          <w:rtl/>
+          <w:cs/>
+          <w:lang w:val="ar_AE" w:bidi="ar_AE"/>
+        </w:rPr>
+      </w:r>
+      <w:r>
+        <w:rPr>
+          <w:rtl/>
+          <w:cs/>
           <w:lang w:val="ar_AE" w:bidi="ar_AE"/>
         </w:rPr>
         <w:t>تعني الظلمة غياب النور. ولم يكن هناك نور إلى أن أمر الله بظهوره. بعد ذلك، فصل الله بين النور والظلمة (</w:t>
@@ -268,6 +326,8 @@
       <w:hyperlink r:id="rId13">
         <w:r>
           <w:rPr>
+            <w:rtl/>
+            <w:cs/>
             <w:lang w:val="ar_AE" w:bidi="ar_AE"/>
           </w:rPr>
           <w:rPr>
@@ -279,6 +339,8 @@
       </w:hyperlink>
       <w:r>
         <w:rPr>
+          <w:rtl/>
+          <w:cs/>
           <w:lang w:val="ar_AE" w:bidi="ar_AE"/>
         </w:rPr>
         <w:t xml:space="preserve">، </w:t>
@@ -286,6 +348,8 @@
       <w:hyperlink r:id="rId14">
         <w:r>
           <w:rPr>
+            <w:rtl/>
+            <w:cs/>
             <w:lang w:val="ar_AE" w:bidi="ar_AE"/>
           </w:rPr>
           <w:rPr>
@@ -297,6 +361,8 @@
       </w:hyperlink>
       <w:r>
         <w:rPr>
+          <w:rtl/>
+          <w:cs/>
           <w:lang w:val="ar_AE" w:bidi="ar_AE"/>
         </w:rPr>
         <w:t xml:space="preserve">، </w:t>
@@ -304,6 +370,8 @@
       <w:hyperlink r:id="rId15">
         <w:r>
           <w:rPr>
+            <w:rtl/>
+            <w:cs/>
             <w:lang w:val="ar_AE" w:bidi="ar_AE"/>
           </w:rPr>
           <w:rPr>
@@ -315,6 +383,8 @@
       </w:hyperlink>
       <w:r>
         <w:rPr>
+          <w:rtl/>
+          <w:cs/>
           <w:lang w:val="ar_AE" w:bidi="ar_AE"/>
         </w:rPr>
         <w:t>). وكانت الضربة التاسعة التي أوقعها الله على أرض مصر عبارة عن ثلاثة أيام من الظلام الدامس، دون أي نور على الإطلاق (</w:t>
@@ -322,6 +392,8 @@
       <w:hyperlink r:id="rId16">
         <w:r>
           <w:rPr>
+            <w:rtl/>
+            <w:cs/>
             <w:lang w:val="ar_AE" w:bidi="ar_AE"/>
           </w:rPr>
           <w:rPr>
@@ -333,6 +405,8 @@
       </w:hyperlink>
       <w:r>
         <w:rPr>
+          <w:rtl/>
+          <w:cs/>
           <w:lang w:val="ar_AE" w:bidi="ar_AE"/>
         </w:rPr>
         <w:t>).</w:t>
@@ -344,11 +418,15 @@
       </w:pPr>
       <w:r>
         <w:rPr>
-          <w:lang w:val="ar_AE" w:bidi="ar_AE"/>
-        </w:rPr>
-      </w:r>
-      <w:r>
-        <w:rPr>
+          <w:rtl/>
+          <w:cs/>
+          <w:lang w:val="ar_AE" w:bidi="ar_AE"/>
+        </w:rPr>
+      </w:r>
+      <w:r>
+        <w:rPr>
+          <w:rtl/>
+          <w:cs/>
           <w:lang w:val="ar_AE" w:bidi="ar_AE"/>
         </w:rPr>
         <w:t>إن الضباب والظلمة يحيطان بالله (</w:t>
@@ -356,6 +434,8 @@
       <w:hyperlink r:id="rId17">
         <w:r>
           <w:rPr>
+            <w:rtl/>
+            <w:cs/>
             <w:lang w:val="ar_AE" w:bidi="ar_AE"/>
           </w:rPr>
           <w:rPr>
@@ -367,6 +447,8 @@
       </w:hyperlink>
       <w:r>
         <w:rPr>
+          <w:rtl/>
+          <w:cs/>
           <w:lang w:val="ar_AE" w:bidi="ar_AE"/>
         </w:rPr>
         <w:t xml:space="preserve"> </w:t>
@@ -374,6 +456,8 @@
       <w:hyperlink r:id="rId18">
         <w:r>
           <w:rPr>
+            <w:rtl/>
+            <w:cs/>
             <w:lang w:val="ar_AE" w:bidi="ar_AE"/>
           </w:rPr>
           <w:rPr>
@@ -385,6 +469,8 @@
       </w:hyperlink>
       <w:r>
         <w:rPr>
+          <w:rtl/>
+          <w:cs/>
           <w:lang w:val="ar_AE" w:bidi="ar_AE"/>
         </w:rPr>
         <w:t xml:space="preserve"> </w:t>
@@ -392,6 +478,8 @@
       <w:hyperlink r:id="rId19">
         <w:r>
           <w:rPr>
+            <w:rtl/>
+            <w:cs/>
             <w:lang w:val="ar_AE" w:bidi="ar_AE"/>
           </w:rPr>
           <w:rPr>
@@ -403,6 +491,8 @@
       </w:hyperlink>
       <w:r>
         <w:rPr>
+          <w:rtl/>
+          <w:cs/>
           <w:lang w:val="ar_AE" w:bidi="ar_AE"/>
         </w:rPr>
         <w:t xml:space="preserve"> </w:t>
@@ -410,6 +500,8 @@
       <w:hyperlink r:id="rId20">
         <w:r>
           <w:rPr>
+            <w:rtl/>
+            <w:cs/>
             <w:lang w:val="ar_AE" w:bidi="ar_AE"/>
           </w:rPr>
           <w:rPr>
@@ -421,6 +513,8 @@
       </w:hyperlink>
       <w:r>
         <w:rPr>
+          <w:rtl/>
+          <w:cs/>
           <w:lang w:val="ar_AE" w:bidi="ar_AE"/>
         </w:rPr>
         <w:t xml:space="preserve"> </w:t>
@@ -428,6 +522,8 @@
       <w:hyperlink r:id="rId21">
         <w:r>
           <w:rPr>
+            <w:rtl/>
+            <w:cs/>
             <w:lang w:val="ar_AE" w:bidi="ar_AE"/>
           </w:rPr>
           <w:rPr>
@@ -439,6 +535,8 @@
       </w:hyperlink>
       <w:r>
         <w:rPr>
+          <w:rtl/>
+          <w:cs/>
           <w:lang w:val="ar_AE" w:bidi="ar_AE"/>
         </w:rPr>
         <w:t xml:space="preserve"> </w:t>
@@ -446,6 +544,8 @@
       <w:hyperlink r:id="rId22">
         <w:r>
           <w:rPr>
+            <w:rtl/>
+            <w:cs/>
             <w:lang w:val="ar_AE" w:bidi="ar_AE"/>
           </w:rPr>
           <w:rPr>
@@ -457,6 +557,8 @@
       </w:hyperlink>
       <w:r>
         <w:rPr>
+          <w:rtl/>
+          <w:cs/>
           <w:lang w:val="ar_AE" w:bidi="ar_AE"/>
         </w:rPr>
         <w:t>). فهو يسكن في الضباب (</w:t>
@@ -464,6 +566,8 @@
       <w:hyperlink r:id="rId23">
         <w:r>
           <w:rPr>
+            <w:rtl/>
+            <w:cs/>
             <w:lang w:val="ar_AE" w:bidi="ar_AE"/>
           </w:rPr>
           <w:rPr>
@@ -476,12 +580,16 @@
       <w:r>
         <w:rPr>
           <w:i/>
-          <w:lang w:val="ar_AE" w:bidi="ar_AE"/>
-        </w:rPr>
-        <w:t xml:space="preserve"> </w:t>
-      </w:r>
-      <w:r>
-        <w:rPr>
+          <w:rtl/>
+          <w:cs/>
+          <w:lang w:val="ar_AE" w:bidi="ar_AE"/>
+        </w:rPr>
+        <w:t xml:space="preserve"> </w:t>
+      </w:r>
+      <w:r>
+        <w:rPr>
+          <w:rtl/>
+          <w:cs/>
           <w:lang w:val="ar_AE" w:bidi="ar_AE"/>
         </w:rPr>
         <w:t>والمقطع الموازي له في</w:t>
@@ -489,6 +597,8 @@
       <w:r>
         <w:rPr>
           <w:i/>
+          <w:rtl/>
+          <w:cs/>
           <w:lang w:val="ar_AE" w:bidi="ar_AE"/>
         </w:rPr>
         <w:t xml:space="preserve"> </w:t>
@@ -496,6 +606,8 @@
       <w:hyperlink r:id="rId24">
         <w:r>
           <w:rPr>
+            <w:rtl/>
+            <w:cs/>
             <w:lang w:val="ar_AE" w:bidi="ar_AE"/>
           </w:rPr>
           <w:rPr>
@@ -507,6 +619,8 @@
       </w:hyperlink>
       <w:r>
         <w:rPr>
+          <w:rtl/>
+          <w:cs/>
           <w:lang w:val="ar_AE" w:bidi="ar_AE"/>
         </w:rPr>
         <w:t>). كذلك، إن ضبابًا تحت رجليه (</w:t>
@@ -514,6 +628,8 @@
       <w:hyperlink r:id="rId25">
         <w:r>
           <w:rPr>
+            <w:rtl/>
+            <w:cs/>
             <w:lang w:val="ar_AE" w:bidi="ar_AE"/>
           </w:rPr>
           <w:rPr>
@@ -526,12 +642,16 @@
       <w:r>
         <w:rPr>
           <w:i/>
-          <w:lang w:val="ar_AE" w:bidi="ar_AE"/>
-        </w:rPr>
-        <w:t xml:space="preserve"> </w:t>
-      </w:r>
-      <w:r>
-        <w:rPr>
+          <w:rtl/>
+          <w:cs/>
+          <w:lang w:val="ar_AE" w:bidi="ar_AE"/>
+        </w:rPr>
+        <w:t xml:space="preserve"> </w:t>
+      </w:r>
+      <w:r>
+        <w:rPr>
+          <w:rtl/>
+          <w:cs/>
           <w:lang w:val="ar_AE" w:bidi="ar_AE"/>
         </w:rPr>
         <w:t xml:space="preserve">والمقطع الموازي له في </w:t>
@@ -539,6 +659,8 @@
       <w:hyperlink r:id="rId26">
         <w:r>
           <w:rPr>
+            <w:rtl/>
+            <w:cs/>
             <w:lang w:val="ar_AE" w:bidi="ar_AE"/>
           </w:rPr>
           <w:rPr>
@@ -550,6 +672,8 @@
       </w:hyperlink>
       <w:r>
         <w:rPr>
+          <w:rtl/>
+          <w:cs/>
           <w:lang w:val="ar_AE" w:bidi="ar_AE"/>
         </w:rPr>
         <w:t>). فإننا لا نستطيع أن نعرف الله إلا إذا أعلن هو عن ذاته.</w:t>
@@ -561,11 +685,15 @@
       </w:pPr>
       <w:r>
         <w:rPr>
-          <w:lang w:val="ar_AE" w:bidi="ar_AE"/>
-        </w:rPr>
-      </w:r>
-      <w:r>
-        <w:rPr>
+          <w:rtl/>
+          <w:cs/>
+          <w:lang w:val="ar_AE" w:bidi="ar_AE"/>
+        </w:rPr>
+      </w:r>
+      <w:r>
+        <w:rPr>
+          <w:rtl/>
+          <w:cs/>
           <w:lang w:val="ar_AE" w:bidi="ar_AE"/>
         </w:rPr>
         <w:t>كثيرًا ما تمثِّل الظلمة الضيق والقلق، أو قد تشير إلى الارتباك والحيرة والدمار الذين يقاسيهم الأشرار (</w:t>
@@ -573,6 +701,8 @@
       <w:hyperlink r:id="rId27">
         <w:r>
           <w:rPr>
+            <w:rtl/>
+            <w:cs/>
             <w:lang w:val="ar_AE" w:bidi="ar_AE"/>
           </w:rPr>
           <w:rPr>
@@ -584,6 +714,8 @@
       </w:hyperlink>
       <w:r>
         <w:rPr>
+          <w:rtl/>
+          <w:cs/>
           <w:lang w:val="ar_AE" w:bidi="ar_AE"/>
         </w:rPr>
         <w:t xml:space="preserve"> </w:t>
@@ -591,6 +723,8 @@
       <w:hyperlink r:id="rId28">
         <w:r>
           <w:rPr>
+            <w:rtl/>
+            <w:cs/>
             <w:lang w:val="ar_AE" w:bidi="ar_AE"/>
           </w:rPr>
           <w:rPr>
@@ -602,6 +736,8 @@
       </w:hyperlink>
       <w:r>
         <w:rPr>
+          <w:rtl/>
+          <w:cs/>
           <w:lang w:val="ar_AE" w:bidi="ar_AE"/>
         </w:rPr>
         <w:t xml:space="preserve"> </w:t>
@@ -609,6 +745,8 @@
       <w:hyperlink r:id="rId29">
         <w:r>
           <w:rPr>
+            <w:rtl/>
+            <w:cs/>
             <w:lang w:val="ar_AE" w:bidi="ar_AE"/>
           </w:rPr>
           <w:rPr>
@@ -620,6 +758,8 @@
       </w:hyperlink>
       <w:r>
         <w:rPr>
+          <w:rtl/>
+          <w:cs/>
           <w:lang w:val="ar_AE" w:bidi="ar_AE"/>
         </w:rPr>
         <w:t xml:space="preserve"> </w:t>
@@ -627,6 +767,8 @@
       <w:hyperlink r:id="rId30">
         <w:r>
           <w:rPr>
+            <w:rtl/>
+            <w:cs/>
             <w:lang w:val="ar_AE" w:bidi="ar_AE"/>
           </w:rPr>
           <w:rPr>
@@ -638,6 +780,8 @@
       </w:hyperlink>
       <w:r>
         <w:rPr>
+          <w:rtl/>
+          <w:cs/>
           <w:lang w:val="ar_AE" w:bidi="ar_AE"/>
         </w:rPr>
         <w:t xml:space="preserve"> </w:t>
@@ -645,6 +789,8 @@
       <w:hyperlink r:id="rId31">
         <w:r>
           <w:rPr>
+            <w:rtl/>
+            <w:cs/>
             <w:lang w:val="ar_AE" w:bidi="ar_AE"/>
           </w:rPr>
           <w:rPr>
@@ -656,6 +802,8 @@
       </w:hyperlink>
       <w:r>
         <w:rPr>
+          <w:rtl/>
+          <w:cs/>
           <w:lang w:val="ar_AE" w:bidi="ar_AE"/>
         </w:rPr>
         <w:t xml:space="preserve"> </w:t>
@@ -663,6 +811,8 @@
       <w:hyperlink r:id="rId32">
         <w:r>
           <w:rPr>
+            <w:rtl/>
+            <w:cs/>
             <w:lang w:val="ar_AE" w:bidi="ar_AE"/>
           </w:rPr>
           <w:rPr>
@@ -674,6 +824,8 @@
       </w:hyperlink>
       <w:r>
         <w:rPr>
+          <w:rtl/>
+          <w:cs/>
           <w:lang w:val="ar_AE" w:bidi="ar_AE"/>
         </w:rPr>
         <w:t xml:space="preserve"> </w:t>
@@ -681,6 +833,8 @@
       <w:hyperlink r:id="rId33">
         <w:r>
           <w:rPr>
+            <w:rtl/>
+            <w:cs/>
             <w:lang w:val="ar_AE" w:bidi="ar_AE"/>
           </w:rPr>
           <w:rPr>
@@ -692,6 +846,8 @@
       </w:hyperlink>
       <w:r>
         <w:rPr>
+          <w:rtl/>
+          <w:cs/>
           <w:lang w:val="ar_AE" w:bidi="ar_AE"/>
         </w:rPr>
         <w:t xml:space="preserve"> </w:t>
@@ -699,6 +855,8 @@
       <w:hyperlink r:id="rId34">
         <w:r>
           <w:rPr>
+            <w:rtl/>
+            <w:cs/>
             <w:lang w:val="ar_AE" w:bidi="ar_AE"/>
           </w:rPr>
           <w:rPr>
@@ -710,6 +868,8 @@
       </w:hyperlink>
       <w:r>
         <w:rPr>
+          <w:rtl/>
+          <w:cs/>
           <w:lang w:val="ar_AE" w:bidi="ar_AE"/>
         </w:rPr>
         <w:t>).</w:t>
@@ -721,11 +881,15 @@
       </w:pPr>
       <w:r>
         <w:rPr>
-          <w:lang w:val="ar_AE" w:bidi="ar_AE"/>
-        </w:rPr>
-      </w:r>
-      <w:r>
-        <w:rPr>
+          <w:rtl/>
+          <w:cs/>
+          <w:lang w:val="ar_AE" w:bidi="ar_AE"/>
+        </w:rPr>
+      </w:r>
+      <w:r>
+        <w:rPr>
+          <w:rtl/>
+          <w:cs/>
           <w:lang w:val="ar_AE" w:bidi="ar_AE"/>
         </w:rPr>
         <w:t>بالنسبة لأيوب، كانت الظلمة تعني الفراغ (</w:t>
@@ -733,6 +897,8 @@
       <w:hyperlink r:id="rId35">
         <w:r>
           <w:rPr>
+            <w:rtl/>
+            <w:cs/>
             <w:lang w:val="ar_AE" w:bidi="ar_AE"/>
           </w:rPr>
           <w:rPr>
@@ -744,6 +910,8 @@
       </w:hyperlink>
       <w:r>
         <w:rPr>
+          <w:rtl/>
+          <w:cs/>
           <w:lang w:val="ar_AE" w:bidi="ar_AE"/>
         </w:rPr>
         <w:t>). وكانت ترمز إلى الموت، أي إلى أرض الظلال والكآبة حيث يسكن الموتى، بعيدًا عن ضوء النهار (</w:t>
@@ -751,6 +919,8 @@
       <w:hyperlink r:id="rId36">
         <w:r>
           <w:rPr>
+            <w:rtl/>
+            <w:cs/>
             <w:lang w:val="ar_AE" w:bidi="ar_AE"/>
           </w:rPr>
           <w:rPr>
@@ -762,6 +932,8 @@
       </w:hyperlink>
       <w:r>
         <w:rPr>
+          <w:rtl/>
+          <w:cs/>
           <w:lang w:val="ar_AE" w:bidi="ar_AE"/>
         </w:rPr>
         <w:t xml:space="preserve"> </w:t>
@@ -769,6 +941,8 @@
       <w:hyperlink r:id="rId37">
         <w:r>
           <w:rPr>
+            <w:rtl/>
+            <w:cs/>
             <w:lang w:val="ar_AE" w:bidi="ar_AE"/>
           </w:rPr>
           <w:rPr>
@@ -780,6 +954,8 @@
       </w:hyperlink>
       <w:r>
         <w:rPr>
+          <w:rtl/>
+          <w:cs/>
           <w:lang w:val="ar_AE" w:bidi="ar_AE"/>
         </w:rPr>
         <w:t xml:space="preserve"> </w:t>
@@ -787,6 +963,8 @@
       <w:hyperlink r:id="rId38">
         <w:r>
           <w:rPr>
+            <w:rtl/>
+            <w:cs/>
             <w:lang w:val="ar_AE" w:bidi="ar_AE"/>
           </w:rPr>
           <w:rPr>
@@ -798,6 +976,8 @@
       </w:hyperlink>
       <w:r>
         <w:rPr>
+          <w:rtl/>
+          <w:cs/>
           <w:lang w:val="ar_AE" w:bidi="ar_AE"/>
         </w:rPr>
         <w:t>).</w:t>
@@ -809,11 +989,15 @@
       </w:pPr>
       <w:r>
         <w:rPr>
-          <w:lang w:val="ar_AE" w:bidi="ar_AE"/>
-        </w:rPr>
-      </w:r>
-      <w:r>
-        <w:rPr>
+          <w:rtl/>
+          <w:cs/>
+          <w:lang w:val="ar_AE" w:bidi="ar_AE"/>
+        </w:rPr>
+      </w:r>
+      <w:r>
+        <w:rPr>
+          <w:rtl/>
+          <w:cs/>
           <w:lang w:val="ar_AE" w:bidi="ar_AE"/>
         </w:rPr>
         <w:t>عادة ما يمارَس الشر في الظلام (</w:t>
@@ -821,6 +1005,8 @@
       <w:hyperlink r:id="rId39">
         <w:r>
           <w:rPr>
+            <w:rtl/>
+            <w:cs/>
             <w:lang w:val="ar_AE" w:bidi="ar_AE"/>
           </w:rPr>
           <w:rPr>
@@ -832,6 +1018,8 @@
       </w:hyperlink>
       <w:r>
         <w:rPr>
+          <w:rtl/>
+          <w:cs/>
           <w:lang w:val="ar_AE" w:bidi="ar_AE"/>
         </w:rPr>
         <w:t>). لكن الظلمة لا يمكنها أن تخفي شيئًا عن الله (</w:t>
@@ -839,6 +1027,8 @@
       <w:hyperlink r:id="rId40">
         <w:r>
           <w:rPr>
+            <w:rtl/>
+            <w:cs/>
             <w:lang w:val="ar_AE" w:bidi="ar_AE"/>
           </w:rPr>
           <w:rPr>
@@ -850,6 +1040,8 @@
       </w:hyperlink>
       <w:r>
         <w:rPr>
+          <w:rtl/>
+          <w:cs/>
           <w:lang w:val="ar_AE" w:bidi="ar_AE"/>
         </w:rPr>
         <w:t xml:space="preserve"> </w:t>
@@ -857,6 +1049,8 @@
       <w:hyperlink r:id="rId41">
         <w:r>
           <w:rPr>
+            <w:rtl/>
+            <w:cs/>
             <w:lang w:val="ar_AE" w:bidi="ar_AE"/>
           </w:rPr>
           <w:rPr>
@@ -868,6 +1062,8 @@
       </w:hyperlink>
       <w:r>
         <w:rPr>
+          <w:rtl/>
+          <w:cs/>
           <w:lang w:val="ar_AE" w:bidi="ar_AE"/>
         </w:rPr>
         <w:t>). وكثيرًا ما يمثل الظلام عدم معرفة مشيئة الله. فمعرفة الله "نورٌ"، وبالتالي عدم معرفته "ظلمة" (</w:t>
@@ -875,6 +1071,8 @@
       <w:hyperlink r:id="rId42">
         <w:r>
           <w:rPr>
+            <w:rtl/>
+            <w:cs/>
             <w:lang w:val="ar_AE" w:bidi="ar_AE"/>
           </w:rPr>
           <w:rPr>
@@ -886,6 +1084,8 @@
       </w:hyperlink>
       <w:r>
         <w:rPr>
+          <w:rtl/>
+          <w:cs/>
           <w:lang w:val="ar_AE" w:bidi="ar_AE"/>
         </w:rPr>
         <w:t xml:space="preserve"> </w:t>
@@ -893,6 +1093,8 @@
       <w:hyperlink r:id="rId43">
         <w:r>
           <w:rPr>
+            <w:rtl/>
+            <w:cs/>
             <w:lang w:val="ar_AE" w:bidi="ar_AE"/>
           </w:rPr>
           <w:rPr>
@@ -904,6 +1106,8 @@
       </w:hyperlink>
       <w:r>
         <w:rPr>
+          <w:rtl/>
+          <w:cs/>
           <w:lang w:val="ar_AE" w:bidi="ar_AE"/>
         </w:rPr>
         <w:t xml:space="preserve"> </w:t>
@@ -911,6 +1115,8 @@
       <w:hyperlink r:id="rId44">
         <w:r>
           <w:rPr>
+            <w:rtl/>
+            <w:cs/>
             <w:lang w:val="ar_AE" w:bidi="ar_AE"/>
           </w:rPr>
           <w:rPr>
@@ -922,6 +1128,8 @@
       </w:hyperlink>
       <w:r>
         <w:rPr>
+          <w:rtl/>
+          <w:cs/>
           <w:lang w:val="ar_AE" w:bidi="ar_AE"/>
         </w:rPr>
         <w:t xml:space="preserve"> </w:t>
@@ -929,6 +1137,8 @@
       <w:hyperlink r:id="rId45">
         <w:r>
           <w:rPr>
+            <w:rtl/>
+            <w:cs/>
             <w:lang w:val="ar_AE" w:bidi="ar_AE"/>
           </w:rPr>
           <w:rPr>
@@ -940,6 +1150,8 @@
       </w:hyperlink>
       <w:r>
         <w:rPr>
+          <w:rtl/>
+          <w:cs/>
           <w:lang w:val="ar_AE" w:bidi="ar_AE"/>
         </w:rPr>
         <w:t xml:space="preserve"> </w:t>
@@ -947,6 +1159,8 @@
       <w:hyperlink r:id="rId46">
         <w:r>
           <w:rPr>
+            <w:rtl/>
+            <w:cs/>
             <w:lang w:val="ar_AE" w:bidi="ar_AE"/>
           </w:rPr>
           <w:rPr>
@@ -958,6 +1172,8 @@
       </w:hyperlink>
       <w:r>
         <w:rPr>
+          <w:rtl/>
+          <w:cs/>
           <w:lang w:val="ar_AE" w:bidi="ar_AE"/>
         </w:rPr>
         <w:t xml:space="preserve"> </w:t>
@@ -965,6 +1181,8 @@
       <w:hyperlink r:id="rId47">
         <w:r>
           <w:rPr>
+            <w:rtl/>
+            <w:cs/>
             <w:lang w:val="ar_AE" w:bidi="ar_AE"/>
           </w:rPr>
           <w:rPr>
@@ -976,6 +1194,8 @@
       </w:hyperlink>
       <w:r>
         <w:rPr>
+          <w:rtl/>
+          <w:cs/>
           <w:lang w:val="ar_AE" w:bidi="ar_AE"/>
         </w:rPr>
         <w:t xml:space="preserve"> </w:t>
@@ -983,6 +1203,8 @@
       <w:hyperlink r:id="rId48">
         <w:r>
           <w:rPr>
+            <w:rtl/>
+            <w:cs/>
             <w:lang w:val="ar_AE" w:bidi="ar_AE"/>
           </w:rPr>
           <w:rPr>
@@ -994,6 +1216,8 @@
       </w:hyperlink>
       <w:r>
         <w:rPr>
+          <w:rtl/>
+          <w:cs/>
           <w:lang w:val="ar_AE" w:bidi="ar_AE"/>
         </w:rPr>
         <w:t xml:space="preserve"> </w:t>
@@ -1001,6 +1225,8 @@
       <w:hyperlink r:id="rId49">
         <w:r>
           <w:rPr>
+            <w:rtl/>
+            <w:cs/>
             <w:lang w:val="ar_AE" w:bidi="ar_AE"/>
           </w:rPr>
           <w:rPr>
@@ -1012,6 +1238,8 @@
       </w:hyperlink>
       <w:r>
         <w:rPr>
+          <w:rtl/>
+          <w:cs/>
           <w:lang w:val="ar_AE" w:bidi="ar_AE"/>
         </w:rPr>
         <w:t xml:space="preserve"> </w:t>
@@ -1019,6 +1247,8 @@
       <w:hyperlink r:id="rId50">
         <w:r>
           <w:rPr>
+            <w:rtl/>
+            <w:cs/>
             <w:lang w:val="ar_AE" w:bidi="ar_AE"/>
           </w:rPr>
           <w:rPr>
@@ -1030,6 +1260,8 @@
       </w:hyperlink>
       <w:r>
         <w:rPr>
+          <w:rtl/>
+          <w:cs/>
           <w:lang w:val="ar_AE" w:bidi="ar_AE"/>
         </w:rPr>
         <w:t>).</w:t>
@@ -1041,11 +1273,15 @@
       </w:pPr>
       <w:r>
         <w:rPr>
-          <w:lang w:val="ar_AE" w:bidi="ar_AE"/>
-        </w:rPr>
-      </w:r>
-      <w:r>
-        <w:rPr>
+          <w:rtl/>
+          <w:cs/>
+          <w:lang w:val="ar_AE" w:bidi="ar_AE"/>
+        </w:rPr>
+      </w:r>
+      <w:r>
+        <w:rPr>
+          <w:rtl/>
+          <w:cs/>
           <w:lang w:val="ar_AE" w:bidi="ar_AE"/>
         </w:rPr>
         <w:t>يصف الكتاب المقدس طريقة الحياة الشريرة بأنها "ظلمة" (</w:t>
@@ -1053,6 +1289,8 @@
       <w:hyperlink r:id="rId51">
         <w:r>
           <w:rPr>
+            <w:rtl/>
+            <w:cs/>
             <w:lang w:val="ar_AE" w:bidi="ar_AE"/>
           </w:rPr>
           <w:rPr>
@@ -1064,6 +1302,8 @@
       </w:hyperlink>
       <w:r>
         <w:rPr>
+          <w:rtl/>
+          <w:cs/>
           <w:lang w:val="ar_AE" w:bidi="ar_AE"/>
         </w:rPr>
         <w:t xml:space="preserve"> </w:t>
@@ -1071,6 +1311,8 @@
       <w:hyperlink r:id="rId52">
         <w:r>
           <w:rPr>
+            <w:rtl/>
+            <w:cs/>
             <w:lang w:val="ar_AE" w:bidi="ar_AE"/>
           </w:rPr>
           <w:rPr>
@@ -1082,6 +1324,8 @@
       </w:hyperlink>
       <w:r>
         <w:rPr>
+          <w:rtl/>
+          <w:cs/>
           <w:lang w:val="ar_AE" w:bidi="ar_AE"/>
         </w:rPr>
         <w:t xml:space="preserve"> </w:t>
@@ -1089,6 +1333,8 @@
       <w:hyperlink r:id="rId53">
         <w:r>
           <w:rPr>
+            <w:rtl/>
+            <w:cs/>
             <w:lang w:val="ar_AE" w:bidi="ar_AE"/>
           </w:rPr>
           <w:rPr>
@@ -1100,6 +1346,8 @@
       </w:hyperlink>
       <w:r>
         <w:rPr>
+          <w:rtl/>
+          <w:cs/>
           <w:lang w:val="ar_AE" w:bidi="ar_AE"/>
         </w:rPr>
         <w:t xml:space="preserve"> </w:t>
@@ -1107,6 +1355,8 @@
       <w:hyperlink r:id="rId54">
         <w:r>
           <w:rPr>
+            <w:rtl/>
+            <w:cs/>
             <w:lang w:val="ar_AE" w:bidi="ar_AE"/>
           </w:rPr>
           <w:rPr>
@@ -1118,6 +1368,8 @@
       </w:hyperlink>
       <w:r>
         <w:rPr>
+          <w:rtl/>
+          <w:cs/>
           <w:lang w:val="ar_AE" w:bidi="ar_AE"/>
         </w:rPr>
         <w:t>). وفي العهد الجديد، يُعتبر الظلام أيضًا رمزًا للحماقة الروحية (</w:t>
@@ -1125,6 +1377,8 @@
       <w:hyperlink r:id="rId43">
         <w:r>
           <w:rPr>
+            <w:rtl/>
+            <w:cs/>
             <w:lang w:val="ar_AE" w:bidi="ar_AE"/>
           </w:rPr>
           <w:rPr>
@@ -1136,6 +1390,8 @@
       </w:hyperlink>
       <w:r>
         <w:rPr>
+          <w:rtl/>
+          <w:cs/>
           <w:lang w:val="ar_AE" w:bidi="ar_AE"/>
         </w:rPr>
         <w:t xml:space="preserve"> </w:t>
@@ -1143,6 +1399,8 @@
       <w:hyperlink r:id="rId55">
         <w:r>
           <w:rPr>
+            <w:rtl/>
+            <w:cs/>
             <w:lang w:val="ar_AE" w:bidi="ar_AE"/>
           </w:rPr>
           <w:rPr>
@@ -1154,6 +1412,8 @@
       </w:hyperlink>
       <w:r>
         <w:rPr>
+          <w:rtl/>
+          <w:cs/>
           <w:lang w:val="ar_AE" w:bidi="ar_AE"/>
         </w:rPr>
         <w:t xml:space="preserve"> </w:t>
@@ -1161,6 +1421,8 @@
       <w:hyperlink r:id="rId56">
         <w:r>
           <w:rPr>
+            <w:rtl/>
+            <w:cs/>
             <w:lang w:val="ar_AE" w:bidi="ar_AE"/>
           </w:rPr>
           <w:rPr>
@@ -1172,6 +1434,8 @@
       </w:hyperlink>
       <w:r>
         <w:rPr>
+          <w:rtl/>
+          <w:cs/>
           <w:lang w:val="ar_AE" w:bidi="ar_AE"/>
         </w:rPr>
         <w:t xml:space="preserve"> </w:t>
@@ -1179,6 +1443,8 @@
       <w:hyperlink r:id="rId57">
         <w:r>
           <w:rPr>
+            <w:rtl/>
+            <w:cs/>
             <w:lang w:val="ar_AE" w:bidi="ar_AE"/>
           </w:rPr>
           <w:rPr>
@@ -1190,6 +1456,8 @@
       </w:hyperlink>
       <w:r>
         <w:rPr>
+          <w:rtl/>
+          <w:cs/>
           <w:lang w:val="ar_AE" w:bidi="ar_AE"/>
         </w:rPr>
         <w:t xml:space="preserve"> </w:t>
@@ -1197,6 +1465,8 @@
       <w:hyperlink r:id="rId58">
         <w:r>
           <w:rPr>
+            <w:rtl/>
+            <w:cs/>
             <w:lang w:val="ar_AE" w:bidi="ar_AE"/>
           </w:rPr>
           <w:rPr>
@@ -1208,6 +1478,8 @@
       </w:hyperlink>
       <w:r>
         <w:rPr>
+          <w:rtl/>
+          <w:cs/>
           <w:lang w:val="ar_AE" w:bidi="ar_AE"/>
         </w:rPr>
         <w:t xml:space="preserve"> </w:t>
@@ -1215,6 +1487,8 @@
       <w:hyperlink r:id="rId59">
         <w:r>
           <w:rPr>
+            <w:rtl/>
+            <w:cs/>
             <w:lang w:val="ar_AE" w:bidi="ar_AE"/>
           </w:rPr>
           <w:rPr>
@@ -1226,6 +1500,8 @@
       </w:hyperlink>
       <w:r>
         <w:rPr>
+          <w:rtl/>
+          <w:cs/>
           <w:lang w:val="ar_AE" w:bidi="ar_AE"/>
         </w:rPr>
         <w:t>). والذين يتعلمون عن الله يغادرون الظلمة (</w:t>
@@ -1233,6 +1509,8 @@
       <w:hyperlink r:id="rId60">
         <w:r>
           <w:rPr>
+            <w:rtl/>
+            <w:cs/>
             <w:lang w:val="ar_AE" w:bidi="ar_AE"/>
           </w:rPr>
           <w:rPr>
@@ -1244,6 +1522,8 @@
       </w:hyperlink>
       <w:r>
         <w:rPr>
+          <w:rtl/>
+          <w:cs/>
           <w:lang w:val="ar_AE" w:bidi="ar_AE"/>
         </w:rPr>
         <w:t>).</w:t>
@@ -1255,11 +1535,15 @@
       </w:pPr>
       <w:r>
         <w:rPr>
-          <w:lang w:val="ar_AE" w:bidi="ar_AE"/>
-        </w:rPr>
-      </w:r>
-      <w:r>
-        <w:rPr>
+          <w:rtl/>
+          <w:cs/>
+          <w:lang w:val="ar_AE" w:bidi="ar_AE"/>
+        </w:rPr>
+      </w:r>
+      <w:r>
+        <w:rPr>
+          <w:rtl/>
+          <w:cs/>
           <w:lang w:val="ar_AE" w:bidi="ar_AE"/>
         </w:rPr>
         <w:t>كان "يوم الرب" موضوعًا رئيسيًا في أسفار العهد القديم النبوية، وكثيرًا ما رُبِط هذا اليوم بالظلام (</w:t>
@@ -1267,6 +1551,8 @@
       <w:hyperlink r:id="rId61">
         <w:r>
           <w:rPr>
+            <w:rtl/>
+            <w:cs/>
             <w:lang w:val="ar_AE" w:bidi="ar_AE"/>
           </w:rPr>
           <w:rPr>
@@ -1278,6 +1564,8 @@
       </w:hyperlink>
       <w:r>
         <w:rPr>
+          <w:rtl/>
+          <w:cs/>
           <w:lang w:val="ar_AE" w:bidi="ar_AE"/>
         </w:rPr>
         <w:t xml:space="preserve"> </w:t>
@@ -1285,6 +1573,8 @@
       <w:hyperlink r:id="rId62">
         <w:r>
           <w:rPr>
+            <w:rtl/>
+            <w:cs/>
             <w:lang w:val="ar_AE" w:bidi="ar_AE"/>
           </w:rPr>
           <w:rPr>
@@ -1296,6 +1586,8 @@
       </w:hyperlink>
       <w:r>
         <w:rPr>
+          <w:rtl/>
+          <w:cs/>
           <w:lang w:val="ar_AE" w:bidi="ar_AE"/>
         </w:rPr>
         <w:t xml:space="preserve"> </w:t>
@@ -1303,6 +1595,8 @@
       <w:hyperlink r:id="rId63">
         <w:r>
           <w:rPr>
+            <w:rtl/>
+            <w:cs/>
             <w:lang w:val="ar_AE" w:bidi="ar_AE"/>
           </w:rPr>
           <w:rPr>
@@ -1314,6 +1608,8 @@
       </w:hyperlink>
       <w:r>
         <w:rPr>
+          <w:rtl/>
+          <w:cs/>
           <w:lang w:val="ar_AE" w:bidi="ar_AE"/>
         </w:rPr>
         <w:t xml:space="preserve"> </w:t>
@@ -1321,6 +1617,8 @@
       <w:hyperlink r:id="rId64">
         <w:r>
           <w:rPr>
+            <w:rtl/>
+            <w:cs/>
             <w:lang w:val="ar_AE" w:bidi="ar_AE"/>
           </w:rPr>
           <w:rPr>
@@ -1332,6 +1630,8 @@
       </w:hyperlink>
       <w:r>
         <w:rPr>
+          <w:rtl/>
+          <w:cs/>
           <w:lang w:val="ar_AE" w:bidi="ar_AE"/>
         </w:rPr>
         <w:t xml:space="preserve"> </w:t>
@@ -1339,6 +1639,8 @@
       <w:hyperlink r:id="rId65">
         <w:r>
           <w:rPr>
+            <w:rtl/>
+            <w:cs/>
             <w:lang w:val="ar_AE" w:bidi="ar_AE"/>
           </w:rPr>
           <w:rPr>
@@ -1350,6 +1652,8 @@
       </w:hyperlink>
       <w:r>
         <w:rPr>
+          <w:rtl/>
+          <w:cs/>
           <w:lang w:val="ar_AE" w:bidi="ar_AE"/>
         </w:rPr>
         <w:t xml:space="preserve"> </w:t>
@@ -1357,6 +1661,8 @@
       <w:hyperlink r:id="rId66">
         <w:r>
           <w:rPr>
+            <w:rtl/>
+            <w:cs/>
             <w:lang w:val="ar_AE" w:bidi="ar_AE"/>
           </w:rPr>
           <w:rPr>
@@ -1368,6 +1674,8 @@
       </w:hyperlink>
       <w:r>
         <w:rPr>
+          <w:rtl/>
+          <w:cs/>
           <w:lang w:val="ar_AE" w:bidi="ar_AE"/>
         </w:rPr>
         <w:t>). ويربط العهد الجديد أيضًا الظلمة بالدينونة (</w:t>
@@ -1375,6 +1683,8 @@
       <w:hyperlink r:id="rId67">
         <w:r>
           <w:rPr>
+            <w:rtl/>
+            <w:cs/>
             <w:lang w:val="ar_AE" w:bidi="ar_AE"/>
           </w:rPr>
           <w:rPr>
@@ -1386,6 +1696,8 @@
       </w:hyperlink>
       <w:r>
         <w:rPr>
+          <w:rtl/>
+          <w:cs/>
           <w:lang w:val="ar_AE" w:bidi="ar_AE"/>
         </w:rPr>
         <w:t xml:space="preserve"> </w:t>
@@ -1393,6 +1705,8 @@
       <w:hyperlink r:id="rId68">
         <w:r>
           <w:rPr>
+            <w:rtl/>
+            <w:cs/>
             <w:lang w:val="ar_AE" w:bidi="ar_AE"/>
           </w:rPr>
           <w:rPr>
@@ -1404,6 +1718,8 @@
       </w:hyperlink>
       <w:r>
         <w:rPr>
+          <w:rtl/>
+          <w:cs/>
           <w:lang w:val="ar_AE" w:bidi="ar_AE"/>
         </w:rPr>
         <w:t xml:space="preserve"> </w:t>
@@ -1411,6 +1727,8 @@
       <w:hyperlink r:id="rId69">
         <w:r>
           <w:rPr>
+            <w:rtl/>
+            <w:cs/>
             <w:lang w:val="ar_AE" w:bidi="ar_AE"/>
           </w:rPr>
           <w:rPr>
@@ -1422,6 +1740,8 @@
       </w:hyperlink>
       <w:r>
         <w:rPr>
+          <w:rtl/>
+          <w:cs/>
           <w:lang w:val="ar_AE" w:bidi="ar_AE"/>
         </w:rPr>
         <w:t xml:space="preserve"> </w:t>
@@ -1429,6 +1749,8 @@
       <w:hyperlink r:id="rId70">
         <w:r>
           <w:rPr>
+            <w:rtl/>
+            <w:cs/>
             <w:lang w:val="ar_AE" w:bidi="ar_AE"/>
           </w:rPr>
           <w:rPr>
@@ -1440,6 +1762,8 @@
       </w:hyperlink>
       <w:r>
         <w:rPr>
+          <w:rtl/>
+          <w:cs/>
           <w:lang w:val="ar_AE" w:bidi="ar_AE"/>
         </w:rPr>
         <w:t xml:space="preserve"> </w:t>
@@ -1447,6 +1771,8 @@
       <w:hyperlink r:id="rId71">
         <w:r>
           <w:rPr>
+            <w:rtl/>
+            <w:cs/>
             <w:lang w:val="ar_AE" w:bidi="ar_AE"/>
           </w:rPr>
           <w:rPr>
@@ -1458,6 +1784,8 @@
       </w:hyperlink>
       <w:r>
         <w:rPr>
+          <w:rtl/>
+          <w:cs/>
           <w:lang w:val="ar_AE" w:bidi="ar_AE"/>
         </w:rPr>
         <w:t xml:space="preserve"> </w:t>
@@ -1465,6 +1793,8 @@
       <w:hyperlink r:id="rId72">
         <w:r>
           <w:rPr>
+            <w:rtl/>
+            <w:cs/>
             <w:lang w:val="ar_AE" w:bidi="ar_AE"/>
           </w:rPr>
           <w:rPr>
@@ -1476,6 +1806,8 @@
       </w:hyperlink>
       <w:r>
         <w:rPr>
+          <w:rtl/>
+          <w:cs/>
           <w:lang w:val="ar_AE" w:bidi="ar_AE"/>
         </w:rPr>
         <w:t>).</w:t>
@@ -1488,6 +1820,8 @@
       </w:pPr>
       <w:r>
         <w:rPr>
+          <w:rtl/>
+          <w:cs/>
           <w:lang w:val="ar_AE" w:bidi="ar_AE"/>
         </w:rPr>
         <w:t>النور</w:t>
@@ -1499,11 +1833,15 @@
       </w:pPr>
       <w:r>
         <w:rPr>
-          <w:lang w:val="ar_AE" w:bidi="ar_AE"/>
-        </w:rPr>
-      </w:r>
-      <w:r>
-        <w:rPr>
+          <w:rtl/>
+          <w:cs/>
+          <w:lang w:val="ar_AE" w:bidi="ar_AE"/>
+        </w:rPr>
+      </w:r>
+      <w:r>
+        <w:rPr>
+          <w:rtl/>
+          <w:cs/>
           <w:lang w:val="ar_AE" w:bidi="ar_AE"/>
         </w:rPr>
         <w:t>كان النور هو أول ما خلقه الله بعد السماوات والأرض (</w:t>
@@ -1511,6 +1849,8 @@
       <w:hyperlink r:id="rId73">
         <w:r>
           <w:rPr>
+            <w:rtl/>
+            <w:cs/>
             <w:lang w:val="ar_AE" w:bidi="ar_AE"/>
           </w:rPr>
           <w:rPr>
@@ -1522,6 +1862,8 @@
       </w:hyperlink>
       <w:r>
         <w:rPr>
+          <w:rtl/>
+          <w:cs/>
           <w:lang w:val="ar_AE" w:bidi="ar_AE"/>
         </w:rPr>
         <w:t xml:space="preserve"> انظر أيضًا </w:t>
@@ -1529,6 +1871,8 @@
       <w:hyperlink r:id="rId74">
         <w:r>
           <w:rPr>
+            <w:rtl/>
+            <w:cs/>
             <w:lang w:val="ar_AE" w:bidi="ar_AE"/>
           </w:rPr>
           <w:rPr>
@@ -1540,6 +1884,8 @@
       </w:hyperlink>
       <w:r>
         <w:rPr>
+          <w:rtl/>
+          <w:cs/>
           <w:lang w:val="ar_AE" w:bidi="ar_AE"/>
         </w:rPr>
         <w:t>). يرمز النور بالطبيعة إلى كلِّ ما هو ممتع، أو حسن، أو مبهج (</w:t>
@@ -1547,6 +1893,8 @@
       <w:hyperlink r:id="rId75">
         <w:r>
           <w:rPr>
+            <w:rtl/>
+            <w:cs/>
             <w:lang w:val="ar_AE" w:bidi="ar_AE"/>
           </w:rPr>
           <w:rPr>
@@ -1558,6 +1906,8 @@
       </w:hyperlink>
       <w:r>
         <w:rPr>
+          <w:rtl/>
+          <w:cs/>
           <w:lang w:val="ar_AE" w:bidi="ar_AE"/>
         </w:rPr>
         <w:t xml:space="preserve"> </w:t>
@@ -1565,6 +1915,8 @@
       <w:hyperlink r:id="rId76">
         <w:r>
           <w:rPr>
+            <w:rtl/>
+            <w:cs/>
             <w:lang w:val="ar_AE" w:bidi="ar_AE"/>
           </w:rPr>
           <w:rPr>
@@ -1576,6 +1928,8 @@
       </w:hyperlink>
       <w:r>
         <w:rPr>
+          <w:rtl/>
+          <w:cs/>
           <w:lang w:val="ar_AE" w:bidi="ar_AE"/>
         </w:rPr>
         <w:t>). عندما خرج بنو إسرائيل من مصر، كان عمود السحاب والنار يمدُّهم بالنور (</w:t>
@@ -1583,6 +1937,8 @@
       <w:hyperlink r:id="rId77">
         <w:r>
           <w:rPr>
+            <w:rtl/>
+            <w:cs/>
             <w:lang w:val="ar_AE" w:bidi="ar_AE"/>
           </w:rPr>
           <w:rPr>
@@ -1594,6 +1950,8 @@
       </w:hyperlink>
       <w:r>
         <w:rPr>
+          <w:rtl/>
+          <w:cs/>
           <w:lang w:val="ar_AE" w:bidi="ar_AE"/>
         </w:rPr>
         <w:t xml:space="preserve"> </w:t>
@@ -1601,6 +1959,8 @@
       <w:hyperlink r:id="rId78">
         <w:r>
           <w:rPr>
+            <w:rtl/>
+            <w:cs/>
             <w:lang w:val="ar_AE" w:bidi="ar_AE"/>
           </w:rPr>
           <w:rPr>
@@ -1612,6 +1972,8 @@
       </w:hyperlink>
       <w:r>
         <w:rPr>
+          <w:rtl/>
+          <w:cs/>
           <w:lang w:val="ar_AE" w:bidi="ar_AE"/>
         </w:rPr>
         <w:t>)، ويرشدهم إلى الطريق (</w:t>
@@ -1619,6 +1981,8 @@
       <w:hyperlink r:id="rId79">
         <w:r>
           <w:rPr>
+            <w:rtl/>
+            <w:cs/>
             <w:lang w:val="ar_AE" w:bidi="ar_AE"/>
           </w:rPr>
           <w:rPr>
@@ -1630,6 +1994,8 @@
       </w:hyperlink>
       <w:r>
         <w:rPr>
+          <w:rtl/>
+          <w:cs/>
           <w:lang w:val="ar_AE" w:bidi="ar_AE"/>
         </w:rPr>
         <w:t>). ويمثل النور بركة الرب (</w:t>
@@ -1637,6 +2003,8 @@
       <w:hyperlink r:id="rId80">
         <w:r>
           <w:rPr>
+            <w:rtl/>
+            <w:cs/>
             <w:lang w:val="ar_AE" w:bidi="ar_AE"/>
           </w:rPr>
           <w:rPr>
@@ -1648,6 +2016,8 @@
       </w:hyperlink>
       <w:r>
         <w:rPr>
+          <w:rtl/>
+          <w:cs/>
           <w:lang w:val="ar_AE" w:bidi="ar_AE"/>
         </w:rPr>
         <w:t xml:space="preserve"> </w:t>
@@ -1655,6 +2025,8 @@
       <w:hyperlink r:id="rId81">
         <w:r>
           <w:rPr>
+            <w:rtl/>
+            <w:cs/>
             <w:lang w:val="ar_AE" w:bidi="ar_AE"/>
           </w:rPr>
           <w:rPr>
@@ -1666,6 +2038,8 @@
       </w:hyperlink>
       <w:r>
         <w:rPr>
+          <w:rtl/>
+          <w:cs/>
           <w:lang w:val="ar_AE" w:bidi="ar_AE"/>
         </w:rPr>
         <w:t xml:space="preserve"> </w:t>
@@ -1673,6 +2047,8 @@
       <w:hyperlink r:id="rId82">
         <w:r>
           <w:rPr>
+            <w:rtl/>
+            <w:cs/>
             <w:lang w:val="ar_AE" w:bidi="ar_AE"/>
           </w:rPr>
           <w:rPr>
@@ -1684,6 +2060,8 @@
       </w:hyperlink>
       <w:r>
         <w:rPr>
+          <w:rtl/>
+          <w:cs/>
           <w:lang w:val="ar_AE" w:bidi="ar_AE"/>
         </w:rPr>
         <w:t xml:space="preserve"> </w:t>
@@ -1691,6 +2069,8 @@
       <w:hyperlink r:id="rId83">
         <w:r>
           <w:rPr>
+            <w:rtl/>
+            <w:cs/>
             <w:lang w:val="ar_AE" w:bidi="ar_AE"/>
           </w:rPr>
           <w:rPr>
@@ -1702,6 +2082,8 @@
       </w:hyperlink>
       <w:r>
         <w:rPr>
+          <w:rtl/>
+          <w:cs/>
           <w:lang w:val="ar_AE" w:bidi="ar_AE"/>
         </w:rPr>
         <w:t xml:space="preserve"> </w:t>
@@ -1709,6 +2091,8 @@
       <w:hyperlink r:id="rId84">
         <w:r>
           <w:rPr>
+            <w:rtl/>
+            <w:cs/>
             <w:lang w:val="ar_AE" w:bidi="ar_AE"/>
           </w:rPr>
           <w:rPr>
@@ -1720,6 +2104,8 @@
       </w:hyperlink>
       <w:r>
         <w:rPr>
+          <w:rtl/>
+          <w:cs/>
           <w:lang w:val="ar_AE" w:bidi="ar_AE"/>
         </w:rPr>
         <w:t xml:space="preserve"> </w:t>
@@ -1727,6 +2113,8 @@
       <w:hyperlink r:id="rId85">
         <w:r>
           <w:rPr>
+            <w:rtl/>
+            <w:cs/>
             <w:lang w:val="ar_AE" w:bidi="ar_AE"/>
           </w:rPr>
           <w:rPr>
@@ -1738,6 +2126,8 @@
       </w:hyperlink>
       <w:r>
         <w:rPr>
+          <w:rtl/>
+          <w:cs/>
           <w:lang w:val="ar_AE" w:bidi="ar_AE"/>
         </w:rPr>
         <w:t>). ويمكن لخدام الله أن يقدموا هذه البركة لآخرين عن طريق توجيههم إلى الله من خلال طاعتهم (</w:t>
@@ -1745,6 +2135,8 @@
       <w:hyperlink r:id="rId86">
         <w:r>
           <w:rPr>
+            <w:rtl/>
+            <w:cs/>
             <w:lang w:val="ar_AE" w:bidi="ar_AE"/>
           </w:rPr>
           <w:rPr>
@@ -1756,6 +2148,8 @@
       </w:hyperlink>
       <w:r>
         <w:rPr>
+          <w:rtl/>
+          <w:cs/>
           <w:lang w:val="ar_AE" w:bidi="ar_AE"/>
         </w:rPr>
         <w:t xml:space="preserve"> </w:t>
@@ -1763,6 +2157,8 @@
       <w:hyperlink r:id="rId87">
         <w:r>
           <w:rPr>
+            <w:rtl/>
+            <w:cs/>
             <w:lang w:val="ar_AE" w:bidi="ar_AE"/>
           </w:rPr>
           <w:rPr>
@@ -1774,6 +2170,8 @@
       </w:hyperlink>
       <w:r>
         <w:rPr>
+          <w:rtl/>
+          <w:cs/>
           <w:lang w:val="ar_AE" w:bidi="ar_AE"/>
         </w:rPr>
         <w:t>). ويكشف نور الله أيضًا الخطية ويحقق العدل (</w:t>
@@ -1781,6 +2179,8 @@
       <w:hyperlink r:id="rId88">
         <w:r>
           <w:rPr>
+            <w:rtl/>
+            <w:cs/>
             <w:lang w:val="ar_AE" w:bidi="ar_AE"/>
           </w:rPr>
           <w:rPr>
@@ -1792,6 +2192,8 @@
       </w:hyperlink>
       <w:r>
         <w:rPr>
+          <w:rtl/>
+          <w:cs/>
           <w:lang w:val="ar_AE" w:bidi="ar_AE"/>
         </w:rPr>
         <w:t xml:space="preserve"> </w:t>
@@ -1799,6 +2201,8 @@
       <w:hyperlink r:id="rId89">
         <w:r>
           <w:rPr>
+            <w:rtl/>
+            <w:cs/>
             <w:lang w:val="ar_AE" w:bidi="ar_AE"/>
           </w:rPr>
           <w:rPr>
@@ -1810,6 +2214,8 @@
       </w:hyperlink>
       <w:r>
         <w:rPr>
+          <w:rtl/>
+          <w:cs/>
           <w:lang w:val="ar_AE" w:bidi="ar_AE"/>
         </w:rPr>
         <w:t>).</w:t>
@@ -1821,11 +2227,15 @@
       </w:pPr>
       <w:r>
         <w:rPr>
-          <w:lang w:val="ar_AE" w:bidi="ar_AE"/>
-        </w:rPr>
-      </w:r>
-      <w:r>
-        <w:rPr>
+          <w:rtl/>
+          <w:cs/>
+          <w:lang w:val="ar_AE" w:bidi="ar_AE"/>
+        </w:rPr>
+      </w:r>
+      <w:r>
+        <w:rPr>
+          <w:rtl/>
+          <w:cs/>
           <w:lang w:val="ar_AE" w:bidi="ar_AE"/>
         </w:rPr>
         <w:t>يصف الكتاب المقدس الله بأنه نور (</w:t>
@@ -1833,6 +2243,8 @@
       <w:hyperlink r:id="rId90">
         <w:r>
           <w:rPr>
+            <w:rtl/>
+            <w:cs/>
             <w:lang w:val="ar_AE" w:bidi="ar_AE"/>
           </w:rPr>
           <w:rPr>
@@ -1844,6 +2256,8 @@
       </w:hyperlink>
       <w:r>
         <w:rPr>
+          <w:rtl/>
+          <w:cs/>
           <w:lang w:val="ar_AE" w:bidi="ar_AE"/>
         </w:rPr>
         <w:t xml:space="preserve"> </w:t>
@@ -1851,6 +2265,8 @@
       <w:hyperlink r:id="rId91">
         <w:r>
           <w:rPr>
+            <w:rtl/>
+            <w:cs/>
             <w:lang w:val="ar_AE" w:bidi="ar_AE"/>
           </w:rPr>
           <w:rPr>
@@ -1862,6 +2278,8 @@
       </w:hyperlink>
       <w:r>
         <w:rPr>
+          <w:rtl/>
+          <w:cs/>
           <w:lang w:val="ar_AE" w:bidi="ar_AE"/>
         </w:rPr>
         <w:t xml:space="preserve"> </w:t>
@@ -1869,6 +2287,8 @@
       <w:hyperlink r:id="rId92">
         <w:r>
           <w:rPr>
+            <w:rtl/>
+            <w:cs/>
             <w:lang w:val="ar_AE" w:bidi="ar_AE"/>
           </w:rPr>
           <w:rPr>
@@ -1880,6 +2300,8 @@
       </w:hyperlink>
       <w:r>
         <w:rPr>
+          <w:rtl/>
+          <w:cs/>
           <w:lang w:val="ar_AE" w:bidi="ar_AE"/>
         </w:rPr>
         <w:t xml:space="preserve"> </w:t>
@@ -1887,6 +2309,8 @@
       <w:hyperlink r:id="rId48">
         <w:r>
           <w:rPr>
+            <w:rtl/>
+            <w:cs/>
             <w:lang w:val="ar_AE" w:bidi="ar_AE"/>
           </w:rPr>
           <w:rPr>
@@ -1898,6 +2322,8 @@
       </w:hyperlink>
       <w:r>
         <w:rPr>
+          <w:rtl/>
+          <w:cs/>
           <w:lang w:val="ar_AE" w:bidi="ar_AE"/>
         </w:rPr>
         <w:t xml:space="preserve">). فهو "سَاكِنًا فِي نُورٍ لَا يُدْنَى مِنْهُ" (انظر </w:t>
@@ -1905,6 +2331,8 @@
       <w:hyperlink r:id="rId93">
         <w:r>
           <w:rPr>
+            <w:rtl/>
+            <w:cs/>
             <w:lang w:val="ar_AE" w:bidi="ar_AE"/>
           </w:rPr>
           <w:rPr>
@@ -1916,6 +2344,8 @@
       </w:hyperlink>
       <w:r>
         <w:rPr>
+          <w:rtl/>
+          <w:cs/>
           <w:lang w:val="ar_AE" w:bidi="ar_AE"/>
         </w:rPr>
         <w:t>). ومع ذلك، فإنه يرشد أتباعه إلى النور (</w:t>
@@ -1923,6 +2353,8 @@
       <w:hyperlink r:id="rId94">
         <w:r>
           <w:rPr>
+            <w:rtl/>
+            <w:cs/>
             <w:lang w:val="ar_AE" w:bidi="ar_AE"/>
           </w:rPr>
           <w:rPr>
@@ -1934,6 +2366,8 @@
       </w:hyperlink>
       <w:r>
         <w:rPr>
+          <w:rtl/>
+          <w:cs/>
           <w:lang w:val="ar_AE" w:bidi="ar_AE"/>
         </w:rPr>
         <w:t xml:space="preserve"> انظر أيضًا </w:t>
@@ -1941,6 +2375,8 @@
       <w:hyperlink r:id="rId95">
         <w:r>
           <w:rPr>
+            <w:rtl/>
+            <w:cs/>
             <w:lang w:val="ar_AE" w:bidi="ar_AE"/>
           </w:rPr>
           <w:rPr>
@@ -1952,6 +2388,8 @@
       </w:hyperlink>
       <w:r>
         <w:rPr>
+          <w:rtl/>
+          <w:cs/>
           <w:lang w:val="ar_AE" w:bidi="ar_AE"/>
         </w:rPr>
         <w:t>).</w:t>
@@ -1963,11 +2401,15 @@
       </w:pPr>
       <w:r>
         <w:rPr>
-          <w:lang w:val="ar_AE" w:bidi="ar_AE"/>
-        </w:rPr>
-      </w:r>
-      <w:r>
-        <w:rPr>
+          <w:rtl/>
+          <w:cs/>
+          <w:lang w:val="ar_AE" w:bidi="ar_AE"/>
+        </w:rPr>
+      </w:r>
+      <w:r>
+        <w:rPr>
+          <w:rtl/>
+          <w:cs/>
           <w:lang w:val="ar_AE" w:bidi="ar_AE"/>
         </w:rPr>
         <w:t>قال يسوع، "أنا هو نور العالم" (</w:t>
@@ -1975,6 +2417,8 @@
       <w:hyperlink r:id="rId45">
         <w:r>
           <w:rPr>
+            <w:rtl/>
+            <w:cs/>
             <w:lang w:val="ar_AE" w:bidi="ar_AE"/>
           </w:rPr>
           <w:rPr>
@@ -1986,6 +2430,8 @@
       </w:hyperlink>
       <w:r>
         <w:rPr>
+          <w:rtl/>
+          <w:cs/>
           <w:lang w:val="ar_AE" w:bidi="ar_AE"/>
         </w:rPr>
         <w:t xml:space="preserve"> </w:t>
@@ -1993,6 +2439,8 @@
       <w:hyperlink r:id="rId96">
         <w:r>
           <w:rPr>
+            <w:rtl/>
+            <w:cs/>
             <w:lang w:val="ar_AE" w:bidi="ar_AE"/>
           </w:rPr>
           <w:rPr>
@@ -2004,6 +2452,8 @@
       </w:hyperlink>
       <w:r>
         <w:rPr>
+          <w:rtl/>
+          <w:cs/>
           <w:lang w:val="ar_AE" w:bidi="ar_AE"/>
         </w:rPr>
         <w:t xml:space="preserve"> </w:t>
@@ -2011,6 +2461,8 @@
       <w:hyperlink r:id="rId47">
         <w:r>
           <w:rPr>
+            <w:rtl/>
+            <w:cs/>
             <w:lang w:val="ar_AE" w:bidi="ar_AE"/>
           </w:rPr>
           <w:rPr>
@@ -2022,6 +2474,8 @@
       </w:hyperlink>
       <w:r>
         <w:rPr>
+          <w:rtl/>
+          <w:cs/>
           <w:lang w:val="ar_AE" w:bidi="ar_AE"/>
         </w:rPr>
         <w:t>). فقد أتى برسالة من عند الله، لكنه كان هو نفسه أيضًا تلك الرسالة (</w:t>
@@ -2029,6 +2483,8 @@
       <w:hyperlink r:id="rId97">
         <w:r>
           <w:rPr>
+            <w:rtl/>
+            <w:cs/>
             <w:lang w:val="ar_AE" w:bidi="ar_AE"/>
           </w:rPr>
           <w:rPr>
@@ -2040,6 +2496,8 @@
       </w:hyperlink>
       <w:r>
         <w:rPr>
+          <w:rtl/>
+          <w:cs/>
           <w:lang w:val="ar_AE" w:bidi="ar_AE"/>
         </w:rPr>
         <w:t>). والذين يقبلون رسالته ويؤمنون به، يعطيهم "سُلْطَانًا [حقًّا] أَنْ يَصِيرُوا أَوْلَادَ ٱللهِ" (</w:t>
@@ -2047,6 +2505,8 @@
       <w:hyperlink r:id="rId98">
         <w:r>
           <w:rPr>
+            <w:rtl/>
+            <w:cs/>
             <w:lang w:val="ar_AE" w:bidi="ar_AE"/>
           </w:rPr>
           <w:rPr>
@@ -2058,6 +2518,8 @@
       </w:hyperlink>
       <w:r>
         <w:rPr>
+          <w:rtl/>
+          <w:cs/>
           <w:lang w:val="ar_AE" w:bidi="ar_AE"/>
         </w:rPr>
         <w:t>). فإن نوره يضيء لهم روحيًّا، وبهذا يعرفون الله وخلاصه (</w:t>
@@ -2065,6 +2527,8 @@
       <w:hyperlink r:id="rId43">
         <w:r>
           <w:rPr>
+            <w:rtl/>
+            <w:cs/>
             <w:lang w:val="ar_AE" w:bidi="ar_AE"/>
           </w:rPr>
           <w:rPr>
@@ -2076,6 +2540,8 @@
       </w:hyperlink>
       <w:r>
         <w:rPr>
+          <w:rtl/>
+          <w:cs/>
           <w:lang w:val="ar_AE" w:bidi="ar_AE"/>
         </w:rPr>
         <w:t xml:space="preserve"> </w:t>
@@ -2083,6 +2549,8 @@
       <w:hyperlink r:id="rId99">
         <w:r>
           <w:rPr>
+            <w:rtl/>
+            <w:cs/>
             <w:lang w:val="ar_AE" w:bidi="ar_AE"/>
           </w:rPr>
           <w:rPr>
@@ -2094,6 +2562,8 @@
       </w:hyperlink>
       <w:r>
         <w:rPr>
+          <w:rtl/>
+          <w:cs/>
           <w:lang w:val="ar_AE" w:bidi="ar_AE"/>
         </w:rPr>
         <w:t xml:space="preserve"> </w:t>
@@ -2101,6 +2571,8 @@
       <w:hyperlink r:id="rId100">
         <w:r>
           <w:rPr>
+            <w:rtl/>
+            <w:cs/>
             <w:lang w:val="ar_AE" w:bidi="ar_AE"/>
           </w:rPr>
           <w:rPr>
@@ -2112,6 +2584,8 @@
       </w:hyperlink>
       <w:r>
         <w:rPr>
+          <w:rtl/>
+          <w:cs/>
           <w:lang w:val="ar_AE" w:bidi="ar_AE"/>
         </w:rPr>
         <w:t xml:space="preserve"> </w:t>
@@ -2119,6 +2593,8 @@
       <w:hyperlink r:id="rId101">
         <w:r>
           <w:rPr>
+            <w:rtl/>
+            <w:cs/>
             <w:lang w:val="ar_AE" w:bidi="ar_AE"/>
           </w:rPr>
           <w:rPr>
@@ -2130,6 +2606,8 @@
       </w:hyperlink>
       <w:r>
         <w:rPr>
+          <w:rtl/>
+          <w:cs/>
           <w:lang w:val="ar_AE" w:bidi="ar_AE"/>
         </w:rPr>
         <w:t>).</w:t>
@@ -2141,11 +2619,15 @@
       </w:pPr>
       <w:r>
         <w:rPr>
-          <w:lang w:val="ar_AE" w:bidi="ar_AE"/>
-        </w:rPr>
-      </w:r>
-      <w:r>
-        <w:rPr>
+          <w:rtl/>
+          <w:cs/>
+          <w:lang w:val="ar_AE" w:bidi="ar_AE"/>
+        </w:rPr>
+      </w:r>
+      <w:r>
+        <w:rPr>
+          <w:rtl/>
+          <w:cs/>
           <w:lang w:val="ar_AE" w:bidi="ar_AE"/>
         </w:rPr>
         <w:t>فإنهم "أبناء النور" (</w:t>
@@ -2153,6 +2635,8 @@
       <w:hyperlink r:id="rId102">
         <w:r>
           <w:rPr>
+            <w:rtl/>
+            <w:cs/>
             <w:lang w:val="ar_AE" w:bidi="ar_AE"/>
           </w:rPr>
           <w:rPr>
@@ -2164,6 +2648,8 @@
       </w:hyperlink>
       <w:r>
         <w:rPr>
+          <w:rtl/>
+          <w:cs/>
           <w:lang w:val="ar_AE" w:bidi="ar_AE"/>
         </w:rPr>
         <w:t xml:space="preserve"> </w:t>
@@ -2171,6 +2657,8 @@
       <w:hyperlink r:id="rId103">
         <w:r>
           <w:rPr>
+            <w:rtl/>
+            <w:cs/>
             <w:lang w:val="ar_AE" w:bidi="ar_AE"/>
           </w:rPr>
           <w:rPr>
@@ -2182,6 +2670,8 @@
       </w:hyperlink>
       <w:r>
         <w:rPr>
+          <w:rtl/>
+          <w:cs/>
           <w:lang w:val="ar_AE" w:bidi="ar_AE"/>
         </w:rPr>
         <w:t>). وهم "يسلكون في النور" (</w:t>
@@ -2189,6 +2679,8 @@
       <w:hyperlink r:id="rId95">
         <w:r>
           <w:rPr>
+            <w:rtl/>
+            <w:cs/>
             <w:lang w:val="ar_AE" w:bidi="ar_AE"/>
           </w:rPr>
           <w:rPr>
@@ -2200,6 +2692,8 @@
       </w:hyperlink>
       <w:r>
         <w:rPr>
+          <w:rtl/>
+          <w:cs/>
           <w:lang w:val="ar_AE" w:bidi="ar_AE"/>
         </w:rPr>
         <w:t>). وأفعالهم متشبِّهة بالنور، إذ يعملون كلَّ صلاحٍ وبرٍّ وحقٍّ (</w:t>
@@ -2207,6 +2701,8 @@
       <w:hyperlink r:id="rId104">
         <w:r>
           <w:rPr>
+            <w:rtl/>
+            <w:cs/>
             <w:lang w:val="ar_AE" w:bidi="ar_AE"/>
           </w:rPr>
           <w:rPr>
@@ -2218,6 +2714,8 @@
       </w:hyperlink>
       <w:r>
         <w:rPr>
+          <w:rtl/>
+          <w:cs/>
           <w:lang w:val="ar_AE" w:bidi="ar_AE"/>
         </w:rPr>
         <w:t>).</w:t>
@@ -2229,12 +2727,16 @@
       </w:pPr>
       <w:r>
         <w:rPr>
+          <w:rtl/>
+          <w:cs/>
           <w:lang w:val="ar_AE" w:bidi="ar_AE"/>
         </w:rPr>
       </w:r>
       <w:r>
         <w:rPr>
           <w:u w:val="single"/>
+          <w:rtl/>
+          <w:cs/>
           <w:lang w:val="ar_AE" w:bidi="ar_AE"/>
         </w:rPr>
         <w:t>مقاطع كتابية لدراسة أعمق</w:t>
@@ -2246,12 +2748,16 @@
       </w:pPr>
       <w:r>
         <w:rPr>
+          <w:rtl/>
+          <w:cs/>
           <w:lang w:val="ar_AE" w:bidi="ar_AE"/>
         </w:rPr>
       </w:r>
       <w:hyperlink r:id="rId105">
         <w:r>
           <w:rPr>
+            <w:rtl/>
+            <w:cs/>
             <w:lang w:val="ar_AE" w:bidi="ar_AE"/>
           </w:rPr>
           <w:rPr>
@@ -2263,6 +2769,8 @@
       </w:hyperlink>
       <w:r>
         <w:rPr>
+          <w:rtl/>
+          <w:cs/>
           <w:lang w:val="ar_AE" w:bidi="ar_AE"/>
         </w:rPr>
         <w:t xml:space="preserve"> </w:t>
@@ -2270,6 +2778,8 @@
       <w:hyperlink r:id="rId106">
         <w:r>
           <w:rPr>
+            <w:rtl/>
+            <w:cs/>
             <w:lang w:val="ar_AE" w:bidi="ar_AE"/>
           </w:rPr>
           <w:rPr>
@@ -2281,6 +2791,8 @@
       </w:hyperlink>
       <w:r>
         <w:rPr>
+          <w:rtl/>
+          <w:cs/>
           <w:lang w:val="ar_AE" w:bidi="ar_AE"/>
         </w:rPr>
         <w:t xml:space="preserve"> </w:t>
@@ -2288,6 +2800,8 @@
       <w:hyperlink r:id="rId27">
         <w:r>
           <w:rPr>
+            <w:rtl/>
+            <w:cs/>
             <w:lang w:val="ar_AE" w:bidi="ar_AE"/>
           </w:rPr>
           <w:rPr>
@@ -2299,6 +2813,8 @@
       </w:hyperlink>
       <w:r>
         <w:rPr>
+          <w:rtl/>
+          <w:cs/>
           <w:lang w:val="ar_AE" w:bidi="ar_AE"/>
         </w:rPr>
         <w:t xml:space="preserve"> </w:t>
@@ -2306,6 +2822,8 @@
       <w:hyperlink r:id="rId16">
         <w:r>
           <w:rPr>
+            <w:rtl/>
+            <w:cs/>
             <w:lang w:val="ar_AE" w:bidi="ar_AE"/>
           </w:rPr>
           <w:rPr>
@@ -2317,6 +2835,8 @@
       </w:hyperlink>
       <w:r>
         <w:rPr>
+          <w:rtl/>
+          <w:cs/>
           <w:lang w:val="ar_AE" w:bidi="ar_AE"/>
         </w:rPr>
         <w:t xml:space="preserve"> </w:t>
@@ -2324,6 +2844,8 @@
       <w:hyperlink r:id="rId78">
         <w:r>
           <w:rPr>
+            <w:rtl/>
+            <w:cs/>
             <w:lang w:val="ar_AE" w:bidi="ar_AE"/>
           </w:rPr>
           <w:rPr>
@@ -2335,6 +2857,8 @@
       </w:hyperlink>
       <w:r>
         <w:rPr>
+          <w:rtl/>
+          <w:cs/>
           <w:lang w:val="ar_AE" w:bidi="ar_AE"/>
         </w:rPr>
         <w:t xml:space="preserve"> </w:t>
@@ -2342,6 +2866,8 @@
       <w:hyperlink r:id="rId17">
         <w:r>
           <w:rPr>
+            <w:rtl/>
+            <w:cs/>
             <w:lang w:val="ar_AE" w:bidi="ar_AE"/>
           </w:rPr>
           <w:rPr>
@@ -2353,6 +2879,8 @@
       </w:hyperlink>
       <w:r>
         <w:rPr>
+          <w:rtl/>
+          <w:cs/>
           <w:lang w:val="ar_AE" w:bidi="ar_AE"/>
         </w:rPr>
         <w:t xml:space="preserve"> </w:t>
@@ -2360,6 +2888,8 @@
       <w:hyperlink r:id="rId107">
         <w:r>
           <w:rPr>
+            <w:rtl/>
+            <w:cs/>
             <w:lang w:val="ar_AE" w:bidi="ar_AE"/>
           </w:rPr>
           <w:rPr>
@@ -2371,6 +2901,8 @@
       </w:hyperlink>
       <w:r>
         <w:rPr>
+          <w:rtl/>
+          <w:cs/>
           <w:lang w:val="ar_AE" w:bidi="ar_AE"/>
         </w:rPr>
         <w:t xml:space="preserve"> </w:t>
@@ -2378,6 +2910,8 @@
       <w:hyperlink r:id="rId23">
         <w:r>
           <w:rPr>
+            <w:rtl/>
+            <w:cs/>
             <w:lang w:val="ar_AE" w:bidi="ar_AE"/>
           </w:rPr>
           <w:rPr>
@@ -2389,6 +2923,8 @@
       </w:hyperlink>
       <w:r>
         <w:rPr>
+          <w:rtl/>
+          <w:cs/>
           <w:lang w:val="ar_AE" w:bidi="ar_AE"/>
         </w:rPr>
         <w:t xml:space="preserve"> </w:t>
@@ -2396,6 +2932,8 @@
       <w:hyperlink r:id="rId108">
         <w:r>
           <w:rPr>
+            <w:rtl/>
+            <w:cs/>
             <w:lang w:val="ar_AE" w:bidi="ar_AE"/>
           </w:rPr>
           <w:rPr>
@@ -2407,6 +2945,8 @@
       </w:hyperlink>
       <w:r>
         <w:rPr>
+          <w:rtl/>
+          <w:cs/>
           <w:lang w:val="ar_AE" w:bidi="ar_AE"/>
         </w:rPr>
         <w:t xml:space="preserve"> </w:t>
@@ -2414,6 +2954,8 @@
       <w:hyperlink r:id="rId109">
         <w:r>
           <w:rPr>
+            <w:rtl/>
+            <w:cs/>
             <w:lang w:val="ar_AE" w:bidi="ar_AE"/>
           </w:rPr>
           <w:rPr>
@@ -2425,6 +2967,8 @@
       </w:hyperlink>
       <w:r>
         <w:rPr>
+          <w:rtl/>
+          <w:cs/>
           <w:lang w:val="ar_AE" w:bidi="ar_AE"/>
         </w:rPr>
         <w:t xml:space="preserve"> </w:t>
@@ -2432,6 +2976,8 @@
       <w:hyperlink r:id="rId110">
         <w:r>
           <w:rPr>
+            <w:rtl/>
+            <w:cs/>
             <w:lang w:val="ar_AE" w:bidi="ar_AE"/>
           </w:rPr>
           <w:rPr>
@@ -2443,6 +2989,8 @@
       </w:hyperlink>
       <w:r>
         <w:rPr>
+          <w:rtl/>
+          <w:cs/>
           <w:lang w:val="ar_AE" w:bidi="ar_AE"/>
         </w:rPr>
         <w:t xml:space="preserve"> </w:t>
@@ -2450,6 +2998,8 @@
       <w:hyperlink r:id="rId37">
         <w:r>
           <w:rPr>
+            <w:rtl/>
+            <w:cs/>
             <w:lang w:val="ar_AE" w:bidi="ar_AE"/>
           </w:rPr>
           <w:rPr>
@@ -2461,6 +3011,8 @@
       </w:hyperlink>
       <w:r>
         <w:rPr>
+          <w:rtl/>
+          <w:cs/>
           <w:lang w:val="ar_AE" w:bidi="ar_AE"/>
         </w:rPr>
         <w:t xml:space="preserve"> </w:t>
@@ -2468,6 +3020,8 @@
       <w:hyperlink r:id="rId111">
         <w:r>
           <w:rPr>
+            <w:rtl/>
+            <w:cs/>
             <w:lang w:val="ar_AE" w:bidi="ar_AE"/>
           </w:rPr>
           <w:rPr>
@@ -2479,6 +3033,8 @@
       </w:hyperlink>
       <w:r>
         <w:rPr>
+          <w:rtl/>
+          <w:cs/>
           <w:lang w:val="ar_AE" w:bidi="ar_AE"/>
         </w:rPr>
         <w:t xml:space="preserve"> </w:t>
@@ -2486,6 +3042,8 @@
       <w:hyperlink r:id="rId21">
         <w:r>
           <w:rPr>
+            <w:rtl/>
+            <w:cs/>
             <w:lang w:val="ar_AE" w:bidi="ar_AE"/>
           </w:rPr>
           <w:rPr>
@@ -2497,6 +3055,8 @@
       </w:hyperlink>
       <w:r>
         <w:rPr>
+          <w:rtl/>
+          <w:cs/>
           <w:lang w:val="ar_AE" w:bidi="ar_AE"/>
         </w:rPr>
         <w:t xml:space="preserve"> </w:t>
@@ -2504,6 +3064,8 @@
       <w:hyperlink r:id="rId83">
         <w:r>
           <w:rPr>
+            <w:rtl/>
+            <w:cs/>
             <w:lang w:val="ar_AE" w:bidi="ar_AE"/>
           </w:rPr>
           <w:rPr>
@@ -2515,6 +3077,8 @@
       </w:hyperlink>
       <w:r>
         <w:rPr>
+          <w:rtl/>
+          <w:cs/>
           <w:lang w:val="ar_AE" w:bidi="ar_AE"/>
         </w:rPr>
         <w:t xml:space="preserve"> </w:t>
@@ -2522,6 +3086,8 @@
       <w:hyperlink r:id="rId90">
         <w:r>
           <w:rPr>
+            <w:rtl/>
+            <w:cs/>
             <w:lang w:val="ar_AE" w:bidi="ar_AE"/>
           </w:rPr>
           <w:rPr>
@@ -2533,6 +3099,8 @@
       </w:hyperlink>
       <w:r>
         <w:rPr>
+          <w:rtl/>
+          <w:cs/>
           <w:lang w:val="ar_AE" w:bidi="ar_AE"/>
         </w:rPr>
         <w:t xml:space="preserve"> </w:t>
@@ -2540,6 +3108,8 @@
       <w:hyperlink r:id="rId112">
         <w:r>
           <w:rPr>
+            <w:rtl/>
+            <w:cs/>
             <w:lang w:val="ar_AE" w:bidi="ar_AE"/>
           </w:rPr>
           <w:rPr>
@@ -2551,6 +3121,8 @@
       </w:hyperlink>
       <w:r>
         <w:rPr>
+          <w:rtl/>
+          <w:cs/>
           <w:lang w:val="ar_AE" w:bidi="ar_AE"/>
         </w:rPr>
         <w:t xml:space="preserve"> </w:t>
@@ -2558,6 +3130,8 @@
       <w:hyperlink r:id="rId40">
         <w:r>
           <w:rPr>
+            <w:rtl/>
+            <w:cs/>
             <w:lang w:val="ar_AE" w:bidi="ar_AE"/>
           </w:rPr>
           <w:rPr>
@@ -2569,6 +3143,8 @@
       </w:hyperlink>
       <w:r>
         <w:rPr>
+          <w:rtl/>
+          <w:cs/>
           <w:lang w:val="ar_AE" w:bidi="ar_AE"/>
         </w:rPr>
         <w:t xml:space="preserve"> </w:t>
@@ -2576,6 +3152,8 @@
       <w:hyperlink r:id="rId51">
         <w:r>
           <w:rPr>
+            <w:rtl/>
+            <w:cs/>
             <w:lang w:val="ar_AE" w:bidi="ar_AE"/>
           </w:rPr>
           <w:rPr>
@@ -2587,6 +3165,8 @@
       </w:hyperlink>
       <w:r>
         <w:rPr>
+          <w:rtl/>
+          <w:cs/>
           <w:lang w:val="ar_AE" w:bidi="ar_AE"/>
         </w:rPr>
         <w:t xml:space="preserve"> </w:t>
@@ -2594,6 +3174,8 @@
       <w:hyperlink r:id="rId113">
         <w:r>
           <w:rPr>
+            <w:rtl/>
+            <w:cs/>
             <w:lang w:val="ar_AE" w:bidi="ar_AE"/>
           </w:rPr>
           <w:rPr>
@@ -2605,6 +3187,8 @@
       </w:hyperlink>
       <w:r>
         <w:rPr>
+          <w:rtl/>
+          <w:cs/>
           <w:lang w:val="ar_AE" w:bidi="ar_AE"/>
         </w:rPr>
         <w:t xml:space="preserve"> </w:t>
@@ -2612,6 +3196,8 @@
       <w:hyperlink r:id="rId114">
         <w:r>
           <w:rPr>
+            <w:rtl/>
+            <w:cs/>
             <w:lang w:val="ar_AE" w:bidi="ar_AE"/>
           </w:rPr>
           <w:rPr>
@@ -2623,6 +3209,8 @@
       </w:hyperlink>
       <w:r>
         <w:rPr>
+          <w:rtl/>
+          <w:cs/>
           <w:lang w:val="ar_AE" w:bidi="ar_AE"/>
         </w:rPr>
         <w:t xml:space="preserve"> </w:t>
@@ -2630,6 +3218,8 @@
       <w:hyperlink r:id="rId53">
         <w:r>
           <w:rPr>
+            <w:rtl/>
+            <w:cs/>
             <w:lang w:val="ar_AE" w:bidi="ar_AE"/>
           </w:rPr>
           <w:rPr>
@@ -2641,6 +3231,8 @@
       </w:hyperlink>
       <w:r>
         <w:rPr>
+          <w:rtl/>
+          <w:cs/>
           <w:lang w:val="ar_AE" w:bidi="ar_AE"/>
         </w:rPr>
         <w:t xml:space="preserve"> </w:t>
@@ -2648,6 +3240,8 @@
       <w:hyperlink r:id="rId60">
         <w:r>
           <w:rPr>
+            <w:rtl/>
+            <w:cs/>
             <w:lang w:val="ar_AE" w:bidi="ar_AE"/>
           </w:rPr>
           <w:rPr>
@@ -2659,6 +3253,8 @@
       </w:hyperlink>
       <w:r>
         <w:rPr>
+          <w:rtl/>
+          <w:cs/>
           <w:lang w:val="ar_AE" w:bidi="ar_AE"/>
         </w:rPr>
         <w:t xml:space="preserve"> </w:t>
@@ -2666,6 +3262,8 @@
       <w:hyperlink r:id="rId115">
         <w:r>
           <w:rPr>
+            <w:rtl/>
+            <w:cs/>
             <w:lang w:val="ar_AE" w:bidi="ar_AE"/>
           </w:rPr>
           <w:rPr>
@@ -2677,6 +3275,8 @@
       </w:hyperlink>
       <w:r>
         <w:rPr>
+          <w:rtl/>
+          <w:cs/>
           <w:lang w:val="ar_AE" w:bidi="ar_AE"/>
         </w:rPr>
         <w:t xml:space="preserve"> </w:t>
@@ -2684,6 +3284,8 @@
       <w:hyperlink r:id="rId89">
         <w:r>
           <w:rPr>
+            <w:rtl/>
+            <w:cs/>
             <w:lang w:val="ar_AE" w:bidi="ar_AE"/>
           </w:rPr>
           <w:rPr>
@@ -2695,6 +3297,8 @@
       </w:hyperlink>
       <w:r>
         <w:rPr>
+          <w:rtl/>
+          <w:cs/>
           <w:lang w:val="ar_AE" w:bidi="ar_AE"/>
         </w:rPr>
         <w:t xml:space="preserve"> </w:t>
@@ -2702,6 +3306,8 @@
       <w:hyperlink r:id="rId116">
         <w:r>
           <w:rPr>
+            <w:rtl/>
+            <w:cs/>
             <w:lang w:val="ar_AE" w:bidi="ar_AE"/>
           </w:rPr>
           <w:rPr>
@@ -2713,6 +3319,8 @@
       </w:hyperlink>
       <w:r>
         <w:rPr>
+          <w:rtl/>
+          <w:cs/>
           <w:lang w:val="ar_AE" w:bidi="ar_AE"/>
         </w:rPr>
         <w:t xml:space="preserve"> </w:t>
@@ -2720,6 +3328,8 @@
       <w:hyperlink r:id="rId91">
         <w:r>
           <w:rPr>
+            <w:rtl/>
+            <w:cs/>
             <w:lang w:val="ar_AE" w:bidi="ar_AE"/>
           </w:rPr>
           <w:rPr>
@@ -2731,6 +3341,8 @@
       </w:hyperlink>
       <w:r>
         <w:rPr>
+          <w:rtl/>
+          <w:cs/>
           <w:lang w:val="ar_AE" w:bidi="ar_AE"/>
         </w:rPr>
         <w:t xml:space="preserve"> </w:t>
@@ -2738,6 +3350,8 @@
       <w:hyperlink r:id="rId92">
         <w:r>
           <w:rPr>
+            <w:rtl/>
+            <w:cs/>
             <w:lang w:val="ar_AE" w:bidi="ar_AE"/>
           </w:rPr>
           <w:rPr>
@@ -2749,6 +3363,8 @@
       </w:hyperlink>
       <w:r>
         <w:rPr>
+          <w:rtl/>
+          <w:cs/>
           <w:lang w:val="ar_AE" w:bidi="ar_AE"/>
         </w:rPr>
         <w:t xml:space="preserve"> </w:t>
@@ -2756,6 +3372,8 @@
       <w:hyperlink r:id="rId94">
         <w:r>
           <w:rPr>
+            <w:rtl/>
+            <w:cs/>
             <w:lang w:val="ar_AE" w:bidi="ar_AE"/>
           </w:rPr>
           <w:rPr>
@@ -2767,6 +3385,8 @@
       </w:hyperlink>
       <w:r>
         <w:rPr>
+          <w:rtl/>
+          <w:cs/>
           <w:lang w:val="ar_AE" w:bidi="ar_AE"/>
         </w:rPr>
         <w:t xml:space="preserve"> </w:t>
@@ -2774,6 +3394,8 @@
       <w:hyperlink r:id="rId43">
         <w:r>
           <w:rPr>
+            <w:rtl/>
+            <w:cs/>
             <w:lang w:val="ar_AE" w:bidi="ar_AE"/>
           </w:rPr>
           <w:rPr>
@@ -2785,6 +3407,8 @@
       </w:hyperlink>
       <w:r>
         <w:rPr>
+          <w:rtl/>
+          <w:cs/>
           <w:lang w:val="ar_AE" w:bidi="ar_AE"/>
         </w:rPr>
         <w:t xml:space="preserve"> </w:t>
@@ -2792,6 +3416,8 @@
       <w:hyperlink r:id="rId117">
         <w:r>
           <w:rPr>
+            <w:rtl/>
+            <w:cs/>
             <w:lang w:val="ar_AE" w:bidi="ar_AE"/>
           </w:rPr>
           <w:rPr>
@@ -2803,6 +3429,8 @@
       </w:hyperlink>
       <w:r>
         <w:rPr>
+          <w:rtl/>
+          <w:cs/>
           <w:lang w:val="ar_AE" w:bidi="ar_AE"/>
         </w:rPr>
         <w:t xml:space="preserve"> </w:t>
@@ -2810,6 +3438,8 @@
       <w:hyperlink r:id="rId67">
         <w:r>
           <w:rPr>
+            <w:rtl/>
+            <w:cs/>
             <w:lang w:val="ar_AE" w:bidi="ar_AE"/>
           </w:rPr>
           <w:rPr>
@@ -2821,6 +3451,8 @@
       </w:hyperlink>
       <w:r>
         <w:rPr>
+          <w:rtl/>
+          <w:cs/>
           <w:lang w:val="ar_AE" w:bidi="ar_AE"/>
         </w:rPr>
         <w:t xml:space="preserve"> </w:t>
@@ -2828,6 +3460,8 @@
       <w:hyperlink r:id="rId118">
         <w:r>
           <w:rPr>
+            <w:rtl/>
+            <w:cs/>
             <w:lang w:val="ar_AE" w:bidi="ar_AE"/>
           </w:rPr>
           <w:rPr>
@@ -2839,6 +3473,8 @@
       </w:hyperlink>
       <w:r>
         <w:rPr>
+          <w:rtl/>
+          <w:cs/>
           <w:lang w:val="ar_AE" w:bidi="ar_AE"/>
         </w:rPr>
         <w:t xml:space="preserve"> </w:t>
@@ -2846,6 +3482,8 @@
       <w:hyperlink r:id="rId99">
         <w:r>
           <w:rPr>
+            <w:rtl/>
+            <w:cs/>
             <w:lang w:val="ar_AE" w:bidi="ar_AE"/>
           </w:rPr>
           <w:rPr>
@@ -2857,6 +3495,8 @@
       </w:hyperlink>
       <w:r>
         <w:rPr>
+          <w:rtl/>
+          <w:cs/>
           <w:lang w:val="ar_AE" w:bidi="ar_AE"/>
         </w:rPr>
         <w:t xml:space="preserve"> </w:t>
@@ -2864,6 +3504,8 @@
       <w:hyperlink r:id="rId119">
         <w:r>
           <w:rPr>
+            <w:rtl/>
+            <w:cs/>
             <w:lang w:val="ar_AE" w:bidi="ar_AE"/>
           </w:rPr>
           <w:rPr>
@@ -2875,6 +3517,8 @@
       </w:hyperlink>
       <w:r>
         <w:rPr>
+          <w:rtl/>
+          <w:cs/>
           <w:lang w:val="ar_AE" w:bidi="ar_AE"/>
         </w:rPr>
         <w:t xml:space="preserve"> </w:t>
@@ -2882,6 +3526,8 @@
       <w:hyperlink r:id="rId45">
         <w:r>
           <w:rPr>
+            <w:rtl/>
+            <w:cs/>
             <w:lang w:val="ar_AE" w:bidi="ar_AE"/>
           </w:rPr>
           <w:rPr>
@@ -2893,6 +3539,8 @@
       </w:hyperlink>
       <w:r>
         <w:rPr>
+          <w:rtl/>
+          <w:cs/>
           <w:lang w:val="ar_AE" w:bidi="ar_AE"/>
         </w:rPr>
         <w:t xml:space="preserve"> </w:t>
@@ -2900,6 +3548,8 @@
       <w:hyperlink r:id="rId96">
         <w:r>
           <w:rPr>
+            <w:rtl/>
+            <w:cs/>
             <w:lang w:val="ar_AE" w:bidi="ar_AE"/>
           </w:rPr>
           <w:rPr>
@@ -2911,6 +3561,8 @@
       </w:hyperlink>
       <w:r>
         <w:rPr>
+          <w:rtl/>
+          <w:cs/>
           <w:lang w:val="ar_AE" w:bidi="ar_AE"/>
         </w:rPr>
         <w:t xml:space="preserve"> </w:t>
@@ -2918,6 +3570,8 @@
       <w:hyperlink r:id="rId120">
         <w:r>
           <w:rPr>
+            <w:rtl/>
+            <w:cs/>
             <w:lang w:val="ar_AE" w:bidi="ar_AE"/>
           </w:rPr>
           <w:rPr>
@@ -2929,6 +3583,8 @@
       </w:hyperlink>
       <w:r>
         <w:rPr>
+          <w:rtl/>
+          <w:cs/>
           <w:lang w:val="ar_AE" w:bidi="ar_AE"/>
         </w:rPr>
         <w:t xml:space="preserve"> </w:t>
@@ -2936,6 +3592,8 @@
       <w:hyperlink r:id="rId47">
         <w:r>
           <w:rPr>
+            <w:rtl/>
+            <w:cs/>
             <w:lang w:val="ar_AE" w:bidi="ar_AE"/>
           </w:rPr>
           <w:rPr>
@@ -2947,6 +3605,8 @@
       </w:hyperlink>
       <w:r>
         <w:rPr>
+          <w:rtl/>
+          <w:cs/>
           <w:lang w:val="ar_AE" w:bidi="ar_AE"/>
         </w:rPr>
         <w:t xml:space="preserve"> </w:t>
@@ -2954,6 +3614,8 @@
       <w:hyperlink r:id="rId100">
         <w:r>
           <w:rPr>
+            <w:rtl/>
+            <w:cs/>
             <w:lang w:val="ar_AE" w:bidi="ar_AE"/>
           </w:rPr>
           <w:rPr>
@@ -2965,6 +3627,8 @@
       </w:hyperlink>
       <w:r>
         <w:rPr>
+          <w:rtl/>
+          <w:cs/>
           <w:lang w:val="ar_AE" w:bidi="ar_AE"/>
         </w:rPr>
         <w:t xml:space="preserve"> </w:t>
@@ -2972,6 +3636,8 @@
       <w:hyperlink r:id="rId101">
         <w:r>
           <w:rPr>
+            <w:rtl/>
+            <w:cs/>
             <w:lang w:val="ar_AE" w:bidi="ar_AE"/>
           </w:rPr>
           <w:rPr>
@@ -2983,6 +3649,8 @@
       </w:hyperlink>
       <w:r>
         <w:rPr>
+          <w:rtl/>
+          <w:cs/>
           <w:lang w:val="ar_AE" w:bidi="ar_AE"/>
         </w:rPr>
         <w:t xml:space="preserve"> </w:t>
@@ -2990,6 +3658,8 @@
       <w:hyperlink r:id="rId121">
         <w:r>
           <w:rPr>
+            <w:rtl/>
+            <w:cs/>
             <w:lang w:val="ar_AE" w:bidi="ar_AE"/>
           </w:rPr>
           <w:rPr>
@@ -3001,6 +3671,8 @@
       </w:hyperlink>
       <w:r>
         <w:rPr>
+          <w:rtl/>
+          <w:cs/>
           <w:lang w:val="ar_AE" w:bidi="ar_AE"/>
         </w:rPr>
         <w:t xml:space="preserve"> </w:t>
@@ -3008,6 +3680,8 @@
       <w:hyperlink r:id="rId122">
         <w:r>
           <w:rPr>
+            <w:rtl/>
+            <w:cs/>
             <w:lang w:val="ar_AE" w:bidi="ar_AE"/>
           </w:rPr>
           <w:rPr>
@@ -3019,6 +3693,8 @@
       </w:hyperlink>
       <w:r>
         <w:rPr>
+          <w:rtl/>
+          <w:cs/>
           <w:lang w:val="ar_AE" w:bidi="ar_AE"/>
         </w:rPr>
         <w:t xml:space="preserve"> </w:t>
@@ -3026,6 +3702,8 @@
       <w:hyperlink r:id="rId123">
         <w:r>
           <w:rPr>
+            <w:rtl/>
+            <w:cs/>
             <w:lang w:val="ar_AE" w:bidi="ar_AE"/>
           </w:rPr>
           <w:rPr>
@@ -3037,6 +3715,8 @@
       </w:hyperlink>
       <w:r>
         <w:rPr>
+          <w:rtl/>
+          <w:cs/>
           <w:lang w:val="ar_AE" w:bidi="ar_AE"/>
         </w:rPr>
         <w:t xml:space="preserve"> </w:t>
@@ -3044,6 +3724,8 @@
       <w:hyperlink r:id="rId93">
         <w:r>
           <w:rPr>
+            <w:rtl/>
+            <w:cs/>
             <w:lang w:val="ar_AE" w:bidi="ar_AE"/>
           </w:rPr>
           <w:rPr>
@@ -3055,6 +3737,8 @@
       </w:hyperlink>
       <w:r>
         <w:rPr>
+          <w:rtl/>
+          <w:cs/>
           <w:lang w:val="ar_AE" w:bidi="ar_AE"/>
         </w:rPr>
         <w:t xml:space="preserve"> </w:t>
@@ -3062,6 +3746,8 @@
       <w:hyperlink r:id="rId76">
         <w:r>
           <w:rPr>
+            <w:rtl/>
+            <w:cs/>
             <w:lang w:val="ar_AE" w:bidi="ar_AE"/>
           </w:rPr>
           <w:rPr>
@@ -3073,6 +3759,8 @@
       </w:hyperlink>
       <w:r>
         <w:rPr>
+          <w:rtl/>
+          <w:cs/>
           <w:lang w:val="ar_AE" w:bidi="ar_AE"/>
         </w:rPr>
         <w:t xml:space="preserve"> </w:t>
@@ -3080,6 +3768,8 @@
       <w:hyperlink r:id="rId70">
         <w:r>
           <w:rPr>
+            <w:rtl/>
+            <w:cs/>
             <w:lang w:val="ar_AE" w:bidi="ar_AE"/>
           </w:rPr>
           <w:rPr>
@@ -3091,6 +3781,8 @@
       </w:hyperlink>
       <w:r>
         <w:rPr>
+          <w:rtl/>
+          <w:cs/>
           <w:lang w:val="ar_AE" w:bidi="ar_AE"/>
         </w:rPr>
         <w:t xml:space="preserve"> </w:t>
@@ -3098,6 +3790,8 @@
       <w:hyperlink r:id="rId124">
         <w:r>
           <w:rPr>
+            <w:rtl/>
+            <w:cs/>
             <w:lang w:val="ar_AE" w:bidi="ar_AE"/>
           </w:rPr>
           <w:rPr>
@@ -3109,6 +3803,8 @@
       </w:hyperlink>
       <w:r>
         <w:rPr>
+          <w:rtl/>
+          <w:cs/>
           <w:lang w:val="ar_AE" w:bidi="ar_AE"/>
         </w:rPr>
         <w:t xml:space="preserve"> </w:t>
@@ -3116,6 +3812,8 @@
       <w:hyperlink r:id="rId125">
         <w:r>
           <w:rPr>
+            <w:rtl/>
+            <w:cs/>
             <w:lang w:val="ar_AE" w:bidi="ar_AE"/>
           </w:rPr>
           <w:rPr>
@@ -3127,11 +3825,15 @@
       </w:hyperlink>
       <w:r>
         <w:rPr>
-          <w:lang w:val="ar_AE" w:bidi="ar_AE"/>
-        </w:rPr>
-      </w:r>
-      <w:r>
-        <w:rPr>
+          <w:rtl/>
+          <w:cs/>
+          <w:lang w:val="ar_AE" w:bidi="ar_AE"/>
+        </w:rPr>
+      </w:r>
+      <w:r>
+        <w:rPr>
+          <w:rtl/>
+          <w:cs/>
           <w:lang w:val="ar_AE" w:bidi="ar_AE"/>
         </w:rPr>
       </w:r>

--- a/arb/docx/015.content.docx
+++ b/arb/docx/015.content.docx
@@ -323,20 +323,14 @@
         </w:rPr>
         <w:t>تعني الظلمة غياب النور. ولم يكن هناك نور إلى أن أمر الله بظهوره. بعد ذلك، فصل الله بين النور والظلمة (</w:t>
       </w:r>
-      <w:hyperlink r:id="rId13">
-        <w:r>
-          <w:rPr>
-            <w:rtl/>
-            <w:cs/>
-            <w:lang w:val="ar_AE" w:bidi="ar_AE"/>
-          </w:rPr>
-          <w:rPr>
-            <w:color w:val="0000EE"/>
-            <w:u w:val="single"/>
-          </w:rPr>
-          <w:t>تكوين 1: 2</w:t>
-        </w:r>
-      </w:hyperlink>
+      <w:r>
+        <w:rPr>
+          <w:rtl/>
+          <w:cs/>
+          <w:lang w:val="ar_AE" w:bidi="ar_AE"/>
+        </w:rPr>
+        <w:t>تكوين 1: 2</w:t>
+      </w:r>
       <w:r>
         <w:rPr>
           <w:rtl/>
@@ -345,20 +339,14 @@
         </w:rPr>
         <w:t xml:space="preserve">، </w:t>
       </w:r>
-      <w:hyperlink r:id="rId14">
-        <w:r>
-          <w:rPr>
-            <w:rtl/>
-            <w:cs/>
-            <w:lang w:val="ar_AE" w:bidi="ar_AE"/>
-          </w:rPr>
-          <w:rPr>
-            <w:color w:val="0000EE"/>
-            <w:u w:val="single"/>
-          </w:rPr>
-          <w:t>4–5</w:t>
-        </w:r>
-      </w:hyperlink>
+      <w:r>
+        <w:rPr>
+          <w:rtl/>
+          <w:cs/>
+          <w:lang w:val="ar_AE" w:bidi="ar_AE"/>
+        </w:rPr>
+        <w:t>4–5</w:t>
+      </w:r>
       <w:r>
         <w:rPr>
           <w:rtl/>
@@ -367,20 +355,14 @@
         </w:rPr>
         <w:t xml:space="preserve">، </w:t>
       </w:r>
-      <w:hyperlink r:id="rId15">
-        <w:r>
-          <w:rPr>
-            <w:rtl/>
-            <w:cs/>
-            <w:lang w:val="ar_AE" w:bidi="ar_AE"/>
-          </w:rPr>
-          <w:rPr>
-            <w:color w:val="0000EE"/>
-            <w:u w:val="single"/>
-          </w:rPr>
-          <w:t>18</w:t>
-        </w:r>
-      </w:hyperlink>
+      <w:r>
+        <w:rPr>
+          <w:rtl/>
+          <w:cs/>
+          <w:lang w:val="ar_AE" w:bidi="ar_AE"/>
+        </w:rPr>
+        <w:t>18</w:t>
+      </w:r>
       <w:r>
         <w:rPr>
           <w:rtl/>
@@ -389,20 +371,14 @@
         </w:rPr>
         <w:t>). وكانت الضربة التاسعة التي أوقعها الله على أرض مصر عبارة عن ثلاثة أيام من الظلام الدامس، دون أي نور على الإطلاق (</w:t>
       </w:r>
-      <w:hyperlink r:id="rId16">
-        <w:r>
-          <w:rPr>
-            <w:rtl/>
-            <w:cs/>
-            <w:lang w:val="ar_AE" w:bidi="ar_AE"/>
-          </w:rPr>
-          <w:rPr>
-            <w:color w:val="0000EE"/>
-            <w:u w:val="single"/>
-          </w:rPr>
-          <w:t>خروج 10: 21–23</w:t>
-        </w:r>
-      </w:hyperlink>
+      <w:r>
+        <w:rPr>
+          <w:rtl/>
+          <w:cs/>
+          <w:lang w:val="ar_AE" w:bidi="ar_AE"/>
+        </w:rPr>
+        <w:t>خروج 10: 21–23</w:t>
+      </w:r>
       <w:r>
         <w:rPr>
           <w:rtl/>
@@ -431,130 +407,94 @@
         </w:rPr>
         <w:t>إن الضباب والظلمة يحيطان بالله (</w:t>
       </w:r>
-      <w:hyperlink r:id="rId17">
-        <w:r>
-          <w:rPr>
-            <w:rtl/>
-            <w:cs/>
-            <w:lang w:val="ar_AE" w:bidi="ar_AE"/>
-          </w:rPr>
-          <w:rPr>
-            <w:color w:val="0000EE"/>
-            <w:u w:val="single"/>
-          </w:rPr>
-          <w:t>خروج 20: 21؛</w:t>
-        </w:r>
-      </w:hyperlink>
-      <w:r>
-        <w:rPr>
-          <w:rtl/>
-          <w:cs/>
-          <w:lang w:val="ar_AE" w:bidi="ar_AE"/>
-        </w:rPr>
-        <w:t xml:space="preserve"> </w:t>
-      </w:r>
-      <w:hyperlink r:id="rId18">
-        <w:r>
-          <w:rPr>
-            <w:rtl/>
-            <w:cs/>
-            <w:lang w:val="ar_AE" w:bidi="ar_AE"/>
-          </w:rPr>
-          <w:rPr>
-            <w:color w:val="0000EE"/>
-            <w:u w:val="single"/>
-          </w:rPr>
-          <w:t>تثنية 4: 11؛</w:t>
-        </w:r>
-      </w:hyperlink>
-      <w:r>
-        <w:rPr>
-          <w:rtl/>
-          <w:cs/>
-          <w:lang w:val="ar_AE" w:bidi="ar_AE"/>
-        </w:rPr>
-        <w:t xml:space="preserve"> </w:t>
-      </w:r>
-      <w:hyperlink r:id="rId19">
-        <w:r>
-          <w:rPr>
-            <w:rtl/>
-            <w:cs/>
-            <w:lang w:val="ar_AE" w:bidi="ar_AE"/>
-          </w:rPr>
-          <w:rPr>
-            <w:color w:val="0000EE"/>
-            <w:u w:val="single"/>
-          </w:rPr>
-          <w:t>5: 23؛</w:t>
-        </w:r>
-      </w:hyperlink>
-      <w:r>
-        <w:rPr>
-          <w:rtl/>
-          <w:cs/>
-          <w:lang w:val="ar_AE" w:bidi="ar_AE"/>
-        </w:rPr>
-        <w:t xml:space="preserve"> </w:t>
-      </w:r>
-      <w:hyperlink r:id="rId20">
-        <w:r>
-          <w:rPr>
-            <w:rtl/>
-            <w:cs/>
-            <w:lang w:val="ar_AE" w:bidi="ar_AE"/>
-          </w:rPr>
-          <w:rPr>
-            <w:color w:val="0000EE"/>
-            <w:u w:val="single"/>
-          </w:rPr>
-          <w:t>2صموئيل 22: 12؛</w:t>
-        </w:r>
-      </w:hyperlink>
-      <w:r>
-        <w:rPr>
-          <w:rtl/>
-          <w:cs/>
-          <w:lang w:val="ar_AE" w:bidi="ar_AE"/>
-        </w:rPr>
-        <w:t xml:space="preserve"> </w:t>
-      </w:r>
-      <w:hyperlink r:id="rId21">
-        <w:r>
-          <w:rPr>
-            <w:rtl/>
-            <w:cs/>
-            <w:lang w:val="ar_AE" w:bidi="ar_AE"/>
-          </w:rPr>
-          <w:rPr>
-            <w:color w:val="0000EE"/>
-            <w:u w:val="single"/>
-          </w:rPr>
-          <w:t>مزمور 18: 11؛</w:t>
-        </w:r>
-      </w:hyperlink>
-      <w:r>
-        <w:rPr>
-          <w:rtl/>
-          <w:cs/>
-          <w:lang w:val="ar_AE" w:bidi="ar_AE"/>
-        </w:rPr>
-        <w:t xml:space="preserve"> </w:t>
-      </w:r>
-      <w:hyperlink r:id="rId22">
-        <w:r>
-          <w:rPr>
-            <w:rtl/>
-            <w:cs/>
-            <w:lang w:val="ar_AE" w:bidi="ar_AE"/>
-          </w:rPr>
-          <w:rPr>
-            <w:color w:val="0000EE"/>
-            <w:u w:val="single"/>
-          </w:rPr>
-          <w:t>97: 2</w:t>
-        </w:r>
-      </w:hyperlink>
+      <w:r>
+        <w:rPr>
+          <w:rtl/>
+          <w:cs/>
+          <w:lang w:val="ar_AE" w:bidi="ar_AE"/>
+        </w:rPr>
+        <w:t>خروج 20: 21؛</w:t>
+      </w:r>
+      <w:r>
+        <w:rPr>
+          <w:rtl/>
+          <w:cs/>
+          <w:lang w:val="ar_AE" w:bidi="ar_AE"/>
+        </w:rPr>
+        <w:t xml:space="preserve"> </w:t>
+      </w:r>
+      <w:r>
+        <w:rPr>
+          <w:rtl/>
+          <w:cs/>
+          <w:lang w:val="ar_AE" w:bidi="ar_AE"/>
+        </w:rPr>
+        <w:t>تثنية 4: 11؛</w:t>
+      </w:r>
+      <w:r>
+        <w:rPr>
+          <w:rtl/>
+          <w:cs/>
+          <w:lang w:val="ar_AE" w:bidi="ar_AE"/>
+        </w:rPr>
+        <w:t xml:space="preserve"> </w:t>
+      </w:r>
+      <w:r>
+        <w:rPr>
+          <w:rtl/>
+          <w:cs/>
+          <w:lang w:val="ar_AE" w:bidi="ar_AE"/>
+        </w:rPr>
+        <w:t>5: 23؛</w:t>
+      </w:r>
+      <w:r>
+        <w:rPr>
+          <w:rtl/>
+          <w:cs/>
+          <w:lang w:val="ar_AE" w:bidi="ar_AE"/>
+        </w:rPr>
+        <w:t xml:space="preserve"> </w:t>
+      </w:r>
+      <w:r>
+        <w:rPr>
+          <w:rtl/>
+          <w:cs/>
+          <w:lang w:val="ar_AE" w:bidi="ar_AE"/>
+        </w:rPr>
+        <w:t>2صموئيل 22: 12؛</w:t>
+      </w:r>
+      <w:r>
+        <w:rPr>
+          <w:rtl/>
+          <w:cs/>
+          <w:lang w:val="ar_AE" w:bidi="ar_AE"/>
+        </w:rPr>
+        <w:t xml:space="preserve"> </w:t>
+      </w:r>
+      <w:r>
+        <w:rPr>
+          <w:rtl/>
+          <w:cs/>
+          <w:lang w:val="ar_AE" w:bidi="ar_AE"/>
+        </w:rPr>
+        <w:t>مزمور 18: 11؛</w:t>
+      </w:r>
+      <w:r>
+        <w:rPr>
+          <w:rtl/>
+          <w:cs/>
+          <w:lang w:val="ar_AE" w:bidi="ar_AE"/>
+        </w:rPr>
+        <w:t xml:space="preserve"> </w:t>
+      </w:r>
+      <w:r>
+        <w:rPr>
+          <w:rtl/>
+          <w:cs/>
+          <w:lang w:val="ar_AE" w:bidi="ar_AE"/>
+        </w:rPr>
+        <w:t>97: 2</w:t>
+      </w:r>
       <w:r>
         <w:rPr>
           <w:rtl/>
@@ -563,20 +503,14 @@
         </w:rPr>
         <w:t>). فهو يسكن في الضباب (</w:t>
       </w:r>
-      <w:hyperlink r:id="rId23">
-        <w:r>
-          <w:rPr>
-            <w:rtl/>
-            <w:cs/>
-            <w:lang w:val="ar_AE" w:bidi="ar_AE"/>
-          </w:rPr>
-          <w:rPr>
-            <w:color w:val="0000EE"/>
-            <w:u w:val="single"/>
-          </w:rPr>
-          <w:t>1ملوك 8: 12</w:t>
-        </w:r>
-      </w:hyperlink>
+      <w:r>
+        <w:rPr>
+          <w:rtl/>
+          <w:cs/>
+          <w:lang w:val="ar_AE" w:bidi="ar_AE"/>
+        </w:rPr>
+        <w:t>1ملوك 8: 12</w:t>
+      </w:r>
       <w:r>
         <w:rPr>
           <w:i/>
@@ -603,20 +537,14 @@
         </w:rPr>
         <w:t xml:space="preserve"> </w:t>
       </w:r>
-      <w:hyperlink r:id="rId24">
-        <w:r>
-          <w:rPr>
-            <w:rtl/>
-            <w:cs/>
-            <w:lang w:val="ar_AE" w:bidi="ar_AE"/>
-          </w:rPr>
-          <w:rPr>
-            <w:color w:val="0000EE"/>
-            <w:u w:val="single"/>
-          </w:rPr>
-          <w:t>2أخبار الأيام 6: 1</w:t>
-        </w:r>
-      </w:hyperlink>
+      <w:r>
+        <w:rPr>
+          <w:rtl/>
+          <w:cs/>
+          <w:lang w:val="ar_AE" w:bidi="ar_AE"/>
+        </w:rPr>
+        <w:t>2أخبار الأيام 6: 1</w:t>
+      </w:r>
       <w:r>
         <w:rPr>
           <w:rtl/>
@@ -625,20 +553,14 @@
         </w:rPr>
         <w:t>). كذلك، إن ضبابًا تحت رجليه (</w:t>
       </w:r>
-      <w:hyperlink r:id="rId25">
-        <w:r>
-          <w:rPr>
-            <w:rtl/>
-            <w:cs/>
-            <w:lang w:val="ar_AE" w:bidi="ar_AE"/>
-          </w:rPr>
-          <w:rPr>
-            <w:color w:val="0000EE"/>
-            <w:u w:val="single"/>
-          </w:rPr>
-          <w:t>2صموئيل 22: 10</w:t>
-        </w:r>
-      </w:hyperlink>
+      <w:r>
+        <w:rPr>
+          <w:rtl/>
+          <w:cs/>
+          <w:lang w:val="ar_AE" w:bidi="ar_AE"/>
+        </w:rPr>
+        <w:t>2صموئيل 22: 10</w:t>
+      </w:r>
       <w:r>
         <w:rPr>
           <w:i/>
@@ -656,20 +578,14 @@
         </w:rPr>
         <w:t xml:space="preserve">والمقطع الموازي له في </w:t>
       </w:r>
-      <w:hyperlink r:id="rId26">
-        <w:r>
-          <w:rPr>
-            <w:rtl/>
-            <w:cs/>
-            <w:lang w:val="ar_AE" w:bidi="ar_AE"/>
-          </w:rPr>
-          <w:rPr>
-            <w:color w:val="0000EE"/>
-            <w:u w:val="single"/>
-          </w:rPr>
-          <w:t>مزمور 18: 9</w:t>
-        </w:r>
-      </w:hyperlink>
+      <w:r>
+        <w:rPr>
+          <w:rtl/>
+          <w:cs/>
+          <w:lang w:val="ar_AE" w:bidi="ar_AE"/>
+        </w:rPr>
+        <w:t>مزمور 18: 9</w:t>
+      </w:r>
       <w:r>
         <w:rPr>
           <w:rtl/>
@@ -698,174 +614,126 @@
         </w:rPr>
         <w:t>كثيرًا ما تمثِّل الظلمة الضيق والقلق، أو قد تشير إلى الارتباك والحيرة والدمار الذين يقاسيهم الأشرار (</w:t>
       </w:r>
-      <w:hyperlink r:id="rId27">
-        <w:r>
-          <w:rPr>
-            <w:rtl/>
-            <w:cs/>
-            <w:lang w:val="ar_AE" w:bidi="ar_AE"/>
-          </w:rPr>
-          <w:rPr>
-            <w:color w:val="0000EE"/>
-            <w:u w:val="single"/>
-          </w:rPr>
-          <w:t>تكوين 15: 12؛</w:t>
-        </w:r>
-      </w:hyperlink>
-      <w:r>
-        <w:rPr>
-          <w:rtl/>
-          <w:cs/>
-          <w:lang w:val="ar_AE" w:bidi="ar_AE"/>
-        </w:rPr>
-        <w:t xml:space="preserve"> </w:t>
-      </w:r>
-      <w:hyperlink r:id="rId28">
-        <w:r>
-          <w:rPr>
-            <w:rtl/>
-            <w:cs/>
-            <w:lang w:val="ar_AE" w:bidi="ar_AE"/>
-          </w:rPr>
-          <w:rPr>
-            <w:color w:val="0000EE"/>
-            <w:u w:val="single"/>
-          </w:rPr>
-          <w:t>أيوب 12: 25؛</w:t>
-        </w:r>
-      </w:hyperlink>
-      <w:r>
-        <w:rPr>
-          <w:rtl/>
-          <w:cs/>
-          <w:lang w:val="ar_AE" w:bidi="ar_AE"/>
-        </w:rPr>
-        <w:t xml:space="preserve"> </w:t>
-      </w:r>
-      <w:hyperlink r:id="rId29">
-        <w:r>
-          <w:rPr>
-            <w:rtl/>
-            <w:cs/>
-            <w:lang w:val="ar_AE" w:bidi="ar_AE"/>
-          </w:rPr>
-          <w:rPr>
-            <w:color w:val="0000EE"/>
-            <w:u w:val="single"/>
-          </w:rPr>
-          <w:t>19: 8؛</w:t>
-        </w:r>
-      </w:hyperlink>
-      <w:r>
-        <w:rPr>
-          <w:rtl/>
-          <w:cs/>
-          <w:lang w:val="ar_AE" w:bidi="ar_AE"/>
-        </w:rPr>
-        <w:t xml:space="preserve"> </w:t>
-      </w:r>
-      <w:hyperlink r:id="rId30">
-        <w:r>
-          <w:rPr>
-            <w:rtl/>
-            <w:cs/>
-            <w:lang w:val="ar_AE" w:bidi="ar_AE"/>
-          </w:rPr>
-          <w:rPr>
-            <w:color w:val="0000EE"/>
-            <w:u w:val="single"/>
-          </w:rPr>
-          <w:t>مزمور 35: 6؛</w:t>
-        </w:r>
-      </w:hyperlink>
-      <w:r>
-        <w:rPr>
-          <w:rtl/>
-          <w:cs/>
-          <w:lang w:val="ar_AE" w:bidi="ar_AE"/>
-        </w:rPr>
-        <w:t xml:space="preserve"> </w:t>
-      </w:r>
-      <w:hyperlink r:id="rId31">
-        <w:r>
-          <w:rPr>
-            <w:rtl/>
-            <w:cs/>
-            <w:lang w:val="ar_AE" w:bidi="ar_AE"/>
-          </w:rPr>
-          <w:rPr>
-            <w:color w:val="0000EE"/>
-            <w:u w:val="single"/>
-          </w:rPr>
-          <w:t>107: 10،</w:t>
-        </w:r>
-      </w:hyperlink>
-      <w:r>
-        <w:rPr>
-          <w:rtl/>
-          <w:cs/>
-          <w:lang w:val="ar_AE" w:bidi="ar_AE"/>
-        </w:rPr>
-        <w:t xml:space="preserve"> </w:t>
-      </w:r>
-      <w:hyperlink r:id="rId32">
-        <w:r>
-          <w:rPr>
-            <w:rtl/>
-            <w:cs/>
-            <w:lang w:val="ar_AE" w:bidi="ar_AE"/>
-          </w:rPr>
-          <w:rPr>
-            <w:color w:val="0000EE"/>
-            <w:u w:val="single"/>
-          </w:rPr>
-          <w:t>14؛</w:t>
-        </w:r>
-      </w:hyperlink>
-      <w:r>
-        <w:rPr>
-          <w:rtl/>
-          <w:cs/>
-          <w:lang w:val="ar_AE" w:bidi="ar_AE"/>
-        </w:rPr>
-        <w:t xml:space="preserve"> </w:t>
-      </w:r>
-      <w:hyperlink r:id="rId33">
-        <w:r>
-          <w:rPr>
-            <w:rtl/>
-            <w:cs/>
-            <w:lang w:val="ar_AE" w:bidi="ar_AE"/>
-          </w:rPr>
-          <w:rPr>
-            <w:color w:val="0000EE"/>
-            <w:u w:val="single"/>
-          </w:rPr>
-          <w:t>جامعة 5: 17؛</w:t>
-        </w:r>
-      </w:hyperlink>
-      <w:r>
-        <w:rPr>
-          <w:rtl/>
-          <w:cs/>
-          <w:lang w:val="ar_AE" w:bidi="ar_AE"/>
-        </w:rPr>
-        <w:t xml:space="preserve"> </w:t>
-      </w:r>
-      <w:hyperlink r:id="rId34">
-        <w:r>
-          <w:rPr>
-            <w:rtl/>
-            <w:cs/>
-            <w:lang w:val="ar_AE" w:bidi="ar_AE"/>
-          </w:rPr>
-          <w:rPr>
-            <w:color w:val="0000EE"/>
-            <w:u w:val="single"/>
-          </w:rPr>
-          <w:t>إشعياء 5: 30</w:t>
-        </w:r>
-      </w:hyperlink>
+      <w:r>
+        <w:rPr>
+          <w:rtl/>
+          <w:cs/>
+          <w:lang w:val="ar_AE" w:bidi="ar_AE"/>
+        </w:rPr>
+        <w:t>تكوين 15: 12؛</w:t>
+      </w:r>
+      <w:r>
+        <w:rPr>
+          <w:rtl/>
+          <w:cs/>
+          <w:lang w:val="ar_AE" w:bidi="ar_AE"/>
+        </w:rPr>
+        <w:t xml:space="preserve"> </w:t>
+      </w:r>
+      <w:r>
+        <w:rPr>
+          <w:rtl/>
+          <w:cs/>
+          <w:lang w:val="ar_AE" w:bidi="ar_AE"/>
+        </w:rPr>
+        <w:t>أيوب 12: 25؛</w:t>
+      </w:r>
+      <w:r>
+        <w:rPr>
+          <w:rtl/>
+          <w:cs/>
+          <w:lang w:val="ar_AE" w:bidi="ar_AE"/>
+        </w:rPr>
+        <w:t xml:space="preserve"> </w:t>
+      </w:r>
+      <w:r>
+        <w:rPr>
+          <w:rtl/>
+          <w:cs/>
+          <w:lang w:val="ar_AE" w:bidi="ar_AE"/>
+        </w:rPr>
+        <w:t>19: 8؛</w:t>
+      </w:r>
+      <w:r>
+        <w:rPr>
+          <w:rtl/>
+          <w:cs/>
+          <w:lang w:val="ar_AE" w:bidi="ar_AE"/>
+        </w:rPr>
+        <w:t xml:space="preserve"> </w:t>
+      </w:r>
+      <w:r>
+        <w:rPr>
+          <w:rtl/>
+          <w:cs/>
+          <w:lang w:val="ar_AE" w:bidi="ar_AE"/>
+        </w:rPr>
+        <w:t>مزمور 35: 6؛</w:t>
+      </w:r>
+      <w:r>
+        <w:rPr>
+          <w:rtl/>
+          <w:cs/>
+          <w:lang w:val="ar_AE" w:bidi="ar_AE"/>
+        </w:rPr>
+        <w:t xml:space="preserve"> </w:t>
+      </w:r>
+      <w:r>
+        <w:rPr>
+          <w:rtl/>
+          <w:cs/>
+          <w:lang w:val="ar_AE" w:bidi="ar_AE"/>
+        </w:rPr>
+        <w:t>107: 10،</w:t>
+      </w:r>
+      <w:r>
+        <w:rPr>
+          <w:rtl/>
+          <w:cs/>
+          <w:lang w:val="ar_AE" w:bidi="ar_AE"/>
+        </w:rPr>
+        <w:t xml:space="preserve"> </w:t>
+      </w:r>
+      <w:r>
+        <w:rPr>
+          <w:rtl/>
+          <w:cs/>
+          <w:lang w:val="ar_AE" w:bidi="ar_AE"/>
+        </w:rPr>
+        <w:t>14؛</w:t>
+      </w:r>
+      <w:r>
+        <w:rPr>
+          <w:rtl/>
+          <w:cs/>
+          <w:lang w:val="ar_AE" w:bidi="ar_AE"/>
+        </w:rPr>
+        <w:t xml:space="preserve"> </w:t>
+      </w:r>
+      <w:r>
+        <w:rPr>
+          <w:rtl/>
+          <w:cs/>
+          <w:lang w:val="ar_AE" w:bidi="ar_AE"/>
+        </w:rPr>
+        <w:t>جامعة 5: 17؛</w:t>
+      </w:r>
+      <w:r>
+        <w:rPr>
+          <w:rtl/>
+          <w:cs/>
+          <w:lang w:val="ar_AE" w:bidi="ar_AE"/>
+        </w:rPr>
+        <w:t xml:space="preserve"> </w:t>
+      </w:r>
+      <w:r>
+        <w:rPr>
+          <w:rtl/>
+          <w:cs/>
+          <w:lang w:val="ar_AE" w:bidi="ar_AE"/>
+        </w:rPr>
+        <w:t>إشعياء 5: 30</w:t>
+      </w:r>
       <w:r>
         <w:rPr>
           <w:rtl/>
@@ -894,20 +762,14 @@
         </w:rPr>
         <w:t>بالنسبة لأيوب، كانت الظلمة تعني الفراغ (</w:t>
       </w:r>
-      <w:hyperlink r:id="rId35">
-        <w:r>
-          <w:rPr>
-            <w:rtl/>
-            <w:cs/>
-            <w:lang w:val="ar_AE" w:bidi="ar_AE"/>
-          </w:rPr>
-          <w:rPr>
-            <w:color w:val="0000EE"/>
-            <w:u w:val="single"/>
-          </w:rPr>
-          <w:t>أيوب 3: 4–6</w:t>
-        </w:r>
-      </w:hyperlink>
+      <w:r>
+        <w:rPr>
+          <w:rtl/>
+          <w:cs/>
+          <w:lang w:val="ar_AE" w:bidi="ar_AE"/>
+        </w:rPr>
+        <w:t>أيوب 3: 4–6</w:t>
+      </w:r>
       <w:r>
         <w:rPr>
           <w:rtl/>
@@ -916,64 +778,46 @@
         </w:rPr>
         <w:t>). وكانت ترمز إلى الموت، أي إلى أرض الظلال والكآبة حيث يسكن الموتى، بعيدًا عن ضوء النهار (</w:t>
       </w:r>
-      <w:hyperlink r:id="rId36">
-        <w:r>
-          <w:rPr>
-            <w:rtl/>
-            <w:cs/>
-            <w:lang w:val="ar_AE" w:bidi="ar_AE"/>
-          </w:rPr>
-          <w:rPr>
-            <w:color w:val="0000EE"/>
-            <w:u w:val="single"/>
-          </w:rPr>
-          <w:t>أيوب 10: 21–22؛</w:t>
-        </w:r>
-      </w:hyperlink>
-      <w:r>
-        <w:rPr>
-          <w:rtl/>
-          <w:cs/>
-          <w:lang w:val="ar_AE" w:bidi="ar_AE"/>
-        </w:rPr>
-        <w:t xml:space="preserve"> </w:t>
-      </w:r>
-      <w:hyperlink r:id="rId37">
-        <w:r>
-          <w:rPr>
-            <w:rtl/>
-            <w:cs/>
-            <w:lang w:val="ar_AE" w:bidi="ar_AE"/>
-          </w:rPr>
-          <w:rPr>
-            <w:color w:val="0000EE"/>
-            <w:u w:val="single"/>
-          </w:rPr>
-          <w:t>17: 12–13؛</w:t>
-        </w:r>
-      </w:hyperlink>
-      <w:r>
-        <w:rPr>
-          <w:rtl/>
-          <w:cs/>
-          <w:lang w:val="ar_AE" w:bidi="ar_AE"/>
-        </w:rPr>
-        <w:t xml:space="preserve"> </w:t>
-      </w:r>
-      <w:hyperlink r:id="rId38">
-        <w:r>
-          <w:rPr>
-            <w:rtl/>
-            <w:cs/>
-            <w:lang w:val="ar_AE" w:bidi="ar_AE"/>
-          </w:rPr>
-          <w:rPr>
-            <w:color w:val="0000EE"/>
-            <w:u w:val="single"/>
-          </w:rPr>
-          <w:t>الجامعة 6: 4</w:t>
-        </w:r>
-      </w:hyperlink>
+      <w:r>
+        <w:rPr>
+          <w:rtl/>
+          <w:cs/>
+          <w:lang w:val="ar_AE" w:bidi="ar_AE"/>
+        </w:rPr>
+        <w:t>أيوب 10: 21–22؛</w:t>
+      </w:r>
+      <w:r>
+        <w:rPr>
+          <w:rtl/>
+          <w:cs/>
+          <w:lang w:val="ar_AE" w:bidi="ar_AE"/>
+        </w:rPr>
+        <w:t xml:space="preserve"> </w:t>
+      </w:r>
+      <w:r>
+        <w:rPr>
+          <w:rtl/>
+          <w:cs/>
+          <w:lang w:val="ar_AE" w:bidi="ar_AE"/>
+        </w:rPr>
+        <w:t>17: 12–13؛</w:t>
+      </w:r>
+      <w:r>
+        <w:rPr>
+          <w:rtl/>
+          <w:cs/>
+          <w:lang w:val="ar_AE" w:bidi="ar_AE"/>
+        </w:rPr>
+        <w:t xml:space="preserve"> </w:t>
+      </w:r>
+      <w:r>
+        <w:rPr>
+          <w:rtl/>
+          <w:cs/>
+          <w:lang w:val="ar_AE" w:bidi="ar_AE"/>
+        </w:rPr>
+        <w:t>الجامعة 6: 4</w:t>
+      </w:r>
       <w:r>
         <w:rPr>
           <w:rtl/>
@@ -1002,20 +846,14 @@
         </w:rPr>
         <w:t>عادة ما يمارَس الشر في الظلام (</w:t>
       </w:r>
-      <w:hyperlink r:id="rId39">
-        <w:r>
-          <w:rPr>
-            <w:rtl/>
-            <w:cs/>
-            <w:lang w:val="ar_AE" w:bidi="ar_AE"/>
-          </w:rPr>
-          <w:rPr>
-            <w:color w:val="0000EE"/>
-            <w:u w:val="single"/>
-          </w:rPr>
-          <w:t>أيوب 24: 16–17</w:t>
-        </w:r>
-      </w:hyperlink>
+      <w:r>
+        <w:rPr>
+          <w:rtl/>
+          <w:cs/>
+          <w:lang w:val="ar_AE" w:bidi="ar_AE"/>
+        </w:rPr>
+        <w:t>أيوب 24: 16–17</w:t>
+      </w:r>
       <w:r>
         <w:rPr>
           <w:rtl/>
@@ -1024,42 +862,30 @@
         </w:rPr>
         <w:t>). لكن الظلمة لا يمكنها أن تخفي شيئًا عن الله (</w:t>
       </w:r>
-      <w:hyperlink r:id="rId40">
-        <w:r>
-          <w:rPr>
-            <w:rtl/>
-            <w:cs/>
-            <w:lang w:val="ar_AE" w:bidi="ar_AE"/>
-          </w:rPr>
-          <w:rPr>
-            <w:color w:val="0000EE"/>
-            <w:u w:val="single"/>
-          </w:rPr>
-          <w:t>مزمور 139: 11–12؛</w:t>
-        </w:r>
-      </w:hyperlink>
-      <w:r>
-        <w:rPr>
-          <w:rtl/>
-          <w:cs/>
-          <w:lang w:val="ar_AE" w:bidi="ar_AE"/>
-        </w:rPr>
-        <w:t xml:space="preserve"> </w:t>
-      </w:r>
-      <w:hyperlink r:id="rId41">
-        <w:r>
-          <w:rPr>
-            <w:rtl/>
-            <w:cs/>
-            <w:lang w:val="ar_AE" w:bidi="ar_AE"/>
-          </w:rPr>
-          <w:rPr>
-            <w:color w:val="0000EE"/>
-            <w:u w:val="single"/>
-          </w:rPr>
-          <w:t>إشعياء 29: 15–16</w:t>
-        </w:r>
-      </w:hyperlink>
+      <w:r>
+        <w:rPr>
+          <w:rtl/>
+          <w:cs/>
+          <w:lang w:val="ar_AE" w:bidi="ar_AE"/>
+        </w:rPr>
+        <w:t>مزمور 139: 11–12؛</w:t>
+      </w:r>
+      <w:r>
+        <w:rPr>
+          <w:rtl/>
+          <w:cs/>
+          <w:lang w:val="ar_AE" w:bidi="ar_AE"/>
+        </w:rPr>
+        <w:t xml:space="preserve"> </w:t>
+      </w:r>
+      <w:r>
+        <w:rPr>
+          <w:rtl/>
+          <w:cs/>
+          <w:lang w:val="ar_AE" w:bidi="ar_AE"/>
+        </w:rPr>
+        <w:t>إشعياء 29: 15–16</w:t>
+      </w:r>
       <w:r>
         <w:rPr>
           <w:rtl/>
@@ -1068,196 +894,142 @@
         </w:rPr>
         <w:t>). وكثيرًا ما يمثل الظلام عدم معرفة مشيئة الله. فمعرفة الله "نورٌ"، وبالتالي عدم معرفته "ظلمة" (</w:t>
       </w:r>
-      <w:hyperlink r:id="rId42">
-        <w:r>
-          <w:rPr>
-            <w:rtl/>
-            <w:cs/>
-            <w:lang w:val="ar_AE" w:bidi="ar_AE"/>
-          </w:rPr>
-          <w:rPr>
-            <w:color w:val="0000EE"/>
-            <w:u w:val="single"/>
-          </w:rPr>
-          <w:t>أيوب 12: 24–25؛</w:t>
-        </w:r>
-      </w:hyperlink>
-      <w:r>
-        <w:rPr>
-          <w:rtl/>
-          <w:cs/>
-          <w:lang w:val="ar_AE" w:bidi="ar_AE"/>
-        </w:rPr>
-        <w:t xml:space="preserve"> </w:t>
-      </w:r>
-      <w:hyperlink r:id="rId43">
-        <w:r>
-          <w:rPr>
-            <w:rtl/>
-            <w:cs/>
-            <w:lang w:val="ar_AE" w:bidi="ar_AE"/>
-          </w:rPr>
-          <w:rPr>
-            <w:color w:val="0000EE"/>
-            <w:u w:val="single"/>
-          </w:rPr>
-          <w:t>متى 4: 16؛</w:t>
-        </w:r>
-      </w:hyperlink>
-      <w:r>
-        <w:rPr>
-          <w:rtl/>
-          <w:cs/>
-          <w:lang w:val="ar_AE" w:bidi="ar_AE"/>
-        </w:rPr>
-        <w:t xml:space="preserve"> </w:t>
-      </w:r>
-      <w:hyperlink r:id="rId44">
-        <w:r>
-          <w:rPr>
-            <w:rtl/>
-            <w:cs/>
-            <w:lang w:val="ar_AE" w:bidi="ar_AE"/>
-          </w:rPr>
-          <w:rPr>
-            <w:color w:val="0000EE"/>
-            <w:u w:val="single"/>
-          </w:rPr>
-          <w:t>يوحنا 1: 5؛</w:t>
-        </w:r>
-      </w:hyperlink>
-      <w:r>
-        <w:rPr>
-          <w:rtl/>
-          <w:cs/>
-          <w:lang w:val="ar_AE" w:bidi="ar_AE"/>
-        </w:rPr>
-        <w:t xml:space="preserve"> </w:t>
-      </w:r>
-      <w:hyperlink r:id="rId45">
-        <w:r>
-          <w:rPr>
-            <w:rtl/>
-            <w:cs/>
-            <w:lang w:val="ar_AE" w:bidi="ar_AE"/>
-          </w:rPr>
-          <w:rPr>
-            <w:color w:val="0000EE"/>
-            <w:u w:val="single"/>
-          </w:rPr>
-          <w:t>8: 12؛</w:t>
-        </w:r>
-      </w:hyperlink>
-      <w:r>
-        <w:rPr>
-          <w:rtl/>
-          <w:cs/>
-          <w:lang w:val="ar_AE" w:bidi="ar_AE"/>
-        </w:rPr>
-        <w:t xml:space="preserve"> </w:t>
-      </w:r>
-      <w:hyperlink r:id="rId46">
-        <w:r>
-          <w:rPr>
-            <w:rtl/>
-            <w:cs/>
-            <w:lang w:val="ar_AE" w:bidi="ar_AE"/>
-          </w:rPr>
-          <w:rPr>
-            <w:color w:val="0000EE"/>
-            <w:u w:val="single"/>
-          </w:rPr>
-          <w:t>12: 35،</w:t>
-        </w:r>
-      </w:hyperlink>
-      <w:r>
-        <w:rPr>
-          <w:rtl/>
-          <w:cs/>
-          <w:lang w:val="ar_AE" w:bidi="ar_AE"/>
-        </w:rPr>
-        <w:t xml:space="preserve"> </w:t>
-      </w:r>
-      <w:hyperlink r:id="rId47">
-        <w:r>
-          <w:rPr>
-            <w:rtl/>
-            <w:cs/>
-            <w:lang w:val="ar_AE" w:bidi="ar_AE"/>
-          </w:rPr>
-          <w:rPr>
-            <w:color w:val="0000EE"/>
-            <w:u w:val="single"/>
-          </w:rPr>
-          <w:t>46؛</w:t>
-        </w:r>
-      </w:hyperlink>
-      <w:r>
-        <w:rPr>
-          <w:rtl/>
-          <w:cs/>
-          <w:lang w:val="ar_AE" w:bidi="ar_AE"/>
-        </w:rPr>
-        <w:t xml:space="preserve"> </w:t>
-      </w:r>
-      <w:hyperlink r:id="rId48">
-        <w:r>
-          <w:rPr>
-            <w:rtl/>
-            <w:cs/>
-            <w:lang w:val="ar_AE" w:bidi="ar_AE"/>
-          </w:rPr>
-          <w:rPr>
-            <w:color w:val="0000EE"/>
-            <w:u w:val="single"/>
-          </w:rPr>
-          <w:t>1يوحنا 1: 5؛</w:t>
-        </w:r>
-      </w:hyperlink>
-      <w:r>
-        <w:rPr>
-          <w:rtl/>
-          <w:cs/>
-          <w:lang w:val="ar_AE" w:bidi="ar_AE"/>
-        </w:rPr>
-        <w:t xml:space="preserve"> </w:t>
-      </w:r>
-      <w:hyperlink r:id="rId49">
-        <w:r>
-          <w:rPr>
-            <w:rtl/>
-            <w:cs/>
-            <w:lang w:val="ar_AE" w:bidi="ar_AE"/>
-          </w:rPr>
-          <w:rPr>
-            <w:color w:val="0000EE"/>
-            <w:u w:val="single"/>
-          </w:rPr>
-          <w:t>2: 8–9،</w:t>
-        </w:r>
-      </w:hyperlink>
-      <w:r>
-        <w:rPr>
-          <w:rtl/>
-          <w:cs/>
-          <w:lang w:val="ar_AE" w:bidi="ar_AE"/>
-        </w:rPr>
-        <w:t xml:space="preserve"> </w:t>
-      </w:r>
-      <w:hyperlink r:id="rId50">
-        <w:r>
-          <w:rPr>
-            <w:rtl/>
-            <w:cs/>
-            <w:lang w:val="ar_AE" w:bidi="ar_AE"/>
-          </w:rPr>
-          <w:rPr>
-            <w:color w:val="0000EE"/>
-            <w:u w:val="single"/>
-          </w:rPr>
-          <w:t>11</w:t>
-        </w:r>
-      </w:hyperlink>
+      <w:r>
+        <w:rPr>
+          <w:rtl/>
+          <w:cs/>
+          <w:lang w:val="ar_AE" w:bidi="ar_AE"/>
+        </w:rPr>
+        <w:t>أيوب 12: 24–25؛</w:t>
+      </w:r>
+      <w:r>
+        <w:rPr>
+          <w:rtl/>
+          <w:cs/>
+          <w:lang w:val="ar_AE" w:bidi="ar_AE"/>
+        </w:rPr>
+        <w:t xml:space="preserve"> </w:t>
+      </w:r>
+      <w:r>
+        <w:rPr>
+          <w:rtl/>
+          <w:cs/>
+          <w:lang w:val="ar_AE" w:bidi="ar_AE"/>
+        </w:rPr>
+        <w:t>متى 4: 16؛</w:t>
+      </w:r>
+      <w:r>
+        <w:rPr>
+          <w:rtl/>
+          <w:cs/>
+          <w:lang w:val="ar_AE" w:bidi="ar_AE"/>
+        </w:rPr>
+        <w:t xml:space="preserve"> </w:t>
+      </w:r>
+      <w:r>
+        <w:rPr>
+          <w:rtl/>
+          <w:cs/>
+          <w:lang w:val="ar_AE" w:bidi="ar_AE"/>
+        </w:rPr>
+        <w:t>يوحنا 1: 5؛</w:t>
+      </w:r>
+      <w:r>
+        <w:rPr>
+          <w:rtl/>
+          <w:cs/>
+          <w:lang w:val="ar_AE" w:bidi="ar_AE"/>
+        </w:rPr>
+        <w:t xml:space="preserve"> </w:t>
+      </w:r>
+      <w:r>
+        <w:rPr>
+          <w:rtl/>
+          <w:cs/>
+          <w:lang w:val="ar_AE" w:bidi="ar_AE"/>
+        </w:rPr>
+        <w:t>8: 12؛</w:t>
+      </w:r>
+      <w:r>
+        <w:rPr>
+          <w:rtl/>
+          <w:cs/>
+          <w:lang w:val="ar_AE" w:bidi="ar_AE"/>
+        </w:rPr>
+        <w:t xml:space="preserve"> </w:t>
+      </w:r>
+      <w:r>
+        <w:rPr>
+          <w:rtl/>
+          <w:cs/>
+          <w:lang w:val="ar_AE" w:bidi="ar_AE"/>
+        </w:rPr>
+        <w:t>12: 35،</w:t>
+      </w:r>
+      <w:r>
+        <w:rPr>
+          <w:rtl/>
+          <w:cs/>
+          <w:lang w:val="ar_AE" w:bidi="ar_AE"/>
+        </w:rPr>
+        <w:t xml:space="preserve"> </w:t>
+      </w:r>
+      <w:r>
+        <w:rPr>
+          <w:rtl/>
+          <w:cs/>
+          <w:lang w:val="ar_AE" w:bidi="ar_AE"/>
+        </w:rPr>
+        <w:t>46؛</w:t>
+      </w:r>
+      <w:r>
+        <w:rPr>
+          <w:rtl/>
+          <w:cs/>
+          <w:lang w:val="ar_AE" w:bidi="ar_AE"/>
+        </w:rPr>
+        <w:t xml:space="preserve"> </w:t>
+      </w:r>
+      <w:r>
+        <w:rPr>
+          <w:rtl/>
+          <w:cs/>
+          <w:lang w:val="ar_AE" w:bidi="ar_AE"/>
+        </w:rPr>
+        <w:t>1يوحنا 1: 5؛</w:t>
+      </w:r>
+      <w:r>
+        <w:rPr>
+          <w:rtl/>
+          <w:cs/>
+          <w:lang w:val="ar_AE" w:bidi="ar_AE"/>
+        </w:rPr>
+        <w:t xml:space="preserve"> </w:t>
+      </w:r>
+      <w:r>
+        <w:rPr>
+          <w:rtl/>
+          <w:cs/>
+          <w:lang w:val="ar_AE" w:bidi="ar_AE"/>
+        </w:rPr>
+        <w:t>2: 8–9،</w:t>
+      </w:r>
+      <w:r>
+        <w:rPr>
+          <w:rtl/>
+          <w:cs/>
+          <w:lang w:val="ar_AE" w:bidi="ar_AE"/>
+        </w:rPr>
+        <w:t xml:space="preserve"> </w:t>
+      </w:r>
+      <w:r>
+        <w:rPr>
+          <w:rtl/>
+          <w:cs/>
+          <w:lang w:val="ar_AE" w:bidi="ar_AE"/>
+        </w:rPr>
+        <w:t>11</w:t>
+      </w:r>
       <w:r>
         <w:rPr>
           <w:rtl/>
@@ -1286,86 +1058,62 @@
         </w:rPr>
         <w:t>يصف الكتاب المقدس طريقة الحياة الشريرة بأنها "ظلمة" (</w:t>
       </w:r>
-      <w:hyperlink r:id="rId51">
-        <w:r>
-          <w:rPr>
-            <w:rtl/>
-            <w:cs/>
-            <w:lang w:val="ar_AE" w:bidi="ar_AE"/>
-          </w:rPr>
-          <w:rPr>
-            <w:color w:val="0000EE"/>
-            <w:u w:val="single"/>
-          </w:rPr>
-          <w:t>أمثال 2: 13؛</w:t>
-        </w:r>
-      </w:hyperlink>
-      <w:r>
-        <w:rPr>
-          <w:rtl/>
-          <w:cs/>
-          <w:lang w:val="ar_AE" w:bidi="ar_AE"/>
-        </w:rPr>
-        <w:t xml:space="preserve"> </w:t>
-      </w:r>
-      <w:hyperlink r:id="rId52">
-        <w:r>
-          <w:rPr>
-            <w:rtl/>
-            <w:cs/>
-            <w:lang w:val="ar_AE" w:bidi="ar_AE"/>
-          </w:rPr>
-          <w:rPr>
-            <w:color w:val="0000EE"/>
-            <w:u w:val="single"/>
-          </w:rPr>
-          <w:t>4: 19؛</w:t>
-        </w:r>
-      </w:hyperlink>
-      <w:r>
-        <w:rPr>
-          <w:rtl/>
-          <w:cs/>
-          <w:lang w:val="ar_AE" w:bidi="ar_AE"/>
-        </w:rPr>
-        <w:t xml:space="preserve"> </w:t>
-      </w:r>
-      <w:hyperlink r:id="rId53">
-        <w:r>
-          <w:rPr>
-            <w:rtl/>
-            <w:cs/>
-            <w:lang w:val="ar_AE" w:bidi="ar_AE"/>
-          </w:rPr>
-          <w:rPr>
-            <w:color w:val="0000EE"/>
-            <w:u w:val="single"/>
-          </w:rPr>
-          <w:t>إشعياء 5: 20؛</w:t>
-        </w:r>
-      </w:hyperlink>
-      <w:r>
-        <w:rPr>
-          <w:rtl/>
-          <w:cs/>
-          <w:lang w:val="ar_AE" w:bidi="ar_AE"/>
-        </w:rPr>
-        <w:t xml:space="preserve"> </w:t>
-      </w:r>
-      <w:hyperlink r:id="rId54">
-        <w:r>
-          <w:rPr>
-            <w:rtl/>
-            <w:cs/>
-            <w:lang w:val="ar_AE" w:bidi="ar_AE"/>
-          </w:rPr>
-          <w:rPr>
-            <w:color w:val="0000EE"/>
-            <w:u w:val="single"/>
-          </w:rPr>
-          <w:t>60: 2</w:t>
-        </w:r>
-      </w:hyperlink>
+      <w:r>
+        <w:rPr>
+          <w:rtl/>
+          <w:cs/>
+          <w:lang w:val="ar_AE" w:bidi="ar_AE"/>
+        </w:rPr>
+        <w:t>أمثال 2: 13؛</w:t>
+      </w:r>
+      <w:r>
+        <w:rPr>
+          <w:rtl/>
+          <w:cs/>
+          <w:lang w:val="ar_AE" w:bidi="ar_AE"/>
+        </w:rPr>
+        <w:t xml:space="preserve"> </w:t>
+      </w:r>
+      <w:r>
+        <w:rPr>
+          <w:rtl/>
+          <w:cs/>
+          <w:lang w:val="ar_AE" w:bidi="ar_AE"/>
+        </w:rPr>
+        <w:t>4: 19؛</w:t>
+      </w:r>
+      <w:r>
+        <w:rPr>
+          <w:rtl/>
+          <w:cs/>
+          <w:lang w:val="ar_AE" w:bidi="ar_AE"/>
+        </w:rPr>
+        <w:t xml:space="preserve"> </w:t>
+      </w:r>
+      <w:r>
+        <w:rPr>
+          <w:rtl/>
+          <w:cs/>
+          <w:lang w:val="ar_AE" w:bidi="ar_AE"/>
+        </w:rPr>
+        <w:t>إشعياء 5: 20؛</w:t>
+      </w:r>
+      <w:r>
+        <w:rPr>
+          <w:rtl/>
+          <w:cs/>
+          <w:lang w:val="ar_AE" w:bidi="ar_AE"/>
+        </w:rPr>
+        <w:t xml:space="preserve"> </w:t>
+      </w:r>
+      <w:r>
+        <w:rPr>
+          <w:rtl/>
+          <w:cs/>
+          <w:lang w:val="ar_AE" w:bidi="ar_AE"/>
+        </w:rPr>
+        <w:t>60: 2</w:t>
+      </w:r>
       <w:r>
         <w:rPr>
           <w:rtl/>
@@ -1374,130 +1122,94 @@
         </w:rPr>
         <w:t>). وفي العهد الجديد، يُعتبر الظلام أيضًا رمزًا للحماقة الروحية (</w:t>
       </w:r>
-      <w:hyperlink r:id="rId43">
-        <w:r>
-          <w:rPr>
-            <w:rtl/>
-            <w:cs/>
-            <w:lang w:val="ar_AE" w:bidi="ar_AE"/>
-          </w:rPr>
-          <w:rPr>
-            <w:color w:val="0000EE"/>
-            <w:u w:val="single"/>
-          </w:rPr>
-          <w:t>متى 4: 16؛</w:t>
-        </w:r>
-      </w:hyperlink>
-      <w:r>
-        <w:rPr>
-          <w:rtl/>
-          <w:cs/>
-          <w:lang w:val="ar_AE" w:bidi="ar_AE"/>
-        </w:rPr>
-        <w:t xml:space="preserve"> </w:t>
-      </w:r>
-      <w:hyperlink r:id="rId55">
-        <w:r>
-          <w:rPr>
-            <w:rtl/>
-            <w:cs/>
-            <w:lang w:val="ar_AE" w:bidi="ar_AE"/>
-          </w:rPr>
-          <w:rPr>
-            <w:color w:val="0000EE"/>
-            <w:u w:val="single"/>
-          </w:rPr>
-          <w:t>6: 23؛</w:t>
-        </w:r>
-      </w:hyperlink>
-      <w:r>
-        <w:rPr>
-          <w:rtl/>
-          <w:cs/>
-          <w:lang w:val="ar_AE" w:bidi="ar_AE"/>
-        </w:rPr>
-        <w:t xml:space="preserve"> </w:t>
-      </w:r>
-      <w:hyperlink r:id="rId56">
-        <w:r>
-          <w:rPr>
-            <w:rtl/>
-            <w:cs/>
-            <w:lang w:val="ar_AE" w:bidi="ar_AE"/>
-          </w:rPr>
-          <w:rPr>
-            <w:color w:val="0000EE"/>
-            <w:u w:val="single"/>
-          </w:rPr>
-          <w:t>لوقا 1: 79؛</w:t>
-        </w:r>
-      </w:hyperlink>
-      <w:r>
-        <w:rPr>
-          <w:rtl/>
-          <w:cs/>
-          <w:lang w:val="ar_AE" w:bidi="ar_AE"/>
-        </w:rPr>
-        <w:t xml:space="preserve"> </w:t>
-      </w:r>
-      <w:hyperlink r:id="rId57">
-        <w:r>
-          <w:rPr>
-            <w:rtl/>
-            <w:cs/>
-            <w:lang w:val="ar_AE" w:bidi="ar_AE"/>
-          </w:rPr>
-          <w:rPr>
-            <w:color w:val="0000EE"/>
-            <w:u w:val="single"/>
-          </w:rPr>
-          <w:t>11: 35؛</w:t>
-        </w:r>
-      </w:hyperlink>
-      <w:r>
-        <w:rPr>
-          <w:rtl/>
-          <w:cs/>
-          <w:lang w:val="ar_AE" w:bidi="ar_AE"/>
-        </w:rPr>
-        <w:t xml:space="preserve"> </w:t>
-      </w:r>
-      <w:hyperlink r:id="rId58">
-        <w:r>
-          <w:rPr>
-            <w:rtl/>
-            <w:cs/>
-            <w:lang w:val="ar_AE" w:bidi="ar_AE"/>
-          </w:rPr>
-          <w:rPr>
-            <w:color w:val="0000EE"/>
-            <w:u w:val="single"/>
-          </w:rPr>
-          <w:t>رومية 2: 19؛</w:t>
-        </w:r>
-      </w:hyperlink>
-      <w:r>
-        <w:rPr>
-          <w:rtl/>
-          <w:cs/>
-          <w:lang w:val="ar_AE" w:bidi="ar_AE"/>
-        </w:rPr>
-        <w:t xml:space="preserve"> </w:t>
-      </w:r>
-      <w:hyperlink r:id="rId59">
-        <w:r>
-          <w:rPr>
-            <w:rtl/>
-            <w:cs/>
-            <w:lang w:val="ar_AE" w:bidi="ar_AE"/>
-          </w:rPr>
-          <w:rPr>
-            <w:color w:val="0000EE"/>
-            <w:u w:val="single"/>
-          </w:rPr>
-          <w:t>كولوسي 1: 13</w:t>
-        </w:r>
-      </w:hyperlink>
+      <w:r>
+        <w:rPr>
+          <w:rtl/>
+          <w:cs/>
+          <w:lang w:val="ar_AE" w:bidi="ar_AE"/>
+        </w:rPr>
+        <w:t>متى 4: 16؛</w:t>
+      </w:r>
+      <w:r>
+        <w:rPr>
+          <w:rtl/>
+          <w:cs/>
+          <w:lang w:val="ar_AE" w:bidi="ar_AE"/>
+        </w:rPr>
+        <w:t xml:space="preserve"> </w:t>
+      </w:r>
+      <w:r>
+        <w:rPr>
+          <w:rtl/>
+          <w:cs/>
+          <w:lang w:val="ar_AE" w:bidi="ar_AE"/>
+        </w:rPr>
+        <w:t>6: 23؛</w:t>
+      </w:r>
+      <w:r>
+        <w:rPr>
+          <w:rtl/>
+          <w:cs/>
+          <w:lang w:val="ar_AE" w:bidi="ar_AE"/>
+        </w:rPr>
+        <w:t xml:space="preserve"> </w:t>
+      </w:r>
+      <w:r>
+        <w:rPr>
+          <w:rtl/>
+          <w:cs/>
+          <w:lang w:val="ar_AE" w:bidi="ar_AE"/>
+        </w:rPr>
+        <w:t>لوقا 1: 79؛</w:t>
+      </w:r>
+      <w:r>
+        <w:rPr>
+          <w:rtl/>
+          <w:cs/>
+          <w:lang w:val="ar_AE" w:bidi="ar_AE"/>
+        </w:rPr>
+        <w:t xml:space="preserve"> </w:t>
+      </w:r>
+      <w:r>
+        <w:rPr>
+          <w:rtl/>
+          <w:cs/>
+          <w:lang w:val="ar_AE" w:bidi="ar_AE"/>
+        </w:rPr>
+        <w:t>11: 35؛</w:t>
+      </w:r>
+      <w:r>
+        <w:rPr>
+          <w:rtl/>
+          <w:cs/>
+          <w:lang w:val="ar_AE" w:bidi="ar_AE"/>
+        </w:rPr>
+        <w:t xml:space="preserve"> </w:t>
+      </w:r>
+      <w:r>
+        <w:rPr>
+          <w:rtl/>
+          <w:cs/>
+          <w:lang w:val="ar_AE" w:bidi="ar_AE"/>
+        </w:rPr>
+        <w:t>رومية 2: 19؛</w:t>
+      </w:r>
+      <w:r>
+        <w:rPr>
+          <w:rtl/>
+          <w:cs/>
+          <w:lang w:val="ar_AE" w:bidi="ar_AE"/>
+        </w:rPr>
+        <w:t xml:space="preserve"> </w:t>
+      </w:r>
+      <w:r>
+        <w:rPr>
+          <w:rtl/>
+          <w:cs/>
+          <w:lang w:val="ar_AE" w:bidi="ar_AE"/>
+        </w:rPr>
+        <w:t>كولوسي 1: 13</w:t>
+      </w:r>
       <w:r>
         <w:rPr>
           <w:rtl/>
@@ -1506,20 +1218,14 @@
         </w:rPr>
         <w:t>). والذين يتعلمون عن الله يغادرون الظلمة (</w:t>
       </w:r>
-      <w:hyperlink r:id="rId60">
-        <w:r>
-          <w:rPr>
-            <w:rtl/>
-            <w:cs/>
-            <w:lang w:val="ar_AE" w:bidi="ar_AE"/>
-          </w:rPr>
-          <w:rPr>
-            <w:color w:val="0000EE"/>
-            <w:u w:val="single"/>
-          </w:rPr>
-          <w:t>إشعياء 9: 2</w:t>
-        </w:r>
-      </w:hyperlink>
+      <w:r>
+        <w:rPr>
+          <w:rtl/>
+          <w:cs/>
+          <w:lang w:val="ar_AE" w:bidi="ar_AE"/>
+        </w:rPr>
+        <w:t>إشعياء 9: 2</w:t>
+      </w:r>
       <w:r>
         <w:rPr>
           <w:rtl/>
@@ -1548,130 +1254,94 @@
         </w:rPr>
         <w:t>كان "يوم الرب" موضوعًا رئيسيًا في أسفار العهد القديم النبوية، وكثيرًا ما رُبِط هذا اليوم بالظلام (</w:t>
       </w:r>
-      <w:hyperlink r:id="rId61">
-        <w:r>
-          <w:rPr>
-            <w:rtl/>
-            <w:cs/>
-            <w:lang w:val="ar_AE" w:bidi="ar_AE"/>
-          </w:rPr>
-          <w:rPr>
-            <w:color w:val="0000EE"/>
-            <w:u w:val="single"/>
-          </w:rPr>
-          <w:t>حزقيال 32: 8؛</w:t>
-        </w:r>
-      </w:hyperlink>
-      <w:r>
-        <w:rPr>
-          <w:rtl/>
-          <w:cs/>
-          <w:lang w:val="ar_AE" w:bidi="ar_AE"/>
-        </w:rPr>
-        <w:t xml:space="preserve"> </w:t>
-      </w:r>
-      <w:hyperlink r:id="rId62">
-        <w:r>
-          <w:rPr>
-            <w:rtl/>
-            <w:cs/>
-            <w:lang w:val="ar_AE" w:bidi="ar_AE"/>
-          </w:rPr>
-          <w:rPr>
-            <w:color w:val="0000EE"/>
-            <w:u w:val="single"/>
-          </w:rPr>
-          <w:t>يوئيل 2: 2،</w:t>
-        </w:r>
-      </w:hyperlink>
-      <w:r>
-        <w:rPr>
-          <w:rtl/>
-          <w:cs/>
-          <w:lang w:val="ar_AE" w:bidi="ar_AE"/>
-        </w:rPr>
-        <w:t xml:space="preserve"> </w:t>
-      </w:r>
-      <w:hyperlink r:id="rId63">
-        <w:r>
-          <w:rPr>
-            <w:rtl/>
-            <w:cs/>
-            <w:lang w:val="ar_AE" w:bidi="ar_AE"/>
-          </w:rPr>
-          <w:rPr>
-            <w:color w:val="0000EE"/>
-            <w:u w:val="single"/>
-          </w:rPr>
-          <w:t>31؛</w:t>
-        </w:r>
-      </w:hyperlink>
-      <w:r>
-        <w:rPr>
-          <w:rtl/>
-          <w:cs/>
-          <w:lang w:val="ar_AE" w:bidi="ar_AE"/>
-        </w:rPr>
-        <w:t xml:space="preserve"> </w:t>
-      </w:r>
-      <w:hyperlink r:id="rId64">
-        <w:r>
-          <w:rPr>
-            <w:rtl/>
-            <w:cs/>
-            <w:lang w:val="ar_AE" w:bidi="ar_AE"/>
-          </w:rPr>
-          <w:rPr>
-            <w:color w:val="0000EE"/>
-            <w:u w:val="single"/>
-          </w:rPr>
-          <w:t>عاموس 5: 18،</w:t>
-        </w:r>
-      </w:hyperlink>
-      <w:r>
-        <w:rPr>
-          <w:rtl/>
-          <w:cs/>
-          <w:lang w:val="ar_AE" w:bidi="ar_AE"/>
-        </w:rPr>
-        <w:t xml:space="preserve"> </w:t>
-      </w:r>
-      <w:hyperlink r:id="rId65">
-        <w:r>
-          <w:rPr>
-            <w:rtl/>
-            <w:cs/>
-            <w:lang w:val="ar_AE" w:bidi="ar_AE"/>
-          </w:rPr>
-          <w:rPr>
-            <w:color w:val="0000EE"/>
-            <w:u w:val="single"/>
-          </w:rPr>
-          <w:t>20؛</w:t>
-        </w:r>
-      </w:hyperlink>
-      <w:r>
-        <w:rPr>
-          <w:rtl/>
-          <w:cs/>
-          <w:lang w:val="ar_AE" w:bidi="ar_AE"/>
-        </w:rPr>
-        <w:t xml:space="preserve"> </w:t>
-      </w:r>
-      <w:hyperlink r:id="rId66">
-        <w:r>
-          <w:rPr>
-            <w:rtl/>
-            <w:cs/>
-            <w:lang w:val="ar_AE" w:bidi="ar_AE"/>
-          </w:rPr>
-          <w:rPr>
-            <w:color w:val="0000EE"/>
-            <w:u w:val="single"/>
-          </w:rPr>
-          <w:t>صفنيا 1: 15</w:t>
-        </w:r>
-      </w:hyperlink>
+      <w:r>
+        <w:rPr>
+          <w:rtl/>
+          <w:cs/>
+          <w:lang w:val="ar_AE" w:bidi="ar_AE"/>
+        </w:rPr>
+        <w:t>حزقيال 32: 8؛</w:t>
+      </w:r>
+      <w:r>
+        <w:rPr>
+          <w:rtl/>
+          <w:cs/>
+          <w:lang w:val="ar_AE" w:bidi="ar_AE"/>
+        </w:rPr>
+        <w:t xml:space="preserve"> </w:t>
+      </w:r>
+      <w:r>
+        <w:rPr>
+          <w:rtl/>
+          <w:cs/>
+          <w:lang w:val="ar_AE" w:bidi="ar_AE"/>
+        </w:rPr>
+        <w:t>يوئيل 2: 2،</w:t>
+      </w:r>
+      <w:r>
+        <w:rPr>
+          <w:rtl/>
+          <w:cs/>
+          <w:lang w:val="ar_AE" w:bidi="ar_AE"/>
+        </w:rPr>
+        <w:t xml:space="preserve"> </w:t>
+      </w:r>
+      <w:r>
+        <w:rPr>
+          <w:rtl/>
+          <w:cs/>
+          <w:lang w:val="ar_AE" w:bidi="ar_AE"/>
+        </w:rPr>
+        <w:t>31؛</w:t>
+      </w:r>
+      <w:r>
+        <w:rPr>
+          <w:rtl/>
+          <w:cs/>
+          <w:lang w:val="ar_AE" w:bidi="ar_AE"/>
+        </w:rPr>
+        <w:t xml:space="preserve"> </w:t>
+      </w:r>
+      <w:r>
+        <w:rPr>
+          <w:rtl/>
+          <w:cs/>
+          <w:lang w:val="ar_AE" w:bidi="ar_AE"/>
+        </w:rPr>
+        <w:t>عاموس 5: 18،</w:t>
+      </w:r>
+      <w:r>
+        <w:rPr>
+          <w:rtl/>
+          <w:cs/>
+          <w:lang w:val="ar_AE" w:bidi="ar_AE"/>
+        </w:rPr>
+        <w:t xml:space="preserve"> </w:t>
+      </w:r>
+      <w:r>
+        <w:rPr>
+          <w:rtl/>
+          <w:cs/>
+          <w:lang w:val="ar_AE" w:bidi="ar_AE"/>
+        </w:rPr>
+        <w:t>20؛</w:t>
+      </w:r>
+      <w:r>
+        <w:rPr>
+          <w:rtl/>
+          <w:cs/>
+          <w:lang w:val="ar_AE" w:bidi="ar_AE"/>
+        </w:rPr>
+        <w:t xml:space="preserve"> </w:t>
+      </w:r>
+      <w:r>
+        <w:rPr>
+          <w:rtl/>
+          <w:cs/>
+          <w:lang w:val="ar_AE" w:bidi="ar_AE"/>
+        </w:rPr>
+        <w:t>صفنيا 1: 15</w:t>
+      </w:r>
       <w:r>
         <w:rPr>
           <w:rtl/>
@@ -1680,130 +1350,94 @@
         </w:rPr>
         <w:t>). ويربط العهد الجديد أيضًا الظلمة بالدينونة (</w:t>
       </w:r>
-      <w:hyperlink r:id="rId67">
-        <w:r>
-          <w:rPr>
-            <w:rtl/>
-            <w:cs/>
-            <w:lang w:val="ar_AE" w:bidi="ar_AE"/>
-          </w:rPr>
-          <w:rPr>
-            <w:color w:val="0000EE"/>
-            <w:u w:val="single"/>
-          </w:rPr>
-          <w:t>متى 8: 12؛</w:t>
-        </w:r>
-      </w:hyperlink>
-      <w:r>
-        <w:rPr>
-          <w:rtl/>
-          <w:cs/>
-          <w:lang w:val="ar_AE" w:bidi="ar_AE"/>
-        </w:rPr>
-        <w:t xml:space="preserve"> </w:t>
-      </w:r>
-      <w:hyperlink r:id="rId68">
-        <w:r>
-          <w:rPr>
-            <w:rtl/>
-            <w:cs/>
-            <w:lang w:val="ar_AE" w:bidi="ar_AE"/>
-          </w:rPr>
-          <w:rPr>
-            <w:color w:val="0000EE"/>
-            <w:u w:val="single"/>
-          </w:rPr>
-          <w:t>22: 13؛</w:t>
-        </w:r>
-      </w:hyperlink>
-      <w:r>
-        <w:rPr>
-          <w:rtl/>
-          <w:cs/>
-          <w:lang w:val="ar_AE" w:bidi="ar_AE"/>
-        </w:rPr>
-        <w:t xml:space="preserve"> </w:t>
-      </w:r>
-      <w:hyperlink r:id="rId69">
-        <w:r>
-          <w:rPr>
-            <w:rtl/>
-            <w:cs/>
-            <w:lang w:val="ar_AE" w:bidi="ar_AE"/>
-          </w:rPr>
-          <w:rPr>
-            <w:color w:val="0000EE"/>
-            <w:u w:val="single"/>
-          </w:rPr>
-          <w:t>25: 30؛</w:t>
-        </w:r>
-      </w:hyperlink>
-      <w:r>
-        <w:rPr>
-          <w:rtl/>
-          <w:cs/>
-          <w:lang w:val="ar_AE" w:bidi="ar_AE"/>
-        </w:rPr>
-        <w:t xml:space="preserve"> </w:t>
-      </w:r>
-      <w:hyperlink r:id="rId70">
-        <w:r>
-          <w:rPr>
-            <w:rtl/>
-            <w:cs/>
-            <w:lang w:val="ar_AE" w:bidi="ar_AE"/>
-          </w:rPr>
-          <w:rPr>
-            <w:color w:val="0000EE"/>
-            <w:u w:val="single"/>
-          </w:rPr>
-          <w:t>2بطرس 2: 17؛</w:t>
-        </w:r>
-      </w:hyperlink>
-      <w:r>
-        <w:rPr>
-          <w:rtl/>
-          <w:cs/>
-          <w:lang w:val="ar_AE" w:bidi="ar_AE"/>
-        </w:rPr>
-        <w:t xml:space="preserve"> </w:t>
-      </w:r>
-      <w:hyperlink r:id="rId71">
-        <w:r>
-          <w:rPr>
-            <w:rtl/>
-            <w:cs/>
-            <w:lang w:val="ar_AE" w:bidi="ar_AE"/>
-          </w:rPr>
-          <w:rPr>
-            <w:color w:val="0000EE"/>
-            <w:u w:val="single"/>
-          </w:rPr>
-          <w:t>يهوذا 1: 6،</w:t>
-        </w:r>
-      </w:hyperlink>
-      <w:r>
-        <w:rPr>
-          <w:rtl/>
-          <w:cs/>
-          <w:lang w:val="ar_AE" w:bidi="ar_AE"/>
-        </w:rPr>
-        <w:t xml:space="preserve"> </w:t>
-      </w:r>
-      <w:hyperlink r:id="rId72">
-        <w:r>
-          <w:rPr>
-            <w:rtl/>
-            <w:cs/>
-            <w:lang w:val="ar_AE" w:bidi="ar_AE"/>
-          </w:rPr>
-          <w:rPr>
-            <w:color w:val="0000EE"/>
-            <w:u w:val="single"/>
-          </w:rPr>
-          <w:t>13</w:t>
-        </w:r>
-      </w:hyperlink>
+      <w:r>
+        <w:rPr>
+          <w:rtl/>
+          <w:cs/>
+          <w:lang w:val="ar_AE" w:bidi="ar_AE"/>
+        </w:rPr>
+        <w:t>متى 8: 12؛</w:t>
+      </w:r>
+      <w:r>
+        <w:rPr>
+          <w:rtl/>
+          <w:cs/>
+          <w:lang w:val="ar_AE" w:bidi="ar_AE"/>
+        </w:rPr>
+        <w:t xml:space="preserve"> </w:t>
+      </w:r>
+      <w:r>
+        <w:rPr>
+          <w:rtl/>
+          <w:cs/>
+          <w:lang w:val="ar_AE" w:bidi="ar_AE"/>
+        </w:rPr>
+        <w:t>22: 13؛</w:t>
+      </w:r>
+      <w:r>
+        <w:rPr>
+          <w:rtl/>
+          <w:cs/>
+          <w:lang w:val="ar_AE" w:bidi="ar_AE"/>
+        </w:rPr>
+        <w:t xml:space="preserve"> </w:t>
+      </w:r>
+      <w:r>
+        <w:rPr>
+          <w:rtl/>
+          <w:cs/>
+          <w:lang w:val="ar_AE" w:bidi="ar_AE"/>
+        </w:rPr>
+        <w:t>25: 30؛</w:t>
+      </w:r>
+      <w:r>
+        <w:rPr>
+          <w:rtl/>
+          <w:cs/>
+          <w:lang w:val="ar_AE" w:bidi="ar_AE"/>
+        </w:rPr>
+        <w:t xml:space="preserve"> </w:t>
+      </w:r>
+      <w:r>
+        <w:rPr>
+          <w:rtl/>
+          <w:cs/>
+          <w:lang w:val="ar_AE" w:bidi="ar_AE"/>
+        </w:rPr>
+        <w:t>2بطرس 2: 17؛</w:t>
+      </w:r>
+      <w:r>
+        <w:rPr>
+          <w:rtl/>
+          <w:cs/>
+          <w:lang w:val="ar_AE" w:bidi="ar_AE"/>
+        </w:rPr>
+        <w:t xml:space="preserve"> </w:t>
+      </w:r>
+      <w:r>
+        <w:rPr>
+          <w:rtl/>
+          <w:cs/>
+          <w:lang w:val="ar_AE" w:bidi="ar_AE"/>
+        </w:rPr>
+        <w:t>يهوذا 1: 6،</w:t>
+      </w:r>
+      <w:r>
+        <w:rPr>
+          <w:rtl/>
+          <w:cs/>
+          <w:lang w:val="ar_AE" w:bidi="ar_AE"/>
+        </w:rPr>
+        <w:t xml:space="preserve"> </w:t>
+      </w:r>
+      <w:r>
+        <w:rPr>
+          <w:rtl/>
+          <w:cs/>
+          <w:lang w:val="ar_AE" w:bidi="ar_AE"/>
+        </w:rPr>
+        <w:t>13</w:t>
+      </w:r>
       <w:r>
         <w:rPr>
           <w:rtl/>
@@ -1846,20 +1480,14 @@
         </w:rPr>
         <w:t>كان النور هو أول ما خلقه الله بعد السماوات والأرض (</w:t>
       </w:r>
-      <w:hyperlink r:id="rId73">
-        <w:r>
-          <w:rPr>
-            <w:rtl/>
-            <w:cs/>
-            <w:lang w:val="ar_AE" w:bidi="ar_AE"/>
-          </w:rPr>
-          <w:rPr>
-            <w:color w:val="0000EE"/>
-            <w:u w:val="single"/>
-          </w:rPr>
-          <w:t>تكوين 1: 3؛</w:t>
-        </w:r>
-      </w:hyperlink>
+      <w:r>
+        <w:rPr>
+          <w:rtl/>
+          <w:cs/>
+          <w:lang w:val="ar_AE" w:bidi="ar_AE"/>
+        </w:rPr>
+        <w:t>تكوين 1: 3؛</w:t>
+      </w:r>
       <w:r>
         <w:rPr>
           <w:rtl/>
@@ -1868,20 +1496,14 @@
         </w:rPr>
         <w:t xml:space="preserve"> انظر أيضًا </w:t>
       </w:r>
-      <w:hyperlink r:id="rId74">
-        <w:r>
-          <w:rPr>
-            <w:rtl/>
-            <w:cs/>
-            <w:lang w:val="ar_AE" w:bidi="ar_AE"/>
-          </w:rPr>
-          <w:rPr>
-            <w:color w:val="0000EE"/>
-            <w:u w:val="single"/>
-          </w:rPr>
-          <w:t>1: 16</w:t>
-        </w:r>
-      </w:hyperlink>
+      <w:r>
+        <w:rPr>
+          <w:rtl/>
+          <w:cs/>
+          <w:lang w:val="ar_AE" w:bidi="ar_AE"/>
+        </w:rPr>
+        <w:t>1: 16</w:t>
+      </w:r>
       <w:r>
         <w:rPr>
           <w:rtl/>
@@ -1890,42 +1512,30 @@
         </w:rPr>
         <w:t>). يرمز النور بالطبيعة إلى كلِّ ما هو ممتع، أو حسن، أو مبهج (</w:t>
       </w:r>
-      <w:hyperlink r:id="rId75">
-        <w:r>
-          <w:rPr>
-            <w:rtl/>
-            <w:cs/>
-            <w:lang w:val="ar_AE" w:bidi="ar_AE"/>
-          </w:rPr>
-          <w:rPr>
-            <w:color w:val="0000EE"/>
-            <w:u w:val="single"/>
-          </w:rPr>
-          <w:t>جامعة 11: 7؛</w:t>
-        </w:r>
-      </w:hyperlink>
-      <w:r>
-        <w:rPr>
-          <w:rtl/>
-          <w:cs/>
-          <w:lang w:val="ar_AE" w:bidi="ar_AE"/>
-        </w:rPr>
-        <w:t xml:space="preserve"> </w:t>
-      </w:r>
-      <w:hyperlink r:id="rId76">
-        <w:r>
-          <w:rPr>
-            <w:rtl/>
-            <w:cs/>
-            <w:lang w:val="ar_AE" w:bidi="ar_AE"/>
-          </w:rPr>
-          <w:rPr>
-            <w:color w:val="0000EE"/>
-            <w:u w:val="single"/>
-          </w:rPr>
-          <w:t>يعقوب 1: 17</w:t>
-        </w:r>
-      </w:hyperlink>
+      <w:r>
+        <w:rPr>
+          <w:rtl/>
+          <w:cs/>
+          <w:lang w:val="ar_AE" w:bidi="ar_AE"/>
+        </w:rPr>
+        <w:t>جامعة 11: 7؛</w:t>
+      </w:r>
+      <w:r>
+        <w:rPr>
+          <w:rtl/>
+          <w:cs/>
+          <w:lang w:val="ar_AE" w:bidi="ar_AE"/>
+        </w:rPr>
+        <w:t xml:space="preserve"> </w:t>
+      </w:r>
+      <w:r>
+        <w:rPr>
+          <w:rtl/>
+          <w:cs/>
+          <w:lang w:val="ar_AE" w:bidi="ar_AE"/>
+        </w:rPr>
+        <w:t>يعقوب 1: 17</w:t>
+      </w:r>
       <w:r>
         <w:rPr>
           <w:rtl/>
@@ -1934,42 +1544,30 @@
         </w:rPr>
         <w:t>). عندما خرج بنو إسرائيل من مصر، كان عمود السحاب والنار يمدُّهم بالنور (</w:t>
       </w:r>
-      <w:hyperlink r:id="rId77">
-        <w:r>
-          <w:rPr>
-            <w:rtl/>
-            <w:cs/>
-            <w:lang w:val="ar_AE" w:bidi="ar_AE"/>
-          </w:rPr>
-          <w:rPr>
-            <w:color w:val="0000EE"/>
-            <w:u w:val="single"/>
-          </w:rPr>
-          <w:t>خروج 13: 21؛</w:t>
-        </w:r>
-      </w:hyperlink>
-      <w:r>
-        <w:rPr>
-          <w:rtl/>
-          <w:cs/>
-          <w:lang w:val="ar_AE" w:bidi="ar_AE"/>
-        </w:rPr>
-        <w:t xml:space="preserve"> </w:t>
-      </w:r>
-      <w:hyperlink r:id="rId78">
-        <w:r>
-          <w:rPr>
-            <w:rtl/>
-            <w:cs/>
-            <w:lang w:val="ar_AE" w:bidi="ar_AE"/>
-          </w:rPr>
-          <w:rPr>
-            <w:color w:val="0000EE"/>
-            <w:u w:val="single"/>
-          </w:rPr>
-          <w:t>14: 20</w:t>
-        </w:r>
-      </w:hyperlink>
+      <w:r>
+        <w:rPr>
+          <w:rtl/>
+          <w:cs/>
+          <w:lang w:val="ar_AE" w:bidi="ar_AE"/>
+        </w:rPr>
+        <w:t>خروج 13: 21؛</w:t>
+      </w:r>
+      <w:r>
+        <w:rPr>
+          <w:rtl/>
+          <w:cs/>
+          <w:lang w:val="ar_AE" w:bidi="ar_AE"/>
+        </w:rPr>
+        <w:t xml:space="preserve"> </w:t>
+      </w:r>
+      <w:r>
+        <w:rPr>
+          <w:rtl/>
+          <w:cs/>
+          <w:lang w:val="ar_AE" w:bidi="ar_AE"/>
+        </w:rPr>
+        <w:t>14: 20</w:t>
+      </w:r>
       <w:r>
         <w:rPr>
           <w:rtl/>
@@ -1978,20 +1576,14 @@
         </w:rPr>
         <w:t>)، ويرشدهم إلى الطريق (</w:t>
       </w:r>
-      <w:hyperlink r:id="rId79">
-        <w:r>
-          <w:rPr>
-            <w:rtl/>
-            <w:cs/>
-            <w:lang w:val="ar_AE" w:bidi="ar_AE"/>
-          </w:rPr>
-          <w:rPr>
-            <w:color w:val="0000EE"/>
-            <w:u w:val="single"/>
-          </w:rPr>
-          <w:t>نحميا 9: 19</w:t>
-        </w:r>
-      </w:hyperlink>
+      <w:r>
+        <w:rPr>
+          <w:rtl/>
+          <w:cs/>
+          <w:lang w:val="ar_AE" w:bidi="ar_AE"/>
+        </w:rPr>
+        <w:t>نحميا 9: 19</w:t>
+      </w:r>
       <w:r>
         <w:rPr>
           <w:rtl/>
@@ -2000,130 +1592,94 @@
         </w:rPr>
         <w:t>). ويمثل النور بركة الرب (</w:t>
       </w:r>
-      <w:hyperlink r:id="rId80">
-        <w:r>
-          <w:rPr>
-            <w:rtl/>
-            <w:cs/>
-            <w:lang w:val="ar_AE" w:bidi="ar_AE"/>
-          </w:rPr>
-          <w:rPr>
-            <w:color w:val="0000EE"/>
-            <w:u w:val="single"/>
-          </w:rPr>
-          <w:t>أيوب 12: 22؛</w:t>
-        </w:r>
-      </w:hyperlink>
-      <w:r>
-        <w:rPr>
-          <w:rtl/>
-          <w:cs/>
-          <w:lang w:val="ar_AE" w:bidi="ar_AE"/>
-        </w:rPr>
-        <w:t xml:space="preserve"> </w:t>
-      </w:r>
-      <w:hyperlink r:id="rId81">
-        <w:r>
-          <w:rPr>
-            <w:rtl/>
-            <w:cs/>
-            <w:lang w:val="ar_AE" w:bidi="ar_AE"/>
-          </w:rPr>
-          <w:rPr>
-            <w:color w:val="0000EE"/>
-            <w:u w:val="single"/>
-          </w:rPr>
-          <w:t>29: 2–3؛</w:t>
-        </w:r>
-      </w:hyperlink>
-      <w:r>
-        <w:rPr>
-          <w:rtl/>
-          <w:cs/>
-          <w:lang w:val="ar_AE" w:bidi="ar_AE"/>
-        </w:rPr>
-        <w:t xml:space="preserve"> </w:t>
-      </w:r>
-      <w:hyperlink r:id="rId82">
-        <w:r>
-          <w:rPr>
-            <w:rtl/>
-            <w:cs/>
-            <w:lang w:val="ar_AE" w:bidi="ar_AE"/>
-          </w:rPr>
-          <w:rPr>
-            <w:color w:val="0000EE"/>
-            <w:u w:val="single"/>
-          </w:rPr>
-          <w:t>مزمور 4: 6؛</w:t>
-        </w:r>
-      </w:hyperlink>
-      <w:r>
-        <w:rPr>
-          <w:rtl/>
-          <w:cs/>
-          <w:lang w:val="ar_AE" w:bidi="ar_AE"/>
-        </w:rPr>
-        <w:t xml:space="preserve"> </w:t>
-      </w:r>
-      <w:hyperlink r:id="rId83">
-        <w:r>
-          <w:rPr>
-            <w:rtl/>
-            <w:cs/>
-            <w:lang w:val="ar_AE" w:bidi="ar_AE"/>
-          </w:rPr>
-          <w:rPr>
-            <w:color w:val="0000EE"/>
-            <w:u w:val="single"/>
-          </w:rPr>
-          <w:t>18: 28؛</w:t>
-        </w:r>
-      </w:hyperlink>
-      <w:r>
-        <w:rPr>
-          <w:rtl/>
-          <w:cs/>
-          <w:lang w:val="ar_AE" w:bidi="ar_AE"/>
-        </w:rPr>
-        <w:t xml:space="preserve"> </w:t>
-      </w:r>
-      <w:hyperlink r:id="rId84">
-        <w:r>
-          <w:rPr>
-            <w:rtl/>
-            <w:cs/>
-            <w:lang w:val="ar_AE" w:bidi="ar_AE"/>
-          </w:rPr>
-          <w:rPr>
-            <w:color w:val="0000EE"/>
-            <w:u w:val="single"/>
-          </w:rPr>
-          <w:t>44: 3؛</w:t>
-        </w:r>
-      </w:hyperlink>
-      <w:r>
-        <w:rPr>
-          <w:rtl/>
-          <w:cs/>
-          <w:lang w:val="ar_AE" w:bidi="ar_AE"/>
-        </w:rPr>
-        <w:t xml:space="preserve"> </w:t>
-      </w:r>
-      <w:hyperlink r:id="rId85">
-        <w:r>
-          <w:rPr>
-            <w:rtl/>
-            <w:cs/>
-            <w:lang w:val="ar_AE" w:bidi="ar_AE"/>
-          </w:rPr>
-          <w:rPr>
-            <w:color w:val="0000EE"/>
-            <w:u w:val="single"/>
-          </w:rPr>
-          <w:t>118: 27</w:t>
-        </w:r>
-      </w:hyperlink>
+      <w:r>
+        <w:rPr>
+          <w:rtl/>
+          <w:cs/>
+          <w:lang w:val="ar_AE" w:bidi="ar_AE"/>
+        </w:rPr>
+        <w:t>أيوب 12: 22؛</w:t>
+      </w:r>
+      <w:r>
+        <w:rPr>
+          <w:rtl/>
+          <w:cs/>
+          <w:lang w:val="ar_AE" w:bidi="ar_AE"/>
+        </w:rPr>
+        <w:t xml:space="preserve"> </w:t>
+      </w:r>
+      <w:r>
+        <w:rPr>
+          <w:rtl/>
+          <w:cs/>
+          <w:lang w:val="ar_AE" w:bidi="ar_AE"/>
+        </w:rPr>
+        <w:t>29: 2–3؛</w:t>
+      </w:r>
+      <w:r>
+        <w:rPr>
+          <w:rtl/>
+          <w:cs/>
+          <w:lang w:val="ar_AE" w:bidi="ar_AE"/>
+        </w:rPr>
+        <w:t xml:space="preserve"> </w:t>
+      </w:r>
+      <w:r>
+        <w:rPr>
+          <w:rtl/>
+          <w:cs/>
+          <w:lang w:val="ar_AE" w:bidi="ar_AE"/>
+        </w:rPr>
+        <w:t>مزمور 4: 6؛</w:t>
+      </w:r>
+      <w:r>
+        <w:rPr>
+          <w:rtl/>
+          <w:cs/>
+          <w:lang w:val="ar_AE" w:bidi="ar_AE"/>
+        </w:rPr>
+        <w:t xml:space="preserve"> </w:t>
+      </w:r>
+      <w:r>
+        <w:rPr>
+          <w:rtl/>
+          <w:cs/>
+          <w:lang w:val="ar_AE" w:bidi="ar_AE"/>
+        </w:rPr>
+        <w:t>18: 28؛</w:t>
+      </w:r>
+      <w:r>
+        <w:rPr>
+          <w:rtl/>
+          <w:cs/>
+          <w:lang w:val="ar_AE" w:bidi="ar_AE"/>
+        </w:rPr>
+        <w:t xml:space="preserve"> </w:t>
+      </w:r>
+      <w:r>
+        <w:rPr>
+          <w:rtl/>
+          <w:cs/>
+          <w:lang w:val="ar_AE" w:bidi="ar_AE"/>
+        </w:rPr>
+        <w:t>44: 3؛</w:t>
+      </w:r>
+      <w:r>
+        <w:rPr>
+          <w:rtl/>
+          <w:cs/>
+          <w:lang w:val="ar_AE" w:bidi="ar_AE"/>
+        </w:rPr>
+        <w:t xml:space="preserve"> </w:t>
+      </w:r>
+      <w:r>
+        <w:rPr>
+          <w:rtl/>
+          <w:cs/>
+          <w:lang w:val="ar_AE" w:bidi="ar_AE"/>
+        </w:rPr>
+        <w:t>118: 27</w:t>
+      </w:r>
       <w:r>
         <w:rPr>
           <w:rtl/>
@@ -2132,42 +1688,30 @@
         </w:rPr>
         <w:t>). ويمكن لخدام الله أن يقدموا هذه البركة لآخرين عن طريق توجيههم إلى الله من خلال طاعتهم (</w:t>
       </w:r>
-      <w:hyperlink r:id="rId86">
-        <w:r>
-          <w:rPr>
-            <w:rtl/>
-            <w:cs/>
-            <w:lang w:val="ar_AE" w:bidi="ar_AE"/>
-          </w:rPr>
-          <w:rPr>
-            <w:color w:val="0000EE"/>
-            <w:u w:val="single"/>
-          </w:rPr>
-          <w:t>إشعياء 42: 6؛</w:t>
-        </w:r>
-      </w:hyperlink>
-      <w:r>
-        <w:rPr>
-          <w:rtl/>
-          <w:cs/>
-          <w:lang w:val="ar_AE" w:bidi="ar_AE"/>
-        </w:rPr>
-        <w:t xml:space="preserve"> </w:t>
-      </w:r>
-      <w:hyperlink r:id="rId87">
-        <w:r>
-          <w:rPr>
-            <w:rtl/>
-            <w:cs/>
-            <w:lang w:val="ar_AE" w:bidi="ar_AE"/>
-          </w:rPr>
-          <w:rPr>
-            <w:color w:val="0000EE"/>
-            <w:u w:val="single"/>
-          </w:rPr>
-          <w:t>49: 6</w:t>
-        </w:r>
-      </w:hyperlink>
+      <w:r>
+        <w:rPr>
+          <w:rtl/>
+          <w:cs/>
+          <w:lang w:val="ar_AE" w:bidi="ar_AE"/>
+        </w:rPr>
+        <w:t>إشعياء 42: 6؛</w:t>
+      </w:r>
+      <w:r>
+        <w:rPr>
+          <w:rtl/>
+          <w:cs/>
+          <w:lang w:val="ar_AE" w:bidi="ar_AE"/>
+        </w:rPr>
+        <w:t xml:space="preserve"> </w:t>
+      </w:r>
+      <w:r>
+        <w:rPr>
+          <w:rtl/>
+          <w:cs/>
+          <w:lang w:val="ar_AE" w:bidi="ar_AE"/>
+        </w:rPr>
+        <w:t>49: 6</w:t>
+      </w:r>
       <w:r>
         <w:rPr>
           <w:rtl/>
@@ -2176,42 +1720,30 @@
         </w:rPr>
         <w:t>). ويكشف نور الله أيضًا الخطية ويحقق العدل (</w:t>
       </w:r>
-      <w:hyperlink r:id="rId88">
-        <w:r>
-          <w:rPr>
-            <w:rtl/>
-            <w:cs/>
-            <w:lang w:val="ar_AE" w:bidi="ar_AE"/>
-          </w:rPr>
-          <w:rPr>
-            <w:color w:val="0000EE"/>
-            <w:u w:val="single"/>
-          </w:rPr>
-          <w:t>مزمور 90: 8؛</w:t>
-        </w:r>
-      </w:hyperlink>
-      <w:r>
-        <w:rPr>
-          <w:rtl/>
-          <w:cs/>
-          <w:lang w:val="ar_AE" w:bidi="ar_AE"/>
-        </w:rPr>
-        <w:t xml:space="preserve"> </w:t>
-      </w:r>
-      <w:hyperlink r:id="rId89">
-        <w:r>
-          <w:rPr>
-            <w:rtl/>
-            <w:cs/>
-            <w:lang w:val="ar_AE" w:bidi="ar_AE"/>
-          </w:rPr>
-          <w:rPr>
-            <w:color w:val="0000EE"/>
-            <w:u w:val="single"/>
-          </w:rPr>
-          <w:t>إشعياء 51: 4</w:t>
-        </w:r>
-      </w:hyperlink>
+      <w:r>
+        <w:rPr>
+          <w:rtl/>
+          <w:cs/>
+          <w:lang w:val="ar_AE" w:bidi="ar_AE"/>
+        </w:rPr>
+        <w:t>مزمور 90: 8؛</w:t>
+      </w:r>
+      <w:r>
+        <w:rPr>
+          <w:rtl/>
+          <w:cs/>
+          <w:lang w:val="ar_AE" w:bidi="ar_AE"/>
+        </w:rPr>
+        <w:t xml:space="preserve"> </w:t>
+      </w:r>
+      <w:r>
+        <w:rPr>
+          <w:rtl/>
+          <w:cs/>
+          <w:lang w:val="ar_AE" w:bidi="ar_AE"/>
+        </w:rPr>
+        <w:t>إشعياء 51: 4</w:t>
+      </w:r>
       <w:r>
         <w:rPr>
           <w:rtl/>
@@ -2240,86 +1772,62 @@
         </w:rPr>
         <w:t>يصف الكتاب المقدس الله بأنه نور (</w:t>
       </w:r>
-      <w:hyperlink r:id="rId90">
-        <w:r>
-          <w:rPr>
-            <w:rtl/>
-            <w:cs/>
-            <w:lang w:val="ar_AE" w:bidi="ar_AE"/>
-          </w:rPr>
-          <w:rPr>
-            <w:color w:val="0000EE"/>
-            <w:u w:val="single"/>
-          </w:rPr>
-          <w:t>مزمور 27: 1؛</w:t>
-        </w:r>
-      </w:hyperlink>
-      <w:r>
-        <w:rPr>
-          <w:rtl/>
-          <w:cs/>
-          <w:lang w:val="ar_AE" w:bidi="ar_AE"/>
-        </w:rPr>
-        <w:t xml:space="preserve"> </w:t>
-      </w:r>
-      <w:hyperlink r:id="rId91">
-        <w:r>
-          <w:rPr>
-            <w:rtl/>
-            <w:cs/>
-            <w:lang w:val="ar_AE" w:bidi="ar_AE"/>
-          </w:rPr>
-          <w:rPr>
-            <w:color w:val="0000EE"/>
-            <w:u w:val="single"/>
-          </w:rPr>
-          <w:t>إشعياء 60: 19–20؛</w:t>
-        </w:r>
-      </w:hyperlink>
-      <w:r>
-        <w:rPr>
-          <w:rtl/>
-          <w:cs/>
-          <w:lang w:val="ar_AE" w:bidi="ar_AE"/>
-        </w:rPr>
-        <w:t xml:space="preserve"> </w:t>
-      </w:r>
-      <w:hyperlink r:id="rId92">
-        <w:r>
-          <w:rPr>
-            <w:rtl/>
-            <w:cs/>
-            <w:lang w:val="ar_AE" w:bidi="ar_AE"/>
-          </w:rPr>
-          <w:rPr>
-            <w:color w:val="0000EE"/>
-            <w:u w:val="single"/>
-          </w:rPr>
-          <w:t>دانيآل 2: 22؛</w:t>
-        </w:r>
-      </w:hyperlink>
-      <w:r>
-        <w:rPr>
-          <w:rtl/>
-          <w:cs/>
-          <w:lang w:val="ar_AE" w:bidi="ar_AE"/>
-        </w:rPr>
-        <w:t xml:space="preserve"> </w:t>
-      </w:r>
-      <w:hyperlink r:id="rId48">
-        <w:r>
-          <w:rPr>
-            <w:rtl/>
-            <w:cs/>
-            <w:lang w:val="ar_AE" w:bidi="ar_AE"/>
-          </w:rPr>
-          <w:rPr>
-            <w:color w:val="0000EE"/>
-            <w:u w:val="single"/>
-          </w:rPr>
-          <w:t>1يوحنا 1: 5</w:t>
-        </w:r>
-      </w:hyperlink>
+      <w:r>
+        <w:rPr>
+          <w:rtl/>
+          <w:cs/>
+          <w:lang w:val="ar_AE" w:bidi="ar_AE"/>
+        </w:rPr>
+        <w:t>مزمور 27: 1؛</w:t>
+      </w:r>
+      <w:r>
+        <w:rPr>
+          <w:rtl/>
+          <w:cs/>
+          <w:lang w:val="ar_AE" w:bidi="ar_AE"/>
+        </w:rPr>
+        <w:t xml:space="preserve"> </w:t>
+      </w:r>
+      <w:r>
+        <w:rPr>
+          <w:rtl/>
+          <w:cs/>
+          <w:lang w:val="ar_AE" w:bidi="ar_AE"/>
+        </w:rPr>
+        <w:t>إشعياء 60: 19–20؛</w:t>
+      </w:r>
+      <w:r>
+        <w:rPr>
+          <w:rtl/>
+          <w:cs/>
+          <w:lang w:val="ar_AE" w:bidi="ar_AE"/>
+        </w:rPr>
+        <w:t xml:space="preserve"> </w:t>
+      </w:r>
+      <w:r>
+        <w:rPr>
+          <w:rtl/>
+          <w:cs/>
+          <w:lang w:val="ar_AE" w:bidi="ar_AE"/>
+        </w:rPr>
+        <w:t>دانيآل 2: 22؛</w:t>
+      </w:r>
+      <w:r>
+        <w:rPr>
+          <w:rtl/>
+          <w:cs/>
+          <w:lang w:val="ar_AE" w:bidi="ar_AE"/>
+        </w:rPr>
+        <w:t xml:space="preserve"> </w:t>
+      </w:r>
+      <w:r>
+        <w:rPr>
+          <w:rtl/>
+          <w:cs/>
+          <w:lang w:val="ar_AE" w:bidi="ar_AE"/>
+        </w:rPr>
+        <w:t>1يوحنا 1: 5</w:t>
+      </w:r>
       <w:r>
         <w:rPr>
           <w:rtl/>
@@ -2328,20 +1836,14 @@
         </w:rPr>
         <w:t xml:space="preserve">). فهو "سَاكِنًا فِي نُورٍ لَا يُدْنَى مِنْهُ" (انظر </w:t>
       </w:r>
-      <w:hyperlink r:id="rId93">
-        <w:r>
-          <w:rPr>
-            <w:rtl/>
-            <w:cs/>
-            <w:lang w:val="ar_AE" w:bidi="ar_AE"/>
-          </w:rPr>
-          <w:rPr>
-            <w:color w:val="0000EE"/>
-            <w:u w:val="single"/>
-          </w:rPr>
-          <w:t>1تيموثاوس 6: 16</w:t>
-        </w:r>
-      </w:hyperlink>
+      <w:r>
+        <w:rPr>
+          <w:rtl/>
+          <w:cs/>
+          <w:lang w:val="ar_AE" w:bidi="ar_AE"/>
+        </w:rPr>
+        <w:t>1تيموثاوس 6: 16</w:t>
+      </w:r>
       <w:r>
         <w:rPr>
           <w:rtl/>
@@ -2350,20 +1852,14 @@
         </w:rPr>
         <w:t>). ومع ذلك، فإنه يرشد أتباعه إلى النور (</w:t>
       </w:r>
-      <w:hyperlink r:id="rId94">
-        <w:r>
-          <w:rPr>
-            <w:rtl/>
-            <w:cs/>
-            <w:lang w:val="ar_AE" w:bidi="ar_AE"/>
-          </w:rPr>
-          <w:rPr>
-            <w:color w:val="0000EE"/>
-            <w:u w:val="single"/>
-          </w:rPr>
-          <w:t>ميخا 7: 8–9؛</w:t>
-        </w:r>
-      </w:hyperlink>
+      <w:r>
+        <w:rPr>
+          <w:rtl/>
+          <w:cs/>
+          <w:lang w:val="ar_AE" w:bidi="ar_AE"/>
+        </w:rPr>
+        <w:t>ميخا 7: 8–9؛</w:t>
+      </w:r>
       <w:r>
         <w:rPr>
           <w:rtl/>
@@ -2372,20 +1868,14 @@
         </w:rPr>
         <w:t xml:space="preserve"> انظر أيضًا </w:t>
       </w:r>
-      <w:hyperlink r:id="rId95">
-        <w:r>
-          <w:rPr>
-            <w:rtl/>
-            <w:cs/>
-            <w:lang w:val="ar_AE" w:bidi="ar_AE"/>
-          </w:rPr>
-          <w:rPr>
-            <w:color w:val="0000EE"/>
-            <w:u w:val="single"/>
-          </w:rPr>
-          <w:t>1يوحنا 1: 7</w:t>
-        </w:r>
-      </w:hyperlink>
+      <w:r>
+        <w:rPr>
+          <w:rtl/>
+          <w:cs/>
+          <w:lang w:val="ar_AE" w:bidi="ar_AE"/>
+        </w:rPr>
+        <w:t>1يوحنا 1: 7</w:t>
+      </w:r>
       <w:r>
         <w:rPr>
           <w:rtl/>
@@ -2414,64 +1904,46 @@
         </w:rPr>
         <w:t>قال يسوع، "أنا هو نور العالم" (</w:t>
       </w:r>
-      <w:hyperlink r:id="rId45">
-        <w:r>
-          <w:rPr>
-            <w:rtl/>
-            <w:cs/>
-            <w:lang w:val="ar_AE" w:bidi="ar_AE"/>
-          </w:rPr>
-          <w:rPr>
-            <w:color w:val="0000EE"/>
-            <w:u w:val="single"/>
-          </w:rPr>
-          <w:t>يوحنا 8: 12؛</w:t>
-        </w:r>
-      </w:hyperlink>
-      <w:r>
-        <w:rPr>
-          <w:rtl/>
-          <w:cs/>
-          <w:lang w:val="ar_AE" w:bidi="ar_AE"/>
-        </w:rPr>
-        <w:t xml:space="preserve"> </w:t>
-      </w:r>
-      <w:hyperlink r:id="rId96">
-        <w:r>
-          <w:rPr>
-            <w:rtl/>
-            <w:cs/>
-            <w:lang w:val="ar_AE" w:bidi="ar_AE"/>
-          </w:rPr>
-          <w:rPr>
-            <w:color w:val="0000EE"/>
-            <w:u w:val="single"/>
-          </w:rPr>
-          <w:t>9: 5؛</w:t>
-        </w:r>
-      </w:hyperlink>
-      <w:r>
-        <w:rPr>
-          <w:rtl/>
-          <w:cs/>
-          <w:lang w:val="ar_AE" w:bidi="ar_AE"/>
-        </w:rPr>
-        <w:t xml:space="preserve"> </w:t>
-      </w:r>
-      <w:hyperlink r:id="rId47">
-        <w:r>
-          <w:rPr>
-            <w:rtl/>
-            <w:cs/>
-            <w:lang w:val="ar_AE" w:bidi="ar_AE"/>
-          </w:rPr>
-          <w:rPr>
-            <w:color w:val="0000EE"/>
-            <w:u w:val="single"/>
-          </w:rPr>
-          <w:t>12: 46</w:t>
-        </w:r>
-      </w:hyperlink>
+      <w:r>
+        <w:rPr>
+          <w:rtl/>
+          <w:cs/>
+          <w:lang w:val="ar_AE" w:bidi="ar_AE"/>
+        </w:rPr>
+        <w:t>يوحنا 8: 12؛</w:t>
+      </w:r>
+      <w:r>
+        <w:rPr>
+          <w:rtl/>
+          <w:cs/>
+          <w:lang w:val="ar_AE" w:bidi="ar_AE"/>
+        </w:rPr>
+        <w:t xml:space="preserve"> </w:t>
+      </w:r>
+      <w:r>
+        <w:rPr>
+          <w:rtl/>
+          <w:cs/>
+          <w:lang w:val="ar_AE" w:bidi="ar_AE"/>
+        </w:rPr>
+        <w:t>9: 5؛</w:t>
+      </w:r>
+      <w:r>
+        <w:rPr>
+          <w:rtl/>
+          <w:cs/>
+          <w:lang w:val="ar_AE" w:bidi="ar_AE"/>
+        </w:rPr>
+        <w:t xml:space="preserve"> </w:t>
+      </w:r>
+      <w:r>
+        <w:rPr>
+          <w:rtl/>
+          <w:cs/>
+          <w:lang w:val="ar_AE" w:bidi="ar_AE"/>
+        </w:rPr>
+        <w:t>12: 46</w:t>
+      </w:r>
       <w:r>
         <w:rPr>
           <w:rtl/>
@@ -2480,20 +1952,14 @@
         </w:rPr>
         <w:t>). فقد أتى برسالة من عند الله، لكنه كان هو نفسه أيضًا تلك الرسالة (</w:t>
       </w:r>
-      <w:hyperlink r:id="rId97">
-        <w:r>
-          <w:rPr>
-            <w:rtl/>
-            <w:cs/>
-            <w:lang w:val="ar_AE" w:bidi="ar_AE"/>
-          </w:rPr>
-          <w:rPr>
-            <w:color w:val="0000EE"/>
-            <w:u w:val="single"/>
-          </w:rPr>
-          <w:t>يوحنا 1: 1–10</w:t>
-        </w:r>
-      </w:hyperlink>
+      <w:r>
+        <w:rPr>
+          <w:rtl/>
+          <w:cs/>
+          <w:lang w:val="ar_AE" w:bidi="ar_AE"/>
+        </w:rPr>
+        <w:t>يوحنا 1: 1–10</w:t>
+      </w:r>
       <w:r>
         <w:rPr>
           <w:rtl/>
@@ -2502,20 +1968,14 @@
         </w:rPr>
         <w:t>). والذين يقبلون رسالته ويؤمنون به، يعطيهم "سُلْطَانًا [حقًّا] أَنْ يَصِيرُوا أَوْلَادَ ٱللهِ" (</w:t>
       </w:r>
-      <w:hyperlink r:id="rId98">
-        <w:r>
-          <w:rPr>
-            <w:rtl/>
-            <w:cs/>
-            <w:lang w:val="ar_AE" w:bidi="ar_AE"/>
-          </w:rPr>
-          <w:rPr>
-            <w:color w:val="0000EE"/>
-            <w:u w:val="single"/>
-          </w:rPr>
-          <w:t>يوحنا 1: 9–12</w:t>
-        </w:r>
-      </w:hyperlink>
+      <w:r>
+        <w:rPr>
+          <w:rtl/>
+          <w:cs/>
+          <w:lang w:val="ar_AE" w:bidi="ar_AE"/>
+        </w:rPr>
+        <w:t>يوحنا 1: 9–12</w:t>
+      </w:r>
       <w:r>
         <w:rPr>
           <w:rtl/>
@@ -2524,86 +1984,62 @@
         </w:rPr>
         <w:t>). فإن نوره يضيء لهم روحيًّا، وبهذا يعرفون الله وخلاصه (</w:t>
       </w:r>
-      <w:hyperlink r:id="rId43">
-        <w:r>
-          <w:rPr>
-            <w:rtl/>
-            <w:cs/>
-            <w:lang w:val="ar_AE" w:bidi="ar_AE"/>
-          </w:rPr>
-          <w:rPr>
-            <w:color w:val="0000EE"/>
-            <w:u w:val="single"/>
-          </w:rPr>
-          <w:t>متى 4: 16؛</w:t>
-        </w:r>
-      </w:hyperlink>
-      <w:r>
-        <w:rPr>
-          <w:rtl/>
-          <w:cs/>
-          <w:lang w:val="ar_AE" w:bidi="ar_AE"/>
-        </w:rPr>
-        <w:t xml:space="preserve"> </w:t>
-      </w:r>
-      <w:hyperlink r:id="rId99">
-        <w:r>
-          <w:rPr>
-            <w:rtl/>
-            <w:cs/>
-            <w:lang w:val="ar_AE" w:bidi="ar_AE"/>
-          </w:rPr>
-          <w:rPr>
-            <w:color w:val="0000EE"/>
-            <w:u w:val="single"/>
-          </w:rPr>
-          <w:t>لوقا 2: 32؛</w:t>
-        </w:r>
-      </w:hyperlink>
-      <w:r>
-        <w:rPr>
-          <w:rtl/>
-          <w:cs/>
-          <w:lang w:val="ar_AE" w:bidi="ar_AE"/>
-        </w:rPr>
-        <w:t xml:space="preserve"> </w:t>
-      </w:r>
-      <w:hyperlink r:id="rId100">
-        <w:r>
-          <w:rPr>
-            <w:rtl/>
-            <w:cs/>
-            <w:lang w:val="ar_AE" w:bidi="ar_AE"/>
-          </w:rPr>
-          <w:rPr>
-            <w:color w:val="0000EE"/>
-            <w:u w:val="single"/>
-          </w:rPr>
-          <w:t>أعمال الرسل 13: 47؛</w:t>
-        </w:r>
-      </w:hyperlink>
-      <w:r>
-        <w:rPr>
-          <w:rtl/>
-          <w:cs/>
-          <w:lang w:val="ar_AE" w:bidi="ar_AE"/>
-        </w:rPr>
-        <w:t xml:space="preserve"> </w:t>
-      </w:r>
-      <w:hyperlink r:id="rId101">
-        <w:r>
-          <w:rPr>
-            <w:rtl/>
-            <w:cs/>
-            <w:lang w:val="ar_AE" w:bidi="ar_AE"/>
-          </w:rPr>
-          <w:rPr>
-            <w:color w:val="0000EE"/>
-            <w:u w:val="single"/>
-          </w:rPr>
-          <w:t>26: 18</w:t>
-        </w:r>
-      </w:hyperlink>
+      <w:r>
+        <w:rPr>
+          <w:rtl/>
+          <w:cs/>
+          <w:lang w:val="ar_AE" w:bidi="ar_AE"/>
+        </w:rPr>
+        <w:t>متى 4: 16؛</w:t>
+      </w:r>
+      <w:r>
+        <w:rPr>
+          <w:rtl/>
+          <w:cs/>
+          <w:lang w:val="ar_AE" w:bidi="ar_AE"/>
+        </w:rPr>
+        <w:t xml:space="preserve"> </w:t>
+      </w:r>
+      <w:r>
+        <w:rPr>
+          <w:rtl/>
+          <w:cs/>
+          <w:lang w:val="ar_AE" w:bidi="ar_AE"/>
+        </w:rPr>
+        <w:t>لوقا 2: 32؛</w:t>
+      </w:r>
+      <w:r>
+        <w:rPr>
+          <w:rtl/>
+          <w:cs/>
+          <w:lang w:val="ar_AE" w:bidi="ar_AE"/>
+        </w:rPr>
+        <w:t xml:space="preserve"> </w:t>
+      </w:r>
+      <w:r>
+        <w:rPr>
+          <w:rtl/>
+          <w:cs/>
+          <w:lang w:val="ar_AE" w:bidi="ar_AE"/>
+        </w:rPr>
+        <w:t>أعمال الرسل 13: 47؛</w:t>
+      </w:r>
+      <w:r>
+        <w:rPr>
+          <w:rtl/>
+          <w:cs/>
+          <w:lang w:val="ar_AE" w:bidi="ar_AE"/>
+        </w:rPr>
+        <w:t xml:space="preserve"> </w:t>
+      </w:r>
+      <w:r>
+        <w:rPr>
+          <w:rtl/>
+          <w:cs/>
+          <w:lang w:val="ar_AE" w:bidi="ar_AE"/>
+        </w:rPr>
+        <w:t>26: 18</w:t>
+      </w:r>
       <w:r>
         <w:rPr>
           <w:rtl/>
@@ -2632,42 +2068,30 @@
         </w:rPr>
         <w:t>فإنهم "أبناء النور" (</w:t>
       </w:r>
-      <w:hyperlink r:id="rId102">
-        <w:r>
-          <w:rPr>
-            <w:rtl/>
-            <w:cs/>
-            <w:lang w:val="ar_AE" w:bidi="ar_AE"/>
-          </w:rPr>
-          <w:rPr>
-            <w:color w:val="0000EE"/>
-            <w:u w:val="single"/>
-          </w:rPr>
-          <w:t>يوحنا 12: 36؛</w:t>
-        </w:r>
-      </w:hyperlink>
-      <w:r>
-        <w:rPr>
-          <w:rtl/>
-          <w:cs/>
-          <w:lang w:val="ar_AE" w:bidi="ar_AE"/>
-        </w:rPr>
-        <w:t xml:space="preserve"> </w:t>
-      </w:r>
-      <w:hyperlink r:id="rId103">
-        <w:r>
-          <w:rPr>
-            <w:rtl/>
-            <w:cs/>
-            <w:lang w:val="ar_AE" w:bidi="ar_AE"/>
-          </w:rPr>
-          <w:rPr>
-            <w:color w:val="0000EE"/>
-            <w:u w:val="single"/>
-          </w:rPr>
-          <w:t>1تسالونيكي 5: 5</w:t>
-        </w:r>
-      </w:hyperlink>
+      <w:r>
+        <w:rPr>
+          <w:rtl/>
+          <w:cs/>
+          <w:lang w:val="ar_AE" w:bidi="ar_AE"/>
+        </w:rPr>
+        <w:t>يوحنا 12: 36؛</w:t>
+      </w:r>
+      <w:r>
+        <w:rPr>
+          <w:rtl/>
+          <w:cs/>
+          <w:lang w:val="ar_AE" w:bidi="ar_AE"/>
+        </w:rPr>
+        <w:t xml:space="preserve"> </w:t>
+      </w:r>
+      <w:r>
+        <w:rPr>
+          <w:rtl/>
+          <w:cs/>
+          <w:lang w:val="ar_AE" w:bidi="ar_AE"/>
+        </w:rPr>
+        <w:t>1تسالونيكي 5: 5</w:t>
+      </w:r>
       <w:r>
         <w:rPr>
           <w:rtl/>
@@ -2676,20 +2100,14 @@
         </w:rPr>
         <w:t>). وهم "يسلكون في النور" (</w:t>
       </w:r>
-      <w:hyperlink r:id="rId95">
-        <w:r>
-          <w:rPr>
-            <w:rtl/>
-            <w:cs/>
-            <w:lang w:val="ar_AE" w:bidi="ar_AE"/>
-          </w:rPr>
-          <w:rPr>
-            <w:color w:val="0000EE"/>
-            <w:u w:val="single"/>
-          </w:rPr>
-          <w:t>1يوحنا 1: 7</w:t>
-        </w:r>
-      </w:hyperlink>
+      <w:r>
+        <w:rPr>
+          <w:rtl/>
+          <w:cs/>
+          <w:lang w:val="ar_AE" w:bidi="ar_AE"/>
+        </w:rPr>
+        <w:t>1يوحنا 1: 7</w:t>
+      </w:r>
       <w:r>
         <w:rPr>
           <w:rtl/>
@@ -2698,20 +2116,14 @@
         </w:rPr>
         <w:t>). وأفعالهم متشبِّهة بالنور، إذ يعملون كلَّ صلاحٍ وبرٍّ وحقٍّ (</w:t>
       </w:r>
-      <w:hyperlink r:id="rId104">
-        <w:r>
-          <w:rPr>
-            <w:rtl/>
-            <w:cs/>
-            <w:lang w:val="ar_AE" w:bidi="ar_AE"/>
-          </w:rPr>
-          <w:rPr>
-            <w:color w:val="0000EE"/>
-            <w:u w:val="single"/>
-          </w:rPr>
-          <w:t>أفسس 5: 8–9</w:t>
-        </w:r>
-      </w:hyperlink>
+      <w:r>
+        <w:rPr>
+          <w:rtl/>
+          <w:cs/>
+          <w:lang w:val="ar_AE" w:bidi="ar_AE"/>
+        </w:rPr>
+        <w:t>أفسس 5: 8–9</w:t>
+      </w:r>
       <w:r>
         <w:rPr>
           <w:rtl/>
@@ -2753,1076 +2165,782 @@
           <w:lang w:val="ar_AE" w:bidi="ar_AE"/>
         </w:rPr>
       </w:r>
-      <w:hyperlink r:id="rId105">
-        <w:r>
-          <w:rPr>
-            <w:rtl/>
-            <w:cs/>
-            <w:lang w:val="ar_AE" w:bidi="ar_AE"/>
-          </w:rPr>
-          <w:rPr>
-            <w:color w:val="0000EE"/>
-            <w:u w:val="single"/>
-          </w:rPr>
-          <w:t>تكوين 1: 3–5،</w:t>
-        </w:r>
-      </w:hyperlink>
-      <w:r>
-        <w:rPr>
-          <w:rtl/>
-          <w:cs/>
-          <w:lang w:val="ar_AE" w:bidi="ar_AE"/>
-        </w:rPr>
-        <w:t xml:space="preserve"> </w:t>
-      </w:r>
-      <w:hyperlink r:id="rId106">
-        <w:r>
-          <w:rPr>
-            <w:rtl/>
-            <w:cs/>
-            <w:lang w:val="ar_AE" w:bidi="ar_AE"/>
-          </w:rPr>
-          <w:rPr>
-            <w:color w:val="0000EE"/>
-            <w:u w:val="single"/>
-          </w:rPr>
-          <w:t>14–18؛</w:t>
-        </w:r>
-      </w:hyperlink>
-      <w:r>
-        <w:rPr>
-          <w:rtl/>
-          <w:cs/>
-          <w:lang w:val="ar_AE" w:bidi="ar_AE"/>
-        </w:rPr>
-        <w:t xml:space="preserve"> </w:t>
-      </w:r>
-      <w:hyperlink r:id="rId27">
-        <w:r>
-          <w:rPr>
-            <w:rtl/>
-            <w:cs/>
-            <w:lang w:val="ar_AE" w:bidi="ar_AE"/>
-          </w:rPr>
-          <w:rPr>
-            <w:color w:val="0000EE"/>
-            <w:u w:val="single"/>
-          </w:rPr>
-          <w:t>15: 12؛</w:t>
-        </w:r>
-      </w:hyperlink>
-      <w:r>
-        <w:rPr>
-          <w:rtl/>
-          <w:cs/>
-          <w:lang w:val="ar_AE" w:bidi="ar_AE"/>
-        </w:rPr>
-        <w:t xml:space="preserve"> </w:t>
-      </w:r>
-      <w:hyperlink r:id="rId16">
-        <w:r>
-          <w:rPr>
-            <w:rtl/>
-            <w:cs/>
-            <w:lang w:val="ar_AE" w:bidi="ar_AE"/>
-          </w:rPr>
-          <w:rPr>
-            <w:color w:val="0000EE"/>
-            <w:u w:val="single"/>
-          </w:rPr>
-          <w:t>خروج 10: 21–23؛</w:t>
-        </w:r>
-      </w:hyperlink>
-      <w:r>
-        <w:rPr>
-          <w:rtl/>
-          <w:cs/>
-          <w:lang w:val="ar_AE" w:bidi="ar_AE"/>
-        </w:rPr>
-        <w:t xml:space="preserve"> </w:t>
-      </w:r>
-      <w:hyperlink r:id="rId78">
-        <w:r>
-          <w:rPr>
-            <w:rtl/>
-            <w:cs/>
-            <w:lang w:val="ar_AE" w:bidi="ar_AE"/>
-          </w:rPr>
-          <w:rPr>
-            <w:color w:val="0000EE"/>
-            <w:u w:val="single"/>
-          </w:rPr>
-          <w:t>14: 20؛</w:t>
-        </w:r>
-      </w:hyperlink>
-      <w:r>
-        <w:rPr>
-          <w:rtl/>
-          <w:cs/>
-          <w:lang w:val="ar_AE" w:bidi="ar_AE"/>
-        </w:rPr>
-        <w:t xml:space="preserve"> </w:t>
-      </w:r>
-      <w:hyperlink r:id="rId17">
-        <w:r>
-          <w:rPr>
-            <w:rtl/>
-            <w:cs/>
-            <w:lang w:val="ar_AE" w:bidi="ar_AE"/>
-          </w:rPr>
-          <w:rPr>
-            <w:color w:val="0000EE"/>
-            <w:u w:val="single"/>
-          </w:rPr>
-          <w:t>20: 21؛</w:t>
-        </w:r>
-      </w:hyperlink>
-      <w:r>
-        <w:rPr>
-          <w:rtl/>
-          <w:cs/>
-          <w:lang w:val="ar_AE" w:bidi="ar_AE"/>
-        </w:rPr>
-        <w:t xml:space="preserve"> </w:t>
-      </w:r>
-      <w:hyperlink r:id="rId107">
-        <w:r>
-          <w:rPr>
-            <w:rtl/>
-            <w:cs/>
-            <w:lang w:val="ar_AE" w:bidi="ar_AE"/>
-          </w:rPr>
-          <w:rPr>
-            <w:color w:val="0000EE"/>
-            <w:u w:val="single"/>
-          </w:rPr>
-          <w:t>2صموئيل 22: 10–13؛</w:t>
-        </w:r>
-      </w:hyperlink>
-      <w:r>
-        <w:rPr>
-          <w:rtl/>
-          <w:cs/>
-          <w:lang w:val="ar_AE" w:bidi="ar_AE"/>
-        </w:rPr>
-        <w:t xml:space="preserve"> </w:t>
-      </w:r>
-      <w:hyperlink r:id="rId23">
-        <w:r>
-          <w:rPr>
-            <w:rtl/>
-            <w:cs/>
-            <w:lang w:val="ar_AE" w:bidi="ar_AE"/>
-          </w:rPr>
-          <w:rPr>
-            <w:color w:val="0000EE"/>
-            <w:u w:val="single"/>
-          </w:rPr>
-          <w:t>1ملوك 8: 12؛</w:t>
-        </w:r>
-      </w:hyperlink>
-      <w:r>
-        <w:rPr>
-          <w:rtl/>
-          <w:cs/>
-          <w:lang w:val="ar_AE" w:bidi="ar_AE"/>
-        </w:rPr>
-        <w:t xml:space="preserve"> </w:t>
-      </w:r>
-      <w:hyperlink r:id="rId108">
-        <w:r>
-          <w:rPr>
-            <w:rtl/>
-            <w:cs/>
-            <w:lang w:val="ar_AE" w:bidi="ar_AE"/>
-          </w:rPr>
-          <w:rPr>
-            <w:color w:val="0000EE"/>
-            <w:u w:val="single"/>
-          </w:rPr>
-          <w:t>أيوب 3: 3–7؛</w:t>
-        </w:r>
-      </w:hyperlink>
-      <w:r>
-        <w:rPr>
-          <w:rtl/>
-          <w:cs/>
-          <w:lang w:val="ar_AE" w:bidi="ar_AE"/>
-        </w:rPr>
-        <w:t xml:space="preserve"> </w:t>
-      </w:r>
-      <w:hyperlink r:id="rId109">
-        <w:r>
-          <w:rPr>
-            <w:rtl/>
-            <w:cs/>
-            <w:lang w:val="ar_AE" w:bidi="ar_AE"/>
-          </w:rPr>
-          <w:rPr>
-            <w:color w:val="0000EE"/>
-            <w:u w:val="single"/>
-          </w:rPr>
-          <w:t>12: 22–25؛</w:t>
-        </w:r>
-      </w:hyperlink>
-      <w:r>
-        <w:rPr>
-          <w:rtl/>
-          <w:cs/>
-          <w:lang w:val="ar_AE" w:bidi="ar_AE"/>
-        </w:rPr>
-        <w:t xml:space="preserve"> </w:t>
-      </w:r>
-      <w:hyperlink r:id="rId110">
-        <w:r>
-          <w:rPr>
-            <w:rtl/>
-            <w:cs/>
-            <w:lang w:val="ar_AE" w:bidi="ar_AE"/>
-          </w:rPr>
-          <w:rPr>
-            <w:color w:val="0000EE"/>
-            <w:u w:val="single"/>
-          </w:rPr>
-          <w:t>15: 22؛</w:t>
-        </w:r>
-      </w:hyperlink>
-      <w:r>
-        <w:rPr>
-          <w:rtl/>
-          <w:cs/>
-          <w:lang w:val="ar_AE" w:bidi="ar_AE"/>
-        </w:rPr>
-        <w:t xml:space="preserve"> </w:t>
-      </w:r>
-      <w:hyperlink r:id="rId37">
-        <w:r>
-          <w:rPr>
-            <w:rtl/>
-            <w:cs/>
-            <w:lang w:val="ar_AE" w:bidi="ar_AE"/>
-          </w:rPr>
-          <w:rPr>
-            <w:color w:val="0000EE"/>
-            <w:u w:val="single"/>
-          </w:rPr>
-          <w:t>17: 12–13؛</w:t>
-        </w:r>
-      </w:hyperlink>
-      <w:r>
-        <w:rPr>
-          <w:rtl/>
-          <w:cs/>
-          <w:lang w:val="ar_AE" w:bidi="ar_AE"/>
-        </w:rPr>
-        <w:t xml:space="preserve"> </w:t>
-      </w:r>
-      <w:hyperlink r:id="rId111">
-        <w:r>
-          <w:rPr>
-            <w:rtl/>
-            <w:cs/>
-            <w:lang w:val="ar_AE" w:bidi="ar_AE"/>
-          </w:rPr>
-          <w:rPr>
-            <w:color w:val="0000EE"/>
-            <w:u w:val="single"/>
-          </w:rPr>
-          <w:t>34: 22؛</w:t>
-        </w:r>
-      </w:hyperlink>
-      <w:r>
-        <w:rPr>
-          <w:rtl/>
-          <w:cs/>
-          <w:lang w:val="ar_AE" w:bidi="ar_AE"/>
-        </w:rPr>
-        <w:t xml:space="preserve"> </w:t>
-      </w:r>
-      <w:hyperlink r:id="rId21">
-        <w:r>
-          <w:rPr>
-            <w:rtl/>
-            <w:cs/>
-            <w:lang w:val="ar_AE" w:bidi="ar_AE"/>
-          </w:rPr>
-          <w:rPr>
-            <w:color w:val="0000EE"/>
-            <w:u w:val="single"/>
-          </w:rPr>
-          <w:t>مزمور 18: 11،</w:t>
-        </w:r>
-      </w:hyperlink>
-      <w:r>
-        <w:rPr>
-          <w:rtl/>
-          <w:cs/>
-          <w:lang w:val="ar_AE" w:bidi="ar_AE"/>
-        </w:rPr>
-        <w:t xml:space="preserve"> </w:t>
-      </w:r>
-      <w:hyperlink r:id="rId83">
-        <w:r>
-          <w:rPr>
-            <w:rtl/>
-            <w:cs/>
-            <w:lang w:val="ar_AE" w:bidi="ar_AE"/>
-          </w:rPr>
-          <w:rPr>
-            <w:color w:val="0000EE"/>
-            <w:u w:val="single"/>
-          </w:rPr>
-          <w:t>28؛</w:t>
-        </w:r>
-      </w:hyperlink>
-      <w:r>
-        <w:rPr>
-          <w:rtl/>
-          <w:cs/>
-          <w:lang w:val="ar_AE" w:bidi="ar_AE"/>
-        </w:rPr>
-        <w:t xml:space="preserve"> </w:t>
-      </w:r>
-      <w:hyperlink r:id="rId90">
-        <w:r>
-          <w:rPr>
-            <w:rtl/>
-            <w:cs/>
-            <w:lang w:val="ar_AE" w:bidi="ar_AE"/>
-          </w:rPr>
-          <w:rPr>
-            <w:color w:val="0000EE"/>
-            <w:u w:val="single"/>
-          </w:rPr>
-          <w:t>27: 1؛</w:t>
-        </w:r>
-      </w:hyperlink>
-      <w:r>
-        <w:rPr>
-          <w:rtl/>
-          <w:cs/>
-          <w:lang w:val="ar_AE" w:bidi="ar_AE"/>
-        </w:rPr>
-        <w:t xml:space="preserve"> </w:t>
-      </w:r>
-      <w:hyperlink r:id="rId112">
-        <w:r>
-          <w:rPr>
-            <w:rtl/>
-            <w:cs/>
-            <w:lang w:val="ar_AE" w:bidi="ar_AE"/>
-          </w:rPr>
-          <w:rPr>
-            <w:color w:val="0000EE"/>
-            <w:u w:val="single"/>
-          </w:rPr>
-          <w:t>97: 2–6؛</w:t>
-        </w:r>
-      </w:hyperlink>
-      <w:r>
-        <w:rPr>
-          <w:rtl/>
-          <w:cs/>
-          <w:lang w:val="ar_AE" w:bidi="ar_AE"/>
-        </w:rPr>
-        <w:t xml:space="preserve"> </w:t>
-      </w:r>
-      <w:hyperlink r:id="rId40">
-        <w:r>
-          <w:rPr>
-            <w:rtl/>
-            <w:cs/>
-            <w:lang w:val="ar_AE" w:bidi="ar_AE"/>
-          </w:rPr>
-          <w:rPr>
-            <w:color w:val="0000EE"/>
-            <w:u w:val="single"/>
-          </w:rPr>
-          <w:t>139: 11–12؛</w:t>
-        </w:r>
-      </w:hyperlink>
-      <w:r>
-        <w:rPr>
-          <w:rtl/>
-          <w:cs/>
-          <w:lang w:val="ar_AE" w:bidi="ar_AE"/>
-        </w:rPr>
-        <w:t xml:space="preserve"> </w:t>
-      </w:r>
-      <w:hyperlink r:id="rId51">
-        <w:r>
-          <w:rPr>
-            <w:rtl/>
-            <w:cs/>
-            <w:lang w:val="ar_AE" w:bidi="ar_AE"/>
-          </w:rPr>
-          <w:rPr>
-            <w:color w:val="0000EE"/>
-            <w:u w:val="single"/>
-          </w:rPr>
-          <w:t>أمثال 2: 13؛</w:t>
-        </w:r>
-      </w:hyperlink>
-      <w:r>
-        <w:rPr>
-          <w:rtl/>
-          <w:cs/>
-          <w:lang w:val="ar_AE" w:bidi="ar_AE"/>
-        </w:rPr>
-        <w:t xml:space="preserve"> </w:t>
-      </w:r>
-      <w:hyperlink r:id="rId113">
-        <w:r>
-          <w:rPr>
-            <w:rtl/>
-            <w:cs/>
-            <w:lang w:val="ar_AE" w:bidi="ar_AE"/>
-          </w:rPr>
-          <w:rPr>
-            <w:color w:val="0000EE"/>
-            <w:u w:val="single"/>
-          </w:rPr>
-          <w:t>4: 18–19؛</w:t>
-        </w:r>
-      </w:hyperlink>
-      <w:r>
-        <w:rPr>
-          <w:rtl/>
-          <w:cs/>
-          <w:lang w:val="ar_AE" w:bidi="ar_AE"/>
-        </w:rPr>
-        <w:t xml:space="preserve"> </w:t>
-      </w:r>
-      <w:hyperlink r:id="rId114">
-        <w:r>
-          <w:rPr>
-            <w:rtl/>
-            <w:cs/>
-            <w:lang w:val="ar_AE" w:bidi="ar_AE"/>
-          </w:rPr>
-          <w:rPr>
-            <w:color w:val="0000EE"/>
-            <w:u w:val="single"/>
-          </w:rPr>
-          <w:t>جامعة 11: 7–8؛</w:t>
-        </w:r>
-      </w:hyperlink>
-      <w:r>
-        <w:rPr>
-          <w:rtl/>
-          <w:cs/>
-          <w:lang w:val="ar_AE" w:bidi="ar_AE"/>
-        </w:rPr>
-        <w:t xml:space="preserve"> </w:t>
-      </w:r>
-      <w:hyperlink r:id="rId53">
-        <w:r>
-          <w:rPr>
-            <w:rtl/>
-            <w:cs/>
-            <w:lang w:val="ar_AE" w:bidi="ar_AE"/>
-          </w:rPr>
-          <w:rPr>
-            <w:color w:val="0000EE"/>
-            <w:u w:val="single"/>
-          </w:rPr>
-          <w:t>إشعياء 5: 20؛</w:t>
-        </w:r>
-      </w:hyperlink>
-      <w:r>
-        <w:rPr>
-          <w:rtl/>
-          <w:cs/>
-          <w:lang w:val="ar_AE" w:bidi="ar_AE"/>
-        </w:rPr>
-        <w:t xml:space="preserve"> </w:t>
-      </w:r>
-      <w:hyperlink r:id="rId60">
-        <w:r>
-          <w:rPr>
-            <w:rtl/>
-            <w:cs/>
-            <w:lang w:val="ar_AE" w:bidi="ar_AE"/>
-          </w:rPr>
-          <w:rPr>
-            <w:color w:val="0000EE"/>
-            <w:u w:val="single"/>
-          </w:rPr>
-          <w:t>9: 2؛</w:t>
-        </w:r>
-      </w:hyperlink>
-      <w:r>
-        <w:rPr>
-          <w:rtl/>
-          <w:cs/>
-          <w:lang w:val="ar_AE" w:bidi="ar_AE"/>
-        </w:rPr>
-        <w:t xml:space="preserve"> </w:t>
-      </w:r>
-      <w:hyperlink r:id="rId115">
-        <w:r>
-          <w:rPr>
-            <w:rtl/>
-            <w:cs/>
-            <w:lang w:val="ar_AE" w:bidi="ar_AE"/>
-          </w:rPr>
-          <w:rPr>
-            <w:color w:val="0000EE"/>
-            <w:u w:val="single"/>
-          </w:rPr>
-          <w:t>29: 15؛</w:t>
-        </w:r>
-      </w:hyperlink>
-      <w:r>
-        <w:rPr>
-          <w:rtl/>
-          <w:cs/>
-          <w:lang w:val="ar_AE" w:bidi="ar_AE"/>
-        </w:rPr>
-        <w:t xml:space="preserve"> </w:t>
-      </w:r>
-      <w:hyperlink r:id="rId89">
-        <w:r>
-          <w:rPr>
-            <w:rtl/>
-            <w:cs/>
-            <w:lang w:val="ar_AE" w:bidi="ar_AE"/>
-          </w:rPr>
-          <w:rPr>
-            <w:color w:val="0000EE"/>
-            <w:u w:val="single"/>
-          </w:rPr>
-          <w:t>51: 4؛</w:t>
-        </w:r>
-      </w:hyperlink>
-      <w:r>
-        <w:rPr>
-          <w:rtl/>
-          <w:cs/>
-          <w:lang w:val="ar_AE" w:bidi="ar_AE"/>
-        </w:rPr>
-        <w:t xml:space="preserve"> </w:t>
-      </w:r>
-      <w:hyperlink r:id="rId116">
-        <w:r>
-          <w:rPr>
-            <w:rtl/>
-            <w:cs/>
-            <w:lang w:val="ar_AE" w:bidi="ar_AE"/>
-          </w:rPr>
-          <w:rPr>
-            <w:color w:val="0000EE"/>
-            <w:u w:val="single"/>
-          </w:rPr>
-          <w:t>60: 2–3،</w:t>
-        </w:r>
-      </w:hyperlink>
-      <w:r>
-        <w:rPr>
-          <w:rtl/>
-          <w:cs/>
-          <w:lang w:val="ar_AE" w:bidi="ar_AE"/>
-        </w:rPr>
-        <w:t xml:space="preserve"> </w:t>
-      </w:r>
-      <w:hyperlink r:id="rId91">
-        <w:r>
-          <w:rPr>
-            <w:rtl/>
-            <w:cs/>
-            <w:lang w:val="ar_AE" w:bidi="ar_AE"/>
-          </w:rPr>
-          <w:rPr>
-            <w:color w:val="0000EE"/>
-            <w:u w:val="single"/>
-          </w:rPr>
-          <w:t>19–20؛</w:t>
-        </w:r>
-      </w:hyperlink>
-      <w:r>
-        <w:rPr>
-          <w:rtl/>
-          <w:cs/>
-          <w:lang w:val="ar_AE" w:bidi="ar_AE"/>
-        </w:rPr>
-        <w:t xml:space="preserve"> </w:t>
-      </w:r>
-      <w:hyperlink r:id="rId92">
-        <w:r>
-          <w:rPr>
-            <w:rtl/>
-            <w:cs/>
-            <w:lang w:val="ar_AE" w:bidi="ar_AE"/>
-          </w:rPr>
-          <w:rPr>
-            <w:color w:val="0000EE"/>
-            <w:u w:val="single"/>
-          </w:rPr>
-          <w:t>دانيآل 2: 22؛</w:t>
-        </w:r>
-      </w:hyperlink>
-      <w:r>
-        <w:rPr>
-          <w:rtl/>
-          <w:cs/>
-          <w:lang w:val="ar_AE" w:bidi="ar_AE"/>
-        </w:rPr>
-        <w:t xml:space="preserve"> </w:t>
-      </w:r>
-      <w:hyperlink r:id="rId94">
-        <w:r>
-          <w:rPr>
-            <w:rtl/>
-            <w:cs/>
-            <w:lang w:val="ar_AE" w:bidi="ar_AE"/>
-          </w:rPr>
-          <w:rPr>
-            <w:color w:val="0000EE"/>
-            <w:u w:val="single"/>
-          </w:rPr>
-          <w:t>ميخا 7: 8–9؛</w:t>
-        </w:r>
-      </w:hyperlink>
-      <w:r>
-        <w:rPr>
-          <w:rtl/>
-          <w:cs/>
-          <w:lang w:val="ar_AE" w:bidi="ar_AE"/>
-        </w:rPr>
-        <w:t xml:space="preserve"> </w:t>
-      </w:r>
-      <w:hyperlink r:id="rId43">
-        <w:r>
-          <w:rPr>
-            <w:rtl/>
-            <w:cs/>
-            <w:lang w:val="ar_AE" w:bidi="ar_AE"/>
-          </w:rPr>
-          <w:rPr>
-            <w:color w:val="0000EE"/>
-            <w:u w:val="single"/>
-          </w:rPr>
-          <w:t>متى 4: 16؛</w:t>
-        </w:r>
-      </w:hyperlink>
-      <w:r>
-        <w:rPr>
-          <w:rtl/>
-          <w:cs/>
-          <w:lang w:val="ar_AE" w:bidi="ar_AE"/>
-        </w:rPr>
-        <w:t xml:space="preserve"> </w:t>
-      </w:r>
-      <w:hyperlink r:id="rId117">
-        <w:r>
-          <w:rPr>
-            <w:rtl/>
-            <w:cs/>
-            <w:lang w:val="ar_AE" w:bidi="ar_AE"/>
-          </w:rPr>
-          <w:rPr>
-            <w:color w:val="0000EE"/>
-            <w:u w:val="single"/>
-          </w:rPr>
-          <w:t>6: 22–23؛</w:t>
-        </w:r>
-      </w:hyperlink>
-      <w:r>
-        <w:rPr>
-          <w:rtl/>
-          <w:cs/>
-          <w:lang w:val="ar_AE" w:bidi="ar_AE"/>
-        </w:rPr>
-        <w:t xml:space="preserve"> </w:t>
-      </w:r>
-      <w:hyperlink r:id="rId67">
-        <w:r>
-          <w:rPr>
-            <w:rtl/>
-            <w:cs/>
-            <w:lang w:val="ar_AE" w:bidi="ar_AE"/>
-          </w:rPr>
-          <w:rPr>
-            <w:color w:val="0000EE"/>
-            <w:u w:val="single"/>
-          </w:rPr>
-          <w:t>8: 12؛</w:t>
-        </w:r>
-      </w:hyperlink>
-      <w:r>
-        <w:rPr>
-          <w:rtl/>
-          <w:cs/>
-          <w:lang w:val="ar_AE" w:bidi="ar_AE"/>
-        </w:rPr>
-        <w:t xml:space="preserve"> </w:t>
-      </w:r>
-      <w:hyperlink r:id="rId118">
-        <w:r>
-          <w:rPr>
-            <w:rtl/>
-            <w:cs/>
-            <w:lang w:val="ar_AE" w:bidi="ar_AE"/>
-          </w:rPr>
-          <w:rPr>
-            <w:color w:val="0000EE"/>
-            <w:u w:val="single"/>
-          </w:rPr>
-          <w:t>لوقا 1: 78–79؛</w:t>
-        </w:r>
-      </w:hyperlink>
-      <w:r>
-        <w:rPr>
-          <w:rtl/>
-          <w:cs/>
-          <w:lang w:val="ar_AE" w:bidi="ar_AE"/>
-        </w:rPr>
-        <w:t xml:space="preserve"> </w:t>
-      </w:r>
-      <w:hyperlink r:id="rId99">
-        <w:r>
-          <w:rPr>
-            <w:rtl/>
-            <w:cs/>
-            <w:lang w:val="ar_AE" w:bidi="ar_AE"/>
-          </w:rPr>
-          <w:rPr>
-            <w:color w:val="0000EE"/>
-            <w:u w:val="single"/>
-          </w:rPr>
-          <w:t>2: 32؛</w:t>
-        </w:r>
-      </w:hyperlink>
-      <w:r>
-        <w:rPr>
-          <w:rtl/>
-          <w:cs/>
-          <w:lang w:val="ar_AE" w:bidi="ar_AE"/>
-        </w:rPr>
-        <w:t xml:space="preserve"> </w:t>
-      </w:r>
-      <w:hyperlink r:id="rId119">
-        <w:r>
-          <w:rPr>
-            <w:rtl/>
-            <w:cs/>
-            <w:lang w:val="ar_AE" w:bidi="ar_AE"/>
-          </w:rPr>
-          <w:rPr>
-            <w:color w:val="0000EE"/>
-            <w:u w:val="single"/>
-          </w:rPr>
-          <w:t>يوحنا 1: 4–9؛</w:t>
-        </w:r>
-      </w:hyperlink>
-      <w:r>
-        <w:rPr>
-          <w:rtl/>
-          <w:cs/>
-          <w:lang w:val="ar_AE" w:bidi="ar_AE"/>
-        </w:rPr>
-        <w:t xml:space="preserve"> </w:t>
-      </w:r>
-      <w:hyperlink r:id="rId45">
-        <w:r>
-          <w:rPr>
-            <w:rtl/>
-            <w:cs/>
-            <w:lang w:val="ar_AE" w:bidi="ar_AE"/>
-          </w:rPr>
-          <w:rPr>
-            <w:color w:val="0000EE"/>
-            <w:u w:val="single"/>
-          </w:rPr>
-          <w:t>8: 12؛</w:t>
-        </w:r>
-      </w:hyperlink>
-      <w:r>
-        <w:rPr>
-          <w:rtl/>
-          <w:cs/>
-          <w:lang w:val="ar_AE" w:bidi="ar_AE"/>
-        </w:rPr>
-        <w:t xml:space="preserve"> </w:t>
-      </w:r>
-      <w:hyperlink r:id="rId96">
-        <w:r>
-          <w:rPr>
-            <w:rtl/>
-            <w:cs/>
-            <w:lang w:val="ar_AE" w:bidi="ar_AE"/>
-          </w:rPr>
-          <w:rPr>
-            <w:color w:val="0000EE"/>
-            <w:u w:val="single"/>
-          </w:rPr>
-          <w:t>9: 5؛</w:t>
-        </w:r>
-      </w:hyperlink>
-      <w:r>
-        <w:rPr>
-          <w:rtl/>
-          <w:cs/>
-          <w:lang w:val="ar_AE" w:bidi="ar_AE"/>
-        </w:rPr>
-        <w:t xml:space="preserve"> </w:t>
-      </w:r>
-      <w:hyperlink r:id="rId120">
-        <w:r>
-          <w:rPr>
-            <w:rtl/>
-            <w:cs/>
-            <w:lang w:val="ar_AE" w:bidi="ar_AE"/>
-          </w:rPr>
-          <w:rPr>
-            <w:color w:val="0000EE"/>
-            <w:u w:val="single"/>
-          </w:rPr>
-          <w:t>12: 35–36،</w:t>
-        </w:r>
-      </w:hyperlink>
-      <w:r>
-        <w:rPr>
-          <w:rtl/>
-          <w:cs/>
-          <w:lang w:val="ar_AE" w:bidi="ar_AE"/>
-        </w:rPr>
-        <w:t xml:space="preserve"> </w:t>
-      </w:r>
-      <w:hyperlink r:id="rId47">
-        <w:r>
-          <w:rPr>
-            <w:rtl/>
-            <w:cs/>
-            <w:lang w:val="ar_AE" w:bidi="ar_AE"/>
-          </w:rPr>
-          <w:rPr>
-            <w:color w:val="0000EE"/>
-            <w:u w:val="single"/>
-          </w:rPr>
-          <w:t>46؛</w:t>
-        </w:r>
-      </w:hyperlink>
-      <w:r>
-        <w:rPr>
-          <w:rtl/>
-          <w:cs/>
-          <w:lang w:val="ar_AE" w:bidi="ar_AE"/>
-        </w:rPr>
-        <w:t xml:space="preserve"> </w:t>
-      </w:r>
-      <w:hyperlink r:id="rId100">
-        <w:r>
-          <w:rPr>
-            <w:rtl/>
-            <w:cs/>
-            <w:lang w:val="ar_AE" w:bidi="ar_AE"/>
-          </w:rPr>
-          <w:rPr>
-            <w:color w:val="0000EE"/>
-            <w:u w:val="single"/>
-          </w:rPr>
-          <w:t>أعمال الرسل 13: 47؛</w:t>
-        </w:r>
-      </w:hyperlink>
-      <w:r>
-        <w:rPr>
-          <w:rtl/>
-          <w:cs/>
-          <w:lang w:val="ar_AE" w:bidi="ar_AE"/>
-        </w:rPr>
-        <w:t xml:space="preserve"> </w:t>
-      </w:r>
-      <w:hyperlink r:id="rId101">
-        <w:r>
-          <w:rPr>
-            <w:rtl/>
-            <w:cs/>
-            <w:lang w:val="ar_AE" w:bidi="ar_AE"/>
-          </w:rPr>
-          <w:rPr>
-            <w:color w:val="0000EE"/>
-            <w:u w:val="single"/>
-          </w:rPr>
-          <w:t>26: 18؛</w:t>
-        </w:r>
-      </w:hyperlink>
-      <w:r>
-        <w:rPr>
-          <w:rtl/>
-          <w:cs/>
-          <w:lang w:val="ar_AE" w:bidi="ar_AE"/>
-        </w:rPr>
-        <w:t xml:space="preserve"> </w:t>
-      </w:r>
-      <w:hyperlink r:id="rId121">
-        <w:r>
-          <w:rPr>
-            <w:rtl/>
-            <w:cs/>
-            <w:lang w:val="ar_AE" w:bidi="ar_AE"/>
-          </w:rPr>
-          <w:rPr>
-            <w:color w:val="0000EE"/>
-            <w:u w:val="single"/>
-          </w:rPr>
-          <w:t>رومية 2: 19–20؛</w:t>
-        </w:r>
-      </w:hyperlink>
-      <w:r>
-        <w:rPr>
-          <w:rtl/>
-          <w:cs/>
-          <w:lang w:val="ar_AE" w:bidi="ar_AE"/>
-        </w:rPr>
-        <w:t xml:space="preserve"> </w:t>
-      </w:r>
-      <w:hyperlink r:id="rId122">
-        <w:r>
-          <w:rPr>
-            <w:rtl/>
-            <w:cs/>
-            <w:lang w:val="ar_AE" w:bidi="ar_AE"/>
-          </w:rPr>
-          <w:rPr>
-            <w:color w:val="0000EE"/>
-            <w:u w:val="single"/>
-          </w:rPr>
-          <w:t>أفسس 5: 7–14؛</w:t>
-        </w:r>
-      </w:hyperlink>
-      <w:r>
-        <w:rPr>
-          <w:rtl/>
-          <w:cs/>
-          <w:lang w:val="ar_AE" w:bidi="ar_AE"/>
-        </w:rPr>
-        <w:t xml:space="preserve"> </w:t>
-      </w:r>
-      <w:hyperlink r:id="rId123">
-        <w:r>
-          <w:rPr>
-            <w:rtl/>
-            <w:cs/>
-            <w:lang w:val="ar_AE" w:bidi="ar_AE"/>
-          </w:rPr>
-          <w:rPr>
-            <w:color w:val="0000EE"/>
-            <w:u w:val="single"/>
-          </w:rPr>
-          <w:t>1تسالونيكي 5: 5–8؛</w:t>
-        </w:r>
-      </w:hyperlink>
-      <w:r>
-        <w:rPr>
-          <w:rtl/>
-          <w:cs/>
-          <w:lang w:val="ar_AE" w:bidi="ar_AE"/>
-        </w:rPr>
-        <w:t xml:space="preserve"> </w:t>
-      </w:r>
-      <w:hyperlink r:id="rId93">
-        <w:r>
-          <w:rPr>
-            <w:rtl/>
-            <w:cs/>
-            <w:lang w:val="ar_AE" w:bidi="ar_AE"/>
-          </w:rPr>
-          <w:rPr>
-            <w:color w:val="0000EE"/>
-            <w:u w:val="single"/>
-          </w:rPr>
-          <w:t>1تيموثاوس 6: 16؛</w:t>
-        </w:r>
-      </w:hyperlink>
-      <w:r>
-        <w:rPr>
-          <w:rtl/>
-          <w:cs/>
-          <w:lang w:val="ar_AE" w:bidi="ar_AE"/>
-        </w:rPr>
-        <w:t xml:space="preserve"> </w:t>
-      </w:r>
-      <w:hyperlink r:id="rId76">
-        <w:r>
-          <w:rPr>
-            <w:rtl/>
-            <w:cs/>
-            <w:lang w:val="ar_AE" w:bidi="ar_AE"/>
-          </w:rPr>
-          <w:rPr>
-            <w:color w:val="0000EE"/>
-            <w:u w:val="single"/>
-          </w:rPr>
-          <w:t>يعقوب 1: 17؛</w:t>
-        </w:r>
-      </w:hyperlink>
-      <w:r>
-        <w:rPr>
-          <w:rtl/>
-          <w:cs/>
-          <w:lang w:val="ar_AE" w:bidi="ar_AE"/>
-        </w:rPr>
-        <w:t xml:space="preserve"> </w:t>
-      </w:r>
-      <w:hyperlink r:id="rId70">
-        <w:r>
-          <w:rPr>
-            <w:rtl/>
-            <w:cs/>
-            <w:lang w:val="ar_AE" w:bidi="ar_AE"/>
-          </w:rPr>
-          <w:rPr>
-            <w:color w:val="0000EE"/>
-            <w:u w:val="single"/>
-          </w:rPr>
-          <w:t>2بطرس 2: 17؛</w:t>
-        </w:r>
-      </w:hyperlink>
-      <w:r>
-        <w:rPr>
-          <w:rtl/>
-          <w:cs/>
-          <w:lang w:val="ar_AE" w:bidi="ar_AE"/>
-        </w:rPr>
-        <w:t xml:space="preserve"> </w:t>
-      </w:r>
-      <w:hyperlink r:id="rId124">
-        <w:r>
-          <w:rPr>
-            <w:rtl/>
-            <w:cs/>
-            <w:lang w:val="ar_AE" w:bidi="ar_AE"/>
-          </w:rPr>
-          <w:rPr>
-            <w:color w:val="0000EE"/>
-            <w:u w:val="single"/>
-          </w:rPr>
-          <w:t>1يوحنا 1: 5–7؛</w:t>
-        </w:r>
-      </w:hyperlink>
-      <w:r>
-        <w:rPr>
-          <w:rtl/>
-          <w:cs/>
-          <w:lang w:val="ar_AE" w:bidi="ar_AE"/>
-        </w:rPr>
-        <w:t xml:space="preserve"> </w:t>
-      </w:r>
-      <w:hyperlink r:id="rId125">
-        <w:r>
-          <w:rPr>
-            <w:rtl/>
-            <w:cs/>
-            <w:lang w:val="ar_AE" w:bidi="ar_AE"/>
-          </w:rPr>
-          <w:rPr>
-            <w:color w:val="0000EE"/>
-            <w:u w:val="single"/>
-          </w:rPr>
-          <w:t>2: 7–11</w:t>
-        </w:r>
-      </w:hyperlink>
+      <w:r>
+        <w:rPr>
+          <w:rtl/>
+          <w:cs/>
+          <w:lang w:val="ar_AE" w:bidi="ar_AE"/>
+        </w:rPr>
+        <w:t>تكوين 1: 3–5،</w:t>
+      </w:r>
+      <w:r>
+        <w:rPr>
+          <w:rtl/>
+          <w:cs/>
+          <w:lang w:val="ar_AE" w:bidi="ar_AE"/>
+        </w:rPr>
+        <w:t xml:space="preserve"> </w:t>
+      </w:r>
+      <w:r>
+        <w:rPr>
+          <w:rtl/>
+          <w:cs/>
+          <w:lang w:val="ar_AE" w:bidi="ar_AE"/>
+        </w:rPr>
+        <w:t>14–18؛</w:t>
+      </w:r>
+      <w:r>
+        <w:rPr>
+          <w:rtl/>
+          <w:cs/>
+          <w:lang w:val="ar_AE" w:bidi="ar_AE"/>
+        </w:rPr>
+        <w:t xml:space="preserve"> </w:t>
+      </w:r>
+      <w:r>
+        <w:rPr>
+          <w:rtl/>
+          <w:cs/>
+          <w:lang w:val="ar_AE" w:bidi="ar_AE"/>
+        </w:rPr>
+        <w:t>15: 12؛</w:t>
+      </w:r>
+      <w:r>
+        <w:rPr>
+          <w:rtl/>
+          <w:cs/>
+          <w:lang w:val="ar_AE" w:bidi="ar_AE"/>
+        </w:rPr>
+        <w:t xml:space="preserve"> </w:t>
+      </w:r>
+      <w:r>
+        <w:rPr>
+          <w:rtl/>
+          <w:cs/>
+          <w:lang w:val="ar_AE" w:bidi="ar_AE"/>
+        </w:rPr>
+        <w:t>خروج 10: 21–23؛</w:t>
+      </w:r>
+      <w:r>
+        <w:rPr>
+          <w:rtl/>
+          <w:cs/>
+          <w:lang w:val="ar_AE" w:bidi="ar_AE"/>
+        </w:rPr>
+        <w:t xml:space="preserve"> </w:t>
+      </w:r>
+      <w:r>
+        <w:rPr>
+          <w:rtl/>
+          <w:cs/>
+          <w:lang w:val="ar_AE" w:bidi="ar_AE"/>
+        </w:rPr>
+        <w:t>14: 20؛</w:t>
+      </w:r>
+      <w:r>
+        <w:rPr>
+          <w:rtl/>
+          <w:cs/>
+          <w:lang w:val="ar_AE" w:bidi="ar_AE"/>
+        </w:rPr>
+        <w:t xml:space="preserve"> </w:t>
+      </w:r>
+      <w:r>
+        <w:rPr>
+          <w:rtl/>
+          <w:cs/>
+          <w:lang w:val="ar_AE" w:bidi="ar_AE"/>
+        </w:rPr>
+        <w:t>20: 21؛</w:t>
+      </w:r>
+      <w:r>
+        <w:rPr>
+          <w:rtl/>
+          <w:cs/>
+          <w:lang w:val="ar_AE" w:bidi="ar_AE"/>
+        </w:rPr>
+        <w:t xml:space="preserve"> </w:t>
+      </w:r>
+      <w:r>
+        <w:rPr>
+          <w:rtl/>
+          <w:cs/>
+          <w:lang w:val="ar_AE" w:bidi="ar_AE"/>
+        </w:rPr>
+        <w:t>2صموئيل 22: 10–13؛</w:t>
+      </w:r>
+      <w:r>
+        <w:rPr>
+          <w:rtl/>
+          <w:cs/>
+          <w:lang w:val="ar_AE" w:bidi="ar_AE"/>
+        </w:rPr>
+        <w:t xml:space="preserve"> </w:t>
+      </w:r>
+      <w:r>
+        <w:rPr>
+          <w:rtl/>
+          <w:cs/>
+          <w:lang w:val="ar_AE" w:bidi="ar_AE"/>
+        </w:rPr>
+        <w:t>1ملوك 8: 12؛</w:t>
+      </w:r>
+      <w:r>
+        <w:rPr>
+          <w:rtl/>
+          <w:cs/>
+          <w:lang w:val="ar_AE" w:bidi="ar_AE"/>
+        </w:rPr>
+        <w:t xml:space="preserve"> </w:t>
+      </w:r>
+      <w:r>
+        <w:rPr>
+          <w:rtl/>
+          <w:cs/>
+          <w:lang w:val="ar_AE" w:bidi="ar_AE"/>
+        </w:rPr>
+        <w:t>أيوب 3: 3–7؛</w:t>
+      </w:r>
+      <w:r>
+        <w:rPr>
+          <w:rtl/>
+          <w:cs/>
+          <w:lang w:val="ar_AE" w:bidi="ar_AE"/>
+        </w:rPr>
+        <w:t xml:space="preserve"> </w:t>
+      </w:r>
+      <w:r>
+        <w:rPr>
+          <w:rtl/>
+          <w:cs/>
+          <w:lang w:val="ar_AE" w:bidi="ar_AE"/>
+        </w:rPr>
+        <w:t>12: 22–25؛</w:t>
+      </w:r>
+      <w:r>
+        <w:rPr>
+          <w:rtl/>
+          <w:cs/>
+          <w:lang w:val="ar_AE" w:bidi="ar_AE"/>
+        </w:rPr>
+        <w:t xml:space="preserve"> </w:t>
+      </w:r>
+      <w:r>
+        <w:rPr>
+          <w:rtl/>
+          <w:cs/>
+          <w:lang w:val="ar_AE" w:bidi="ar_AE"/>
+        </w:rPr>
+        <w:t>15: 22؛</w:t>
+      </w:r>
+      <w:r>
+        <w:rPr>
+          <w:rtl/>
+          <w:cs/>
+          <w:lang w:val="ar_AE" w:bidi="ar_AE"/>
+        </w:rPr>
+        <w:t xml:space="preserve"> </w:t>
+      </w:r>
+      <w:r>
+        <w:rPr>
+          <w:rtl/>
+          <w:cs/>
+          <w:lang w:val="ar_AE" w:bidi="ar_AE"/>
+        </w:rPr>
+        <w:t>17: 12–13؛</w:t>
+      </w:r>
+      <w:r>
+        <w:rPr>
+          <w:rtl/>
+          <w:cs/>
+          <w:lang w:val="ar_AE" w:bidi="ar_AE"/>
+        </w:rPr>
+        <w:t xml:space="preserve"> </w:t>
+      </w:r>
+      <w:r>
+        <w:rPr>
+          <w:rtl/>
+          <w:cs/>
+          <w:lang w:val="ar_AE" w:bidi="ar_AE"/>
+        </w:rPr>
+        <w:t>34: 22؛</w:t>
+      </w:r>
+      <w:r>
+        <w:rPr>
+          <w:rtl/>
+          <w:cs/>
+          <w:lang w:val="ar_AE" w:bidi="ar_AE"/>
+        </w:rPr>
+        <w:t xml:space="preserve"> </w:t>
+      </w:r>
+      <w:r>
+        <w:rPr>
+          <w:rtl/>
+          <w:cs/>
+          <w:lang w:val="ar_AE" w:bidi="ar_AE"/>
+        </w:rPr>
+        <w:t>مزمور 18: 11،</w:t>
+      </w:r>
+      <w:r>
+        <w:rPr>
+          <w:rtl/>
+          <w:cs/>
+          <w:lang w:val="ar_AE" w:bidi="ar_AE"/>
+        </w:rPr>
+        <w:t xml:space="preserve"> </w:t>
+      </w:r>
+      <w:r>
+        <w:rPr>
+          <w:rtl/>
+          <w:cs/>
+          <w:lang w:val="ar_AE" w:bidi="ar_AE"/>
+        </w:rPr>
+        <w:t>28؛</w:t>
+      </w:r>
+      <w:r>
+        <w:rPr>
+          <w:rtl/>
+          <w:cs/>
+          <w:lang w:val="ar_AE" w:bidi="ar_AE"/>
+        </w:rPr>
+        <w:t xml:space="preserve"> </w:t>
+      </w:r>
+      <w:r>
+        <w:rPr>
+          <w:rtl/>
+          <w:cs/>
+          <w:lang w:val="ar_AE" w:bidi="ar_AE"/>
+        </w:rPr>
+        <w:t>27: 1؛</w:t>
+      </w:r>
+      <w:r>
+        <w:rPr>
+          <w:rtl/>
+          <w:cs/>
+          <w:lang w:val="ar_AE" w:bidi="ar_AE"/>
+        </w:rPr>
+        <w:t xml:space="preserve"> </w:t>
+      </w:r>
+      <w:r>
+        <w:rPr>
+          <w:rtl/>
+          <w:cs/>
+          <w:lang w:val="ar_AE" w:bidi="ar_AE"/>
+        </w:rPr>
+        <w:t>97: 2–6؛</w:t>
+      </w:r>
+      <w:r>
+        <w:rPr>
+          <w:rtl/>
+          <w:cs/>
+          <w:lang w:val="ar_AE" w:bidi="ar_AE"/>
+        </w:rPr>
+        <w:t xml:space="preserve"> </w:t>
+      </w:r>
+      <w:r>
+        <w:rPr>
+          <w:rtl/>
+          <w:cs/>
+          <w:lang w:val="ar_AE" w:bidi="ar_AE"/>
+        </w:rPr>
+        <w:t>139: 11–12؛</w:t>
+      </w:r>
+      <w:r>
+        <w:rPr>
+          <w:rtl/>
+          <w:cs/>
+          <w:lang w:val="ar_AE" w:bidi="ar_AE"/>
+        </w:rPr>
+        <w:t xml:space="preserve"> </w:t>
+      </w:r>
+      <w:r>
+        <w:rPr>
+          <w:rtl/>
+          <w:cs/>
+          <w:lang w:val="ar_AE" w:bidi="ar_AE"/>
+        </w:rPr>
+        <w:t>أمثال 2: 13؛</w:t>
+      </w:r>
+      <w:r>
+        <w:rPr>
+          <w:rtl/>
+          <w:cs/>
+          <w:lang w:val="ar_AE" w:bidi="ar_AE"/>
+        </w:rPr>
+        <w:t xml:space="preserve"> </w:t>
+      </w:r>
+      <w:r>
+        <w:rPr>
+          <w:rtl/>
+          <w:cs/>
+          <w:lang w:val="ar_AE" w:bidi="ar_AE"/>
+        </w:rPr>
+        <w:t>4: 18–19؛</w:t>
+      </w:r>
+      <w:r>
+        <w:rPr>
+          <w:rtl/>
+          <w:cs/>
+          <w:lang w:val="ar_AE" w:bidi="ar_AE"/>
+        </w:rPr>
+        <w:t xml:space="preserve"> </w:t>
+      </w:r>
+      <w:r>
+        <w:rPr>
+          <w:rtl/>
+          <w:cs/>
+          <w:lang w:val="ar_AE" w:bidi="ar_AE"/>
+        </w:rPr>
+        <w:t>جامعة 11: 7–8؛</w:t>
+      </w:r>
+      <w:r>
+        <w:rPr>
+          <w:rtl/>
+          <w:cs/>
+          <w:lang w:val="ar_AE" w:bidi="ar_AE"/>
+        </w:rPr>
+        <w:t xml:space="preserve"> </w:t>
+      </w:r>
+      <w:r>
+        <w:rPr>
+          <w:rtl/>
+          <w:cs/>
+          <w:lang w:val="ar_AE" w:bidi="ar_AE"/>
+        </w:rPr>
+        <w:t>إشعياء 5: 20؛</w:t>
+      </w:r>
+      <w:r>
+        <w:rPr>
+          <w:rtl/>
+          <w:cs/>
+          <w:lang w:val="ar_AE" w:bidi="ar_AE"/>
+        </w:rPr>
+        <w:t xml:space="preserve"> </w:t>
+      </w:r>
+      <w:r>
+        <w:rPr>
+          <w:rtl/>
+          <w:cs/>
+          <w:lang w:val="ar_AE" w:bidi="ar_AE"/>
+        </w:rPr>
+        <w:t>9: 2؛</w:t>
+      </w:r>
+      <w:r>
+        <w:rPr>
+          <w:rtl/>
+          <w:cs/>
+          <w:lang w:val="ar_AE" w:bidi="ar_AE"/>
+        </w:rPr>
+        <w:t xml:space="preserve"> </w:t>
+      </w:r>
+      <w:r>
+        <w:rPr>
+          <w:rtl/>
+          <w:cs/>
+          <w:lang w:val="ar_AE" w:bidi="ar_AE"/>
+        </w:rPr>
+        <w:t>29: 15؛</w:t>
+      </w:r>
+      <w:r>
+        <w:rPr>
+          <w:rtl/>
+          <w:cs/>
+          <w:lang w:val="ar_AE" w:bidi="ar_AE"/>
+        </w:rPr>
+        <w:t xml:space="preserve"> </w:t>
+      </w:r>
+      <w:r>
+        <w:rPr>
+          <w:rtl/>
+          <w:cs/>
+          <w:lang w:val="ar_AE" w:bidi="ar_AE"/>
+        </w:rPr>
+        <w:t>51: 4؛</w:t>
+      </w:r>
+      <w:r>
+        <w:rPr>
+          <w:rtl/>
+          <w:cs/>
+          <w:lang w:val="ar_AE" w:bidi="ar_AE"/>
+        </w:rPr>
+        <w:t xml:space="preserve"> </w:t>
+      </w:r>
+      <w:r>
+        <w:rPr>
+          <w:rtl/>
+          <w:cs/>
+          <w:lang w:val="ar_AE" w:bidi="ar_AE"/>
+        </w:rPr>
+        <w:t>60: 2–3،</w:t>
+      </w:r>
+      <w:r>
+        <w:rPr>
+          <w:rtl/>
+          <w:cs/>
+          <w:lang w:val="ar_AE" w:bidi="ar_AE"/>
+        </w:rPr>
+        <w:t xml:space="preserve"> </w:t>
+      </w:r>
+      <w:r>
+        <w:rPr>
+          <w:rtl/>
+          <w:cs/>
+          <w:lang w:val="ar_AE" w:bidi="ar_AE"/>
+        </w:rPr>
+        <w:t>19–20؛</w:t>
+      </w:r>
+      <w:r>
+        <w:rPr>
+          <w:rtl/>
+          <w:cs/>
+          <w:lang w:val="ar_AE" w:bidi="ar_AE"/>
+        </w:rPr>
+        <w:t xml:space="preserve"> </w:t>
+      </w:r>
+      <w:r>
+        <w:rPr>
+          <w:rtl/>
+          <w:cs/>
+          <w:lang w:val="ar_AE" w:bidi="ar_AE"/>
+        </w:rPr>
+        <w:t>دانيآل 2: 22؛</w:t>
+      </w:r>
+      <w:r>
+        <w:rPr>
+          <w:rtl/>
+          <w:cs/>
+          <w:lang w:val="ar_AE" w:bidi="ar_AE"/>
+        </w:rPr>
+        <w:t xml:space="preserve"> </w:t>
+      </w:r>
+      <w:r>
+        <w:rPr>
+          <w:rtl/>
+          <w:cs/>
+          <w:lang w:val="ar_AE" w:bidi="ar_AE"/>
+        </w:rPr>
+        <w:t>ميخا 7: 8–9؛</w:t>
+      </w:r>
+      <w:r>
+        <w:rPr>
+          <w:rtl/>
+          <w:cs/>
+          <w:lang w:val="ar_AE" w:bidi="ar_AE"/>
+        </w:rPr>
+        <w:t xml:space="preserve"> </w:t>
+      </w:r>
+      <w:r>
+        <w:rPr>
+          <w:rtl/>
+          <w:cs/>
+          <w:lang w:val="ar_AE" w:bidi="ar_AE"/>
+        </w:rPr>
+        <w:t>متى 4: 16؛</w:t>
+      </w:r>
+      <w:r>
+        <w:rPr>
+          <w:rtl/>
+          <w:cs/>
+          <w:lang w:val="ar_AE" w:bidi="ar_AE"/>
+        </w:rPr>
+        <w:t xml:space="preserve"> </w:t>
+      </w:r>
+      <w:r>
+        <w:rPr>
+          <w:rtl/>
+          <w:cs/>
+          <w:lang w:val="ar_AE" w:bidi="ar_AE"/>
+        </w:rPr>
+        <w:t>6: 22–23؛</w:t>
+      </w:r>
+      <w:r>
+        <w:rPr>
+          <w:rtl/>
+          <w:cs/>
+          <w:lang w:val="ar_AE" w:bidi="ar_AE"/>
+        </w:rPr>
+        <w:t xml:space="preserve"> </w:t>
+      </w:r>
+      <w:r>
+        <w:rPr>
+          <w:rtl/>
+          <w:cs/>
+          <w:lang w:val="ar_AE" w:bidi="ar_AE"/>
+        </w:rPr>
+        <w:t>8: 12؛</w:t>
+      </w:r>
+      <w:r>
+        <w:rPr>
+          <w:rtl/>
+          <w:cs/>
+          <w:lang w:val="ar_AE" w:bidi="ar_AE"/>
+        </w:rPr>
+        <w:t xml:space="preserve"> </w:t>
+      </w:r>
+      <w:r>
+        <w:rPr>
+          <w:rtl/>
+          <w:cs/>
+          <w:lang w:val="ar_AE" w:bidi="ar_AE"/>
+        </w:rPr>
+        <w:t>لوقا 1: 78–79؛</w:t>
+      </w:r>
+      <w:r>
+        <w:rPr>
+          <w:rtl/>
+          <w:cs/>
+          <w:lang w:val="ar_AE" w:bidi="ar_AE"/>
+        </w:rPr>
+        <w:t xml:space="preserve"> </w:t>
+      </w:r>
+      <w:r>
+        <w:rPr>
+          <w:rtl/>
+          <w:cs/>
+          <w:lang w:val="ar_AE" w:bidi="ar_AE"/>
+        </w:rPr>
+        <w:t>2: 32؛</w:t>
+      </w:r>
+      <w:r>
+        <w:rPr>
+          <w:rtl/>
+          <w:cs/>
+          <w:lang w:val="ar_AE" w:bidi="ar_AE"/>
+        </w:rPr>
+        <w:t xml:space="preserve"> </w:t>
+      </w:r>
+      <w:r>
+        <w:rPr>
+          <w:rtl/>
+          <w:cs/>
+          <w:lang w:val="ar_AE" w:bidi="ar_AE"/>
+        </w:rPr>
+        <w:t>يوحنا 1: 4–9؛</w:t>
+      </w:r>
+      <w:r>
+        <w:rPr>
+          <w:rtl/>
+          <w:cs/>
+          <w:lang w:val="ar_AE" w:bidi="ar_AE"/>
+        </w:rPr>
+        <w:t xml:space="preserve"> </w:t>
+      </w:r>
+      <w:r>
+        <w:rPr>
+          <w:rtl/>
+          <w:cs/>
+          <w:lang w:val="ar_AE" w:bidi="ar_AE"/>
+        </w:rPr>
+        <w:t>8: 12؛</w:t>
+      </w:r>
+      <w:r>
+        <w:rPr>
+          <w:rtl/>
+          <w:cs/>
+          <w:lang w:val="ar_AE" w:bidi="ar_AE"/>
+        </w:rPr>
+        <w:t xml:space="preserve"> </w:t>
+      </w:r>
+      <w:r>
+        <w:rPr>
+          <w:rtl/>
+          <w:cs/>
+          <w:lang w:val="ar_AE" w:bidi="ar_AE"/>
+        </w:rPr>
+        <w:t>9: 5؛</w:t>
+      </w:r>
+      <w:r>
+        <w:rPr>
+          <w:rtl/>
+          <w:cs/>
+          <w:lang w:val="ar_AE" w:bidi="ar_AE"/>
+        </w:rPr>
+        <w:t xml:space="preserve"> </w:t>
+      </w:r>
+      <w:r>
+        <w:rPr>
+          <w:rtl/>
+          <w:cs/>
+          <w:lang w:val="ar_AE" w:bidi="ar_AE"/>
+        </w:rPr>
+        <w:t>12: 35–36،</w:t>
+      </w:r>
+      <w:r>
+        <w:rPr>
+          <w:rtl/>
+          <w:cs/>
+          <w:lang w:val="ar_AE" w:bidi="ar_AE"/>
+        </w:rPr>
+        <w:t xml:space="preserve"> </w:t>
+      </w:r>
+      <w:r>
+        <w:rPr>
+          <w:rtl/>
+          <w:cs/>
+          <w:lang w:val="ar_AE" w:bidi="ar_AE"/>
+        </w:rPr>
+        <w:t>46؛</w:t>
+      </w:r>
+      <w:r>
+        <w:rPr>
+          <w:rtl/>
+          <w:cs/>
+          <w:lang w:val="ar_AE" w:bidi="ar_AE"/>
+        </w:rPr>
+        <w:t xml:space="preserve"> </w:t>
+      </w:r>
+      <w:r>
+        <w:rPr>
+          <w:rtl/>
+          <w:cs/>
+          <w:lang w:val="ar_AE" w:bidi="ar_AE"/>
+        </w:rPr>
+        <w:t>أعمال الرسل 13: 47؛</w:t>
+      </w:r>
+      <w:r>
+        <w:rPr>
+          <w:rtl/>
+          <w:cs/>
+          <w:lang w:val="ar_AE" w:bidi="ar_AE"/>
+        </w:rPr>
+        <w:t xml:space="preserve"> </w:t>
+      </w:r>
+      <w:r>
+        <w:rPr>
+          <w:rtl/>
+          <w:cs/>
+          <w:lang w:val="ar_AE" w:bidi="ar_AE"/>
+        </w:rPr>
+        <w:t>26: 18؛</w:t>
+      </w:r>
+      <w:r>
+        <w:rPr>
+          <w:rtl/>
+          <w:cs/>
+          <w:lang w:val="ar_AE" w:bidi="ar_AE"/>
+        </w:rPr>
+        <w:t xml:space="preserve"> </w:t>
+      </w:r>
+      <w:r>
+        <w:rPr>
+          <w:rtl/>
+          <w:cs/>
+          <w:lang w:val="ar_AE" w:bidi="ar_AE"/>
+        </w:rPr>
+        <w:t>رومية 2: 19–20؛</w:t>
+      </w:r>
+      <w:r>
+        <w:rPr>
+          <w:rtl/>
+          <w:cs/>
+          <w:lang w:val="ar_AE" w:bidi="ar_AE"/>
+        </w:rPr>
+        <w:t xml:space="preserve"> </w:t>
+      </w:r>
+      <w:r>
+        <w:rPr>
+          <w:rtl/>
+          <w:cs/>
+          <w:lang w:val="ar_AE" w:bidi="ar_AE"/>
+        </w:rPr>
+        <w:t>أفسس 5: 7–14؛</w:t>
+      </w:r>
+      <w:r>
+        <w:rPr>
+          <w:rtl/>
+          <w:cs/>
+          <w:lang w:val="ar_AE" w:bidi="ar_AE"/>
+        </w:rPr>
+        <w:t xml:space="preserve"> </w:t>
+      </w:r>
+      <w:r>
+        <w:rPr>
+          <w:rtl/>
+          <w:cs/>
+          <w:lang w:val="ar_AE" w:bidi="ar_AE"/>
+        </w:rPr>
+        <w:t>1تسالونيكي 5: 5–8؛</w:t>
+      </w:r>
+      <w:r>
+        <w:rPr>
+          <w:rtl/>
+          <w:cs/>
+          <w:lang w:val="ar_AE" w:bidi="ar_AE"/>
+        </w:rPr>
+        <w:t xml:space="preserve"> </w:t>
+      </w:r>
+      <w:r>
+        <w:rPr>
+          <w:rtl/>
+          <w:cs/>
+          <w:lang w:val="ar_AE" w:bidi="ar_AE"/>
+        </w:rPr>
+        <w:t>1تيموثاوس 6: 16؛</w:t>
+      </w:r>
+      <w:r>
+        <w:rPr>
+          <w:rtl/>
+          <w:cs/>
+          <w:lang w:val="ar_AE" w:bidi="ar_AE"/>
+        </w:rPr>
+        <w:t xml:space="preserve"> </w:t>
+      </w:r>
+      <w:r>
+        <w:rPr>
+          <w:rtl/>
+          <w:cs/>
+          <w:lang w:val="ar_AE" w:bidi="ar_AE"/>
+        </w:rPr>
+        <w:t>يعقوب 1: 17؛</w:t>
+      </w:r>
+      <w:r>
+        <w:rPr>
+          <w:rtl/>
+          <w:cs/>
+          <w:lang w:val="ar_AE" w:bidi="ar_AE"/>
+        </w:rPr>
+        <w:t xml:space="preserve"> </w:t>
+      </w:r>
+      <w:r>
+        <w:rPr>
+          <w:rtl/>
+          <w:cs/>
+          <w:lang w:val="ar_AE" w:bidi="ar_AE"/>
+        </w:rPr>
+        <w:t>2بطرس 2: 17؛</w:t>
+      </w:r>
+      <w:r>
+        <w:rPr>
+          <w:rtl/>
+          <w:cs/>
+          <w:lang w:val="ar_AE" w:bidi="ar_AE"/>
+        </w:rPr>
+        <w:t xml:space="preserve"> </w:t>
+      </w:r>
+      <w:r>
+        <w:rPr>
+          <w:rtl/>
+          <w:cs/>
+          <w:lang w:val="ar_AE" w:bidi="ar_AE"/>
+        </w:rPr>
+        <w:t>1يوحنا 1: 5–7؛</w:t>
+      </w:r>
+      <w:r>
+        <w:rPr>
+          <w:rtl/>
+          <w:cs/>
+          <w:lang w:val="ar_AE" w:bidi="ar_AE"/>
+        </w:rPr>
+        <w:t xml:space="preserve"> </w:t>
+      </w:r>
+      <w:r>
+        <w:rPr>
+          <w:rtl/>
+          <w:cs/>
+          <w:lang w:val="ar_AE" w:bidi="ar_AE"/>
+        </w:rPr>
+        <w:t>2: 7–11</w:t>
+      </w:r>
       <w:r>
         <w:rPr>
           <w:rtl/>
